--- a/bi-self/selfrecover/docs/whitepaper-en.docx
+++ b/bi-self/selfrecover/docs/whitepaper-en.docx
@@ -2,13 +2,13 @@
 <file path=word/document.xml><?xml version="1.0" encoding="utf-8"?>
 <w:document xmlns:w="http://schemas.openxmlformats.org/wordprocessingml/2006/main" xmlns:m="http://schemas.openxmlformats.org/officeDocument/2006/math" xmlns:r="http://schemas.openxmlformats.org/officeDocument/2006/relationships" xmlns:o="urn:schemas-microsoft-com:office:office" xmlns:v="urn:schemas-microsoft-com:vml" xmlns:w10="urn:schemas-microsoft-com:office:word" xmlns:a="http://schemas.openxmlformats.org/drawingml/2006/main" xmlns:pic="http://schemas.openxmlformats.org/drawingml/2006/picture" xmlns:wp="http://schemas.openxmlformats.org/drawingml/2006/wordprocessingDrawing">
   <w:body>
-    <w:bookmarkStart w:id="58" w:name="selfrecover-whitepaper-v1.1"/>
+    <w:bookmarkStart w:id="62" w:name="selfrecover-whitepaper-v1.2"/>
     <w:p>
       <w:pPr>
         <w:pStyle w:val="Heading1"/>
       </w:pPr>
       <w:r>
-        <w:t xml:space="preserve">SelfRecover — Whitepaper v1.1</w:t>
+        <w:t xml:space="preserve">SelfRecover — Whitepaper v1.2</w:t>
       </w:r>
     </w:p>
     <w:p>
@@ -30,7 +30,19 @@
           <w:i/>
           <w:iCs/>
         </w:rPr>
-        <w:t xml:space="preserve">One word. Every site. Forever.</w:t>
+        <w:t xml:space="preserve">Your word. Your sites. No email.</w:t>
+      </w:r>
+    </w:p>
+    <w:p>
+      <w:pPr>
+        <w:pStyle w:val="BodyText"/>
+      </w:pPr>
+      <w:r>
+        <w:rPr>
+          <w:i/>
+          <w:iCs/>
+        </w:rPr>
+        <w:t xml:space="preserve">Edition of 4 October 2026 — v1.2 — describes SelfRecover 0.9.0</w:t>
       </w:r>
     </w:p>
     <w:p>
@@ -40,13 +52,13 @@
         </w:pict>
       </w:r>
     </w:p>
-    <w:bookmarkStart w:id="20" w:name="context-may-2026"/>
+    <w:bookmarkStart w:id="20" w:name="context"/>
     <w:p>
       <w:pPr>
         <w:pStyle w:val="Heading2"/>
       </w:pPr>
       <w:r>
-        <w:t xml:space="preserve">Context (May 2026)</w:t>
+        <w:t xml:space="preserve">Context</w:t>
       </w:r>
     </w:p>
     <w:p>
@@ -62,7 +74,23 @@
         <w:pStyle w:val="BodyText"/>
       </w:pPr>
       <w:r>
-        <w:t xml:space="preserve">The question is structural: why does a service need to index a mailbox to establish that you are you? As long as a third-party mailbox is in the recovery chain, its compromise becomes the dominant attack vector. SelfRecover offers a technical answer: make the email channel optional (</w:t>
+        <w:t xml:space="preserve">The question is structural: why does a service need to index a mailbox to establish that you are you? As long as a third-party mailbox is in the recovery chain, its compromise becomes the dominant attack vector. SelfRecover offers a technical answer: remove the email channel (</w:t>
+      </w:r>
+      <w:r>
+        <w:rPr>
+          <w:b/>
+          <w:bCs/>
+        </w:rPr>
+        <w:t xml:space="preserve">Full</w:t>
+      </w:r>
+      <w:r>
+        <w:t xml:space="preserve"> </w:t>
+      </w:r>
+      <w:r>
+        <w:t xml:space="preserve">mode, the only one implemented). A</w:t>
+      </w:r>
+      <w:r>
+        <w:t xml:space="preserve"> </w:t>
       </w:r>
       <w:r>
         <w:rPr>
@@ -75,20 +103,7 @@
         <w:t xml:space="preserve"> </w:t>
       </w:r>
       <w:r>
-        <w:t xml:space="preserve">mode, v0.1.1) or remove it entirely (</w:t>
-      </w:r>
-      <w:r>
-        <w:rPr>
-          <w:b/>
-          <w:bCs/>
-        </w:rPr>
-        <w:t xml:space="preserve">Full</w:t>
-      </w:r>
-      <w:r>
-        <w:t xml:space="preserve"> </w:t>
-      </w:r>
-      <w:r>
-        <w:t xml:space="preserve">mode). Published under AGPL-3.0-or-later in April 2026 (v0.1.0).</w:t>
+        <w:t xml:space="preserve">mode that kept it optional was shown as a demonstration in v0.1.1; that demonstration was removed on 18 August 2026. Published in April 2026 (v0.1.0), under AGPL-3.0-or-later since 19 April 2026.</w:t>
       </w:r>
     </w:p>
     <w:p>
@@ -121,7 +136,7 @@
         <w:pStyle w:val="FirstParagraph"/>
       </w:pPr>
       <w:r>
-        <w:t xml:space="preserve">SelfRecover is a split-knowledge account recovery protocol that eliminates the dependency on email for password recovery. It relies on a HMAC-SHA256 derivation performed client-side, keyed by the recovery word itself, with the derivation material, the format version and the account salt carried in the message: the raw recovery word never leaves the browser, and the server stores only Argon2id hashes of per-service derived keys, which prevents correlating stored fingerprints across services. This document describes the protocol, its three-level escalation, the threat model, and mandatory deployment rules.</w:t>
+        <w:t xml:space="preserve">SelfRecover is a split-knowledge account recovery protocol that eliminates the dependency on email for password recovery. It relies on a HMAC-SHA256 derivation performed client-side, keyed by the recovery word itself, with the derivation material, the format version and the account salt carried in the message: the shipped deriver lets only the recovery word’s fingerprint out of the browser, and the server stores only an Argon2id hash of it, specific to the service and the account, which prevents correlating stored fingerprints across services. The password and the passphrase are server-generated and do pass through the server. This document describes the protocol, its three-level escalation, the threat model, and mandatory deployment rules.</w:t>
       </w:r>
     </w:p>
     <w:p>
@@ -398,7 +413,7 @@
         <w:pStyle w:val="FirstParagraph"/>
       </w:pPr>
       <w:r>
-        <w:t xml:space="preserve">When a new account is created, the recovery word is immediately processed through HMAC-SHA256 derivation. The raw word never reaches the server.</w:t>
+        <w:t xml:space="preserve">When a new account is created, the recovery word is immediately processed through HMAC-SHA256 derivation, in the browser. With the shipped deriver, the raw word does not reach the server.</w:t>
       </w:r>
     </w:p>
     <w:p>
@@ -455,7 +470,7 @@
         <w:t xml:space="preserve"> </w:t>
       </w:r>
       <w:r>
-        <w:t xml:space="preserve">— classic password hash</w:t>
+        <w:t xml:space="preserve">— the login password</w:t>
       </w:r>
     </w:p>
     <w:p>
@@ -476,7 +491,7 @@
         <w:t xml:space="preserve"> </w:t>
       </w:r>
       <w:r>
-        <w:t xml:space="preserve">— a diceware passphrase generated server-side (6 words, ~77.5 bits of entropy)</w:t>
+        <w:t xml:space="preserve">— a diceware passphrase generated server-side (6 words, ≈ 77.5 bits of entropy; a shorter passphrase issued before the move to six words stays valid until used)</w:t>
       </w:r>
     </w:p>
     <w:p>
@@ -523,10 +538,39 @@
     </w:p>
     <w:p>
       <w:pPr>
+        <w:pStyle w:val="Compact"/>
+        <w:numPr>
+          <w:ilvl w:val="0"/>
+          <w:numId w:val="1002"/>
+        </w:numPr>
+      </w:pPr>
+      <w:r>
+        <w:t xml:space="preserve">the first batch of 10 recovery codes, each stored in two forms (§5.4)</w:t>
+      </w:r>
+    </w:p>
+    <w:p>
+      <w:pPr>
         <w:pStyle w:val="FirstParagraph"/>
       </w:pPr>
       <w:r>
-        <w:t xml:space="preserve">The user receives the passphrase once and is asked to save it offline.</w:t>
+        <w:t xml:space="preserve">Every server-side hash uses one Argon2id profile: 64 MiB, 4 iterations, 2 threads (</w:t>
+      </w:r>
+      <w:r>
+        <w:rPr>
+          <w:rStyle w:val="VerbatimChar"/>
+        </w:rPr>
+        <w:t xml:space="preserve">Hashing::ARGON2</w:t>
+      </w:r>
+      <w:r>
+        <w:t xml:space="preserve">).</w:t>
+      </w:r>
+    </w:p>
+    <w:p>
+      <w:pPr>
+        <w:pStyle w:val="BodyText"/>
+      </w:pPr>
+      <w:r>
+        <w:t xml:space="preserve">The user receives the passphrase and the codes once, and keeps them on paper, offline.</w:t>
       </w:r>
     </w:p>
     <w:bookmarkEnd w:id="24"/>
@@ -544,22 +588,16 @@
         <w:pStyle w:val="FirstParagraph"/>
       </w:pPr>
       <w:r>
-        <w:t xml:space="preserve">Login uses the classic</w:t>
-      </w:r>
-      <w:r>
-        <w:t xml:space="preserve"> </w:t>
-      </w:r>
-      <w:r>
-        <w:rPr>
-          <w:rStyle w:val="VerbatimChar"/>
-        </w:rPr>
-        <w:t xml:space="preserve">username + password</w:t>
-      </w:r>
-      <w:r>
-        <w:t xml:space="preserve"> </w:t>
-      </w:r>
-      <w:r>
-        <w:t xml:space="preserve">→ JWT token flow. Token is bound to a browser fingerprint so it invalidates when the session changes device.</w:t>
+        <w:t xml:space="preserve">Ordinary login belongs to the application: the library provides none. It only requires a way to revoke an account’s sessions (</w:t>
+      </w:r>
+      <w:r>
+        <w:rPr>
+          <w:rStyle w:val="VerbatimChar"/>
+        </w:rPr>
+        <w:t xml:space="preserve">revoquerSessions()</w:t>
+      </w:r>
+      <w:r>
+        <w:t xml:space="preserve">), which every successful recovery does.</w:t>
       </w:r>
     </w:p>
     <w:bookmarkEnd w:id="25"/>
@@ -659,7 +697,7 @@
               <w:jc w:val="left"/>
             </w:pPr>
             <w:r>
-              <w:t xml:space="preserve">Username + diceware passphrase</w:t>
+              <w:t xml:space="preserve">Account name + diceware passphrase</w:t>
             </w:r>
           </w:p>
         </w:tc>
@@ -671,7 +709,7 @@
               <w:jc w:val="left"/>
             </w:pPr>
             <w:r>
-              <w:t xml:space="preserve">New password</w:t>
+              <w:t xml:space="preserve">New password and new passphrase</w:t>
             </w:r>
           </w:p>
         </w:tc>
@@ -713,7 +751,49 @@
               <w:jc w:val="left"/>
             </w:pPr>
             <w:r>
-              <w:t xml:space="preserve">New password</w:t>
+              <w:t xml:space="preserve">New password and new passphrase</w:t>
+            </w:r>
+          </w:p>
+        </w:tc>
+      </w:tr>
+      <w:tr>
+        <w:tc>
+          <w:tcPr/>
+          <w:p>
+            <w:pPr>
+              <w:pStyle w:val="Compact"/>
+              <w:jc w:val="left"/>
+            </w:pPr>
+            <w:r>
+              <w:rPr>
+                <w:b/>
+                <w:bCs/>
+              </w:rPr>
+              <w:t xml:space="preserve">L2, device path</w:t>
+            </w:r>
+          </w:p>
+        </w:tc>
+        <w:tc>
+          <w:tcPr/>
+          <w:p>
+            <w:pPr>
+              <w:pStyle w:val="Compact"/>
+              <w:jc w:val="left"/>
+            </w:pPr>
+            <w:r>
+              <w:t xml:space="preserve">Enrolled device + recovery word</w:t>
+            </w:r>
+          </w:p>
+        </w:tc>
+        <w:tc>
+          <w:tcPr/>
+          <w:p>
+            <w:pPr>
+              <w:pStyle w:val="Compact"/>
+              <w:jc w:val="left"/>
+            </w:pPr>
+            <w:r>
+              <w:t xml:space="preserve">New password; passphrase and codes unchanged</w:t>
             </w:r>
           </w:p>
         </w:tc>
@@ -743,7 +823,7 @@
               <w:jc w:val="left"/>
             </w:pPr>
             <w:r>
-              <w:t xml:space="preserve">Public identifier + context signals</w:t>
+              <w:t xml:space="preserve">Account name + context answers</w:t>
             </w:r>
           </w:p>
         </w:tc>
@@ -755,7 +835,7 @@
               <w:jc w:val="left"/>
             </w:pPr>
             <w:r>
-              <w:t xml:space="preserve">Raw facts for a human admin → self-re-enrollment on grant</w:t>
+              <w:t xml:space="preserve">Raw facts for a human arbitrator; on grant, the user sets their password and memorized word, the server issues a fresh passphrase and 10 codes and removes enrolled devices</w:t>
             </w:r>
           </w:p>
         </w:tc>
@@ -770,7 +850,7 @@
     </w:p>
     <w:bookmarkEnd w:id="26"/>
     <w:bookmarkEnd w:id="27"/>
-    <w:bookmarkStart w:id="29" w:name="X2c082adeae96c738d6a1d505f309b0ded5070d2"/>
+    <w:bookmarkStart w:id="30" w:name="X2c082adeae96c738d6a1d505f309b0ded5070d2"/>
     <w:p>
       <w:pPr>
         <w:pStyle w:val="Heading2"/>
@@ -840,7 +920,7 @@
         <w:rPr>
           <w:rStyle w:val="CommentTok"/>
         </w:rPr>
-        <w:t xml:space="preserve">// The form shipped by client/sr-derive.js. The memorized word is the KEY, never the message.</w:t>
+        <w:t xml:space="preserve">// Abridged form of client/sr-derive.js. The memorized word is the KEY, never the message.</w:t>
       </w:r>
       <w:r>
         <w:br/>
@@ -1074,7 +1154,19 @@
         <w:rPr>
           <w:rStyle w:val="NormalTok"/>
         </w:rPr>
-        <w:t xml:space="preserve">)    </w:t>
+        <w:t xml:space="preserve"> </w:t>
+      </w:r>
+      <w:r>
+        <w:rPr>
+          <w:rStyle w:val="OperatorTok"/>
+        </w:rPr>
+        <w:t xml:space="preserve">&amp;&amp;</w:t>
+      </w:r>
+      <w:r>
+        <w:rPr>
+          <w:rStyle w:val="NormalTok"/>
+        </w:rPr>
+        <w:t xml:space="preserve"> label) </w:t>
       </w:r>
       <w:r>
         <w:rPr>
@@ -1098,13 +1190,13 @@
         <w:rPr>
           <w:rStyle w:val="NormalTok"/>
         </w:rPr>
-        <w:t xml:space="preserve">            </w:t>
+        <w:t xml:space="preserve">      </w:t>
       </w:r>
       <w:r>
         <w:rPr>
           <w:rStyle w:val="CommentTok"/>
         </w:rPr>
-        <w:t xml:space="preserve">// taken verbatim</w:t>
+        <w:t xml:space="preserve">// taken verbatim; empty, it throws</w:t>
       </w:r>
       <w:r>
         <w:br/>
@@ -2208,7 +2300,37 @@
         </w:numPr>
       </w:pPr>
       <w:r>
-        <w:t xml:space="preserve">The same input produces a different output on every service</w:t>
+        <w:t xml:space="preserve">The same word yields a different fingerprint per account (the salt) and per material: each hostname in</w:t>
+      </w:r>
+      <w:r>
+        <w:t xml:space="preserve"> </w:t>
+      </w:r>
+      <w:r>
+        <w:rPr>
+          <w:rStyle w:val="VerbatimChar"/>
+        </w:rPr>
+        <w:t xml:space="preserve">'hostname'</w:t>
+      </w:r>
+      <w:r>
+        <w:t xml:space="preserve"> </w:t>
+      </w:r>
+      <w:r>
+        <w:t xml:space="preserve">mode, each label in</w:t>
+      </w:r>
+      <w:r>
+        <w:t xml:space="preserve"> </w:t>
+      </w:r>
+      <w:r>
+        <w:rPr>
+          <w:rStyle w:val="VerbatimChar"/>
+        </w:rPr>
+        <w:t xml:space="preserve">'label'</w:t>
+      </w:r>
+      <w:r>
+        <w:t xml:space="preserve"> </w:t>
+      </w:r>
+      <w:r>
+        <w:t xml:space="preserve">mode</w:t>
       </w:r>
     </w:p>
     <w:p>
@@ -2220,23 +2342,7 @@
         </w:numPr>
       </w:pPr>
       <w:r>
-        <w:t xml:space="preserve">The raw word</w:t>
-      </w:r>
-      <w:r>
-        <w:t xml:space="preserve"> </w:t>
-      </w:r>
-      <w:r>
-        <w:rPr>
-          <w:b/>
-          <w:bCs/>
-        </w:rPr>
-        <w:t xml:space="preserve">never</w:t>
-      </w:r>
-      <w:r>
-        <w:t xml:space="preserve"> </w:t>
-      </w:r>
-      <w:r>
-        <w:t xml:space="preserve">leaves the browser</w:t>
+        <w:t xml:space="preserve">With the shipped deriver, the raw word does not leave the browser</w:t>
       </w:r>
     </w:p>
     <w:p>
@@ -2248,7 +2354,7 @@
         </w:numPr>
       </w:pPr>
       <w:r>
-        <w:t xml:space="preserve">The server never sees the word — only the derived key</w:t>
+        <w:t xml:space="preserve">The server only receives the derived key. It is also the server that serves the deriver: a compromised server could serve a different page (§10.2)</w:t>
       </w:r>
     </w:p>
     <w:p>
@@ -2678,6 +2784,72 @@
         <w:t xml:space="preserve">mode this resistance does not exist — the label travels with the copy. The honest limit, in both modes: an active phishing site controlling its own page harvests the raw word and derives whatever it wants afterwards (out of scope, as for any in-browser protocol), and a raw word reused elsewhere stays reusable — the derivation does not save a known, reused secret.</w:t>
       </w:r>
     </w:p>
+    <w:bookmarkEnd w:id="28"/>
+    <w:bookmarkStart w:id="29" w:name="the-salt-route-it-always-answers"/>
+    <w:p>
+      <w:pPr>
+        <w:pStyle w:val="Heading3"/>
+      </w:pPr>
+      <w:r>
+        <w:t xml:space="preserve">4.2 The salt route — it always answers</w:t>
+      </w:r>
+    </w:p>
+    <w:p>
+      <w:pPr>
+        <w:pStyle w:val="FirstParagraph"/>
+      </w:pPr>
+      <w:r>
+        <w:t xml:space="preserve">At level 2 the browser derives before the account is identified: the code is what identifies it. So it first needs the account salt, which it asks for by presenting the code, on a public, unauthenticated route. The route</w:t>
+      </w:r>
+      <w:r>
+        <w:t xml:space="preserve"> </w:t>
+      </w:r>
+      <w:r>
+        <w:rPr>
+          <w:b/>
+          <w:bCs/>
+        </w:rPr>
+        <w:t xml:space="preserve">always</w:t>
+      </w:r>
+      <w:r>
+        <w:t xml:space="preserve"> </w:t>
+      </w:r>
+      <w:r>
+        <w:t xml:space="preserve">returns a salt: the account’s for a known code, consumed or not; otherwise a fake one, of the same shape, stable from one try to the next, keyed by the deployment salt and computed on both paths. A route that refused an unknown code would let anyone test codes for the price of a request, without paying a single Argon2id.</w:t>
+      </w:r>
+    </w:p>
+    <w:p>
+      <w:pPr>
+        <w:pStyle w:val="BodyText"/>
+      </w:pPr>
+      <w:r>
+        <w:t xml:space="preserve">The library exposes no route; it ships the guard,</w:t>
+      </w:r>
+      <w:r>
+        <w:t xml:space="preserve"> </w:t>
+      </w:r>
+      <w:r>
+        <w:rPr>
+          <w:rStyle w:val="VerbatimChar"/>
+        </w:rPr>
+        <w:t xml:space="preserve">Recovery::selDeDerivation($code)</w:t>
+      </w:r>
+      <w:r>
+        <w:t xml:space="preserve">, and the optional</w:t>
+      </w:r>
+      <w:r>
+        <w:t xml:space="preserve"> </w:t>
+      </w:r>
+      <w:r>
+        <w:rPr>
+          <w:rStyle w:val="VerbatimChar"/>
+        </w:rPr>
+        <w:t xml:space="preserve">SelParCodeInterface</w:t>
+      </w:r>
+      <w:r>
+        <w:t xml:space="preserve">, which only the storage serving that route has to implement.</w:t>
+      </w:r>
+    </w:p>
     <w:p>
       <w:r>
         <w:pict>
@@ -2685,9 +2857,9 @@
         </w:pict>
       </w:r>
     </w:p>
-    <w:bookmarkEnd w:id="28"/>
     <w:bookmarkEnd w:id="29"/>
-    <w:bookmarkStart w:id="34" w:name="three-level-recovery-escalation"/>
+    <w:bookmarkEnd w:id="30"/>
+    <w:bookmarkStart w:id="35" w:name="three-level-recovery-escalation"/>
     <w:p>
       <w:pPr>
         <w:pStyle w:val="Heading2"/>
@@ -2696,7 +2868,7 @@
         <w:t xml:space="preserve">5. Three-Level Recovery Escalation</w:t>
       </w:r>
     </w:p>
-    <w:bookmarkStart w:id="30" w:name="level-1-forgotten-password"/>
+    <w:bookmarkStart w:id="31" w:name="level-1-forgotten-password"/>
     <w:p>
       <w:pPr>
         <w:pStyle w:val="Heading3"/>
@@ -2714,37 +2886,7 @@
         </w:numPr>
       </w:pPr>
       <w:r>
-        <w:t xml:space="preserve">User provides:</w:t>
-      </w:r>
-      <w:r>
-        <w:t xml:space="preserve"> </w:t>
-      </w:r>
-      <w:r>
-        <w:rPr>
-          <w:rStyle w:val="VerbatimChar"/>
-        </w:rPr>
-        <w:t xml:space="preserve">username</w:t>
-      </w:r>
-      <w:r>
-        <w:t xml:space="preserve"> </w:t>
-      </w:r>
-      <w:r>
-        <w:t xml:space="preserve">+</w:t>
-      </w:r>
-      <w:r>
-        <w:t xml:space="preserve"> </w:t>
-      </w:r>
-      <w:r>
-        <w:rPr>
-          <w:rStyle w:val="VerbatimChar"/>
-        </w:rPr>
-        <w:t xml:space="preserve">diceware passphrase</w:t>
-      </w:r>
-      <w:r>
-        <w:t xml:space="preserve"> </w:t>
-      </w:r>
-      <w:r>
-        <w:t xml:space="preserve">(exact match)</w:t>
+        <w:t xml:space="preserve">User provides: the account name + the diceware passphrase (exact, up to whitespace; the name is lowercased)</w:t>
       </w:r>
     </w:p>
     <w:p>
@@ -2756,7 +2898,23 @@
         </w:numPr>
       </w:pPr>
       <w:r>
-        <w:t xml:space="preserve">On success: new password generated, masked by default, shown once</w:t>
+        <w:t xml:space="preserve">On success: a new password</w:t>
+      </w:r>
+      <w:r>
+        <w:t xml:space="preserve"> </w:t>
+      </w:r>
+      <w:r>
+        <w:rPr>
+          <w:b/>
+          <w:bCs/>
+        </w:rPr>
+        <w:t xml:space="preserve">and</w:t>
+      </w:r>
+      <w:r>
+        <w:t xml:space="preserve"> </w:t>
+      </w:r>
+      <w:r>
+        <w:t xml:space="preserve">a new passphrase, shown once; the old passphrase is void and open sessions are dropped. The memorized word and enrolled devices are unchanged. The age of the passphrase just used is returned: it informs, it never refuses</w:t>
       </w:r>
     </w:p>
     <w:p>
@@ -2768,7 +2926,7 @@
         </w:numPr>
       </w:pPr>
       <w:r>
-        <w:t xml:space="preserve">Password stays on screen until the user confirms</w:t>
+        <w:t xml:space="preserve">Display (masked by default,</w:t>
       </w:r>
       <w:r>
         <w:t xml:space="preserve"> </w:t>
@@ -2782,6 +2940,12 @@
       <w:r>
         <w:t xml:space="preserve">”</w:t>
       </w:r>
+      <w:r>
+        <w:t xml:space="preserve"> </w:t>
+      </w:r>
+      <w:r>
+        <w:t xml:space="preserve">confirmation) belongs to the page</w:t>
+      </w:r>
     </w:p>
     <w:p>
       <w:pPr>
@@ -2792,7 +2956,37 @@
         </w:numPr>
       </w:pPr>
       <w:r>
-        <w:t xml:space="preserve">Rate limit: 5 failures / 15 minutes per username and 12 per address (defaults, set by the integrator)</w:t>
+        <w:t xml:space="preserve">Rate limit: 5 failures / 15 minutes per account and 12 per address (defaults, set by the integrator). The per-address brake only exists under the</w:t>
+      </w:r>
+      <w:r>
+        <w:t xml:space="preserve"> </w:t>
+      </w:r>
+      <w:r>
+        <w:rPr>
+          <w:rStyle w:val="VerbatimChar"/>
+        </w:rPr>
+        <w:t xml:space="preserve">clearweb</w:t>
+      </w:r>
+      <w:r>
+        <w:t xml:space="preserve"> </w:t>
+      </w:r>
+      <w:r>
+        <w:t xml:space="preserve">deployment profile; behind a hidden service, the</w:t>
+      </w:r>
+      <w:r>
+        <w:t xml:space="preserve"> </w:t>
+      </w:r>
+      <w:r>
+        <w:rPr>
+          <w:rStyle w:val="VerbatimChar"/>
+        </w:rPr>
+        <w:t xml:space="preserve">tor-onion</w:t>
+      </w:r>
+      <w:r>
+        <w:t xml:space="preserve"> </w:t>
+      </w:r>
+      <w:r>
+        <w:t xml:space="preserve">profile keeps only the per-account brake. The profile is mandatory, with no default</w:t>
       </w:r>
     </w:p>
     <w:p>
@@ -2807,8 +3001,8 @@
         <w:t xml:space="preserve">Anti-bot: out of the library’s reach — a honeypot field and a form-timing check live on the page</w:t>
       </w:r>
     </w:p>
-    <w:bookmarkEnd w:id="30"/>
-    <w:bookmarkStart w:id="31" w:name="X4b7076e569be77a98a6ca5eb05833782e5ce252"/>
+    <w:bookmarkEnd w:id="31"/>
+    <w:bookmarkStart w:id="32" w:name="X4b7076e569be77a98a6ca5eb05833782e5ce252"/>
     <w:p>
       <w:pPr>
         <w:pStyle w:val="Heading3"/>
@@ -2990,7 +3184,7 @@
         <w:t xml:space="preserve"> </w:t>
       </w:r>
       <w:r>
-        <w:t xml:space="preserve">that never reveals which one failed. On success, the user picks their new password and the code is marked used. An optional variant — the</w:t>
+        <w:t xml:space="preserve">that never reveals which one failed. On success, the code is consumed; the server generates a new password and a new passphrase, shown once, and open sessions are dropped. It also returns the account name and the number of codes left. An optional variant — the</w:t>
       </w:r>
       <w:r>
         <w:t xml:space="preserve"> </w:t>
@@ -3042,11 +3236,26 @@
         <w:pStyle w:val="BodyText"/>
       </w:pPr>
       <w:r>
-        <w:t xml:space="preserve">There is no automatic escalation to L3: level 2 asks for no identifier, but the code it receives names its account, which is what its per-account brake counts — a short window, then suspension of the level for that account. The per-address counter applies on top, when an address means anything. Opening a dispute is the person’s own decision.</w:t>
-      </w:r>
-    </w:p>
-    <w:bookmarkEnd w:id="31"/>
-    <w:bookmarkStart w:id="32" w:name="level-3-all-access-lost"/>
+        <w:t xml:space="preserve">There is no automatic escalation to L3. Level 2 asks for no identifier, but the code it receives names its account, which is what its per-account brake counts: a short window (5 failures per 15 minutes by default), then, after 20 failures since the last rearm, suspension of code recovery for that account. It is lifted by a fresh batch of codes — level 3 issues one —, by a successful code recovery, or by a successful passphrase recovery. That refusal names its state, otherwise the owner would not know what to do; so it tells whoever already holds one of the account’s codes that the code names a real account. The per-address counter applies on top under the</w:t>
+      </w:r>
+      <w:r>
+        <w:t xml:space="preserve"> </w:t>
+      </w:r>
+      <w:r>
+        <w:rPr>
+          <w:rStyle w:val="VerbatimChar"/>
+        </w:rPr>
+        <w:t xml:space="preserve">clearweb</w:t>
+      </w:r>
+      <w:r>
+        <w:t xml:space="preserve"> </w:t>
+      </w:r>
+      <w:r>
+        <w:t xml:space="preserve">profile. Opening a dispute is the person’s own decision.</w:t>
+      </w:r>
+    </w:p>
+    <w:bookmarkEnd w:id="32"/>
+    <w:bookmarkStart w:id="33" w:name="level-3-all-access-lost"/>
     <w:p>
       <w:pPr>
         <w:pStyle w:val="Heading3"/>
@@ -3094,7 +3303,7 @@
         </w:numPr>
       </w:pPr>
       <w:r>
-        <w:t xml:space="preserve">User provides their public identifier; their browser generates a</w:t>
+        <w:t xml:space="preserve">User provides their account name (the level-1 one); their browser generates a</w:t>
       </w:r>
       <w:r>
         <w:t xml:space="preserve"> </w:t>
@@ -3144,10 +3353,13 @@
         <w:rPr>
           <w:rStyle w:val="VerbatimChar"/>
         </w:rPr>
-        <w:t xml:space="preserve">LIT-&lt;random&gt;</w:t>
-      </w:r>
-      <w:r>
-        <w:t xml:space="preserve">) is opened. If a dispute is already open for that account, the number is</w:t>
+        <w:t xml:space="preserve">LIT-</w:t>
+      </w:r>
+      <w:r>
+        <w:t xml:space="preserve"> </w:t>
+      </w:r>
+      <w:r>
+        <w:t xml:space="preserve">followed by 16 hex characters) is opened. If a dispute is already open for that account, the number is</w:t>
       </w:r>
       <w:r>
         <w:t xml:space="preserve"> </w:t>
@@ -3235,7 +3447,7 @@
           <w:b/>
           <w:bCs/>
         </w:rPr>
-        <w:t xml:space="preserve">bundle of signals</w:t>
+        <w:t xml:space="preserve">bundle of raw facts</w:t>
       </w:r>
       <w:r>
         <w:t xml:space="preserve"> </w:t>
@@ -3253,20 +3465,14 @@
         </w:numPr>
       </w:pPr>
       <w:r>
-        <w:t xml:space="preserve">The bundle carries</w:t>
-      </w:r>
-      <w:r>
-        <w:t xml:space="preserve"> </w:t>
-      </w:r>
-      <w:r>
-        <w:rPr>
-          <w:b/>
-          <w:bCs/>
-        </w:rPr>
-        <w:t xml:space="preserve">no passive signal</w:t>
-      </w:r>
-      <w:r>
-        <w:t xml:space="preserve">: no address, no browser fingerprint. It is entirely declarative, checked against what the server already records, and it says so to the arbitrator rather than letting them assume otherwise</w:t>
+        <w:rPr>
+          <w:b/>
+          <w:bCs/>
+        </w:rPr>
+        <w:t xml:space="preserve">Context</w:t>
+      </w:r>
+      <w:r>
+        <w:t xml:space="preserve">: what the server already holds — account creation, last login, login count, codes left, recent refusals, and whatever the deployment’s adapter adds, which the library does not interpret</w:t>
       </w:r>
     </w:p>
     <w:p>
@@ -3282,13 +3488,99 @@
           <w:b/>
           <w:bCs/>
         </w:rPr>
-        <w:t xml:space="preserve">Declarative signals</w:t>
-      </w:r>
-      <w:r>
-        <w:t xml:space="preserve"> </w:t>
-      </w:r>
-      <w:r>
-        <w:t xml:space="preserve">(what the user claims, compared against reality): creation year, last-login month, usage frequency</w:t>
+        <w:t xml:space="preserve">Declarative</w:t>
+      </w:r>
+      <w:r>
+        <w:t xml:space="preserve">: each answer checked against reality, marked</w:t>
+      </w:r>
+      <w:r>
+        <w:t xml:space="preserve"> </w:t>
+      </w:r>
+      <w:r>
+        <w:rPr>
+          <w:rStyle w:val="VerbatimChar"/>
+        </w:rPr>
+        <w:t xml:space="preserve">concorde</w:t>
+      </w:r>
+      <w:r>
+        <w:t xml:space="preserve"> </w:t>
+      </w:r>
+      <w:r>
+        <w:t xml:space="preserve">(match),</w:t>
+      </w:r>
+      <w:r>
+        <w:t xml:space="preserve"> </w:t>
+      </w:r>
+      <w:r>
+        <w:rPr>
+          <w:rStyle w:val="VerbatimChar"/>
+        </w:rPr>
+        <w:t xml:space="preserve">diverge</w:t>
+      </w:r>
+      <w:r>
+        <w:t xml:space="preserve"> </w:t>
+      </w:r>
+      <w:r>
+        <w:t xml:space="preserve">(mismatch) or</w:t>
+      </w:r>
+      <w:r>
+        <w:t xml:space="preserve"> </w:t>
+      </w:r>
+      <w:r>
+        <w:rPr>
+          <w:rStyle w:val="VerbatimChar"/>
+        </w:rPr>
+        <w:t xml:space="preserve">indisponible</w:t>
+      </w:r>
+      <w:r>
+        <w:t xml:space="preserve"> </w:t>
+      </w:r>
+      <w:r>
+        <w:t xml:space="preserve">(unavailable) — the last when the server keeps no such data, which is not a mismatch</w:t>
+      </w:r>
+    </w:p>
+    <w:p>
+      <w:pPr>
+        <w:pStyle w:val="Compact"/>
+        <w:numPr>
+          <w:ilvl w:val="1"/>
+          <w:numId w:val="1007"/>
+        </w:numPr>
+      </w:pPr>
+      <w:r>
+        <w:rPr>
+          <w:b/>
+          <w:bCs/>
+        </w:rPr>
+        <w:t xml:space="preserve">Warning</w:t>
+      </w:r>
+      <w:r>
+        <w:t xml:space="preserve">: it reminds the arbitrator that these answers are guessable; they guide the conversation, they prove nothing</w:t>
+      </w:r>
+    </w:p>
+    <w:p>
+      <w:pPr>
+        <w:pStyle w:val="Compact"/>
+        <w:numPr>
+          <w:ilvl w:val="1"/>
+          <w:numId w:val="1007"/>
+        </w:numPr>
+      </w:pPr>
+      <w:r>
+        <w:t xml:space="preserve">The bundle carries</w:t>
+      </w:r>
+      <w:r>
+        <w:t xml:space="preserve"> </w:t>
+      </w:r>
+      <w:r>
+        <w:rPr>
+          <w:b/>
+          <w:bCs/>
+        </w:rPr>
+        <w:t xml:space="preserve">no passive signal</w:t>
+      </w:r>
+      <w:r>
+        <w:t xml:space="preserve">: no address, no browser fingerprint</w:t>
       </w:r>
     </w:p>
     <w:p>
@@ -3310,7 +3602,7 @@
         <w:t xml:space="preserve"> </w:t>
       </w:r>
       <w:r>
-        <w:t xml:space="preserve">The signals are</w:t>
+        <w:t xml:space="preserve">These are</w:t>
       </w:r>
       <w:r>
         <w:t xml:space="preserve"> </w:t>
@@ -3379,24 +3671,23 @@
         </w:numPr>
       </w:pPr>
       <w:r>
-        <w:t xml:space="preserve">The tracking code gates access to the chat thread and to the reset, and is single-use. It expires with the dispute after 24h —</w:t>
-      </w:r>
-      <w:r>
-        <w:t xml:space="preserve"> </w:t>
-      </w:r>
-      <w:r>
-        <w:rPr>
-          <w:b/>
-          <w:bCs/>
-        </w:rPr>
-        <w:t xml:space="preserve">unless the dispute has been accepted</w:t>
-      </w:r>
-      <w:r>
-        <w:t xml:space="preserve">: from the arbitrator’s decision onwards the clock stops, so that it cannot undo their work before the holder comes back</w:t>
-      </w:r>
-    </w:p>
-    <w:bookmarkEnd w:id="32"/>
-    <w:bookmarkStart w:id="33" w:name="X37325fd51621b5ead3f40451d7573c2c7032006"/>
+        <w:t xml:space="preserve">Opening is braked before any account lookup: 10 per address and 20 service-wide per hour (defaults). There is deliberately no per-account brake: a third party could otherwise wall the owner out of level 3 with nothing shown to the arbitrator. Harassing an account shows up another way: the concurrent attempt is counted and displayed</w:t>
+      </w:r>
+    </w:p>
+    <w:p>
+      <w:pPr>
+        <w:pStyle w:val="Compact"/>
+        <w:numPr>
+          <w:ilvl w:val="0"/>
+          <w:numId w:val="1006"/>
+        </w:numPr>
+      </w:pPr>
+      <w:r>
+        <w:t xml:space="preserve">The tracking code is presented at every step — filing the answers, the chat thread, the status, the reset. The case expires after 24h while undecided. A grant runs 7 days from the decision; past that it lapses and arbitration must be redone. The reset closes the case and erases the tracking code’s hash. If the holder lost their tracking code, an arbitrator can abandon the current case: that grants no access, it frees the slot for a new case</w:t>
+      </w:r>
+    </w:p>
+    <w:bookmarkEnd w:id="33"/>
+    <w:bookmarkStart w:id="34" w:name="X37325fd51621b5ead3f40451d7573c2c7032006"/>
     <w:p>
       <w:pPr>
         <w:pStyle w:val="Heading3"/>
@@ -3519,7 +3810,7 @@
         <w:t xml:space="preserve">xxxxx-xxxxx</w:t>
       </w:r>
       <w:r>
-        <w:t xml:space="preserve">, ~40 bits each).</w:t>
+        <w:t xml:space="preserve">: 10 lowercase hex characters, 40 bits each).</w:t>
       </w:r>
       <w:r>
         <w:t xml:space="preserve"> </w:t>
@@ -3534,29 +3825,13 @@
         <w:rPr>
           <w:rStyle w:val="VerbatimChar"/>
         </w:rPr>
-        <w:t xml:space="preserve">code_lookup = HMAC-SHA256(SERVER_SECRET, code)</w:t>
-      </w:r>
-      <w:r>
-        <w:t xml:space="preserve"> </w:t>
-      </w:r>
-      <w:r>
-        <w:t xml:space="preserve">(O(1) lookup with no identifier,</w:t>
-      </w:r>
-      <w:r>
-        <w:t xml:space="preserve"> </w:t>
-      </w:r>
-      <w:r>
-        <w:rPr>
-          <w:i/>
-          <w:iCs/>
-        </w:rPr>
-        <w:t xml:space="preserve">pepper</w:t>
-      </w:r>
-      <w:r>
-        <w:t xml:space="preserve"> </w:t>
-      </w:r>
-      <w:r>
-        <w:t xml:space="preserve">role)</w:t>
+        <w:t xml:space="preserve">code_lookup = HMAC-SHA256(key = deployment salt, code)</w:t>
+      </w:r>
+      <w:r>
+        <w:t xml:space="preserve"> </w:t>
+      </w:r>
+      <w:r>
+        <w:t xml:space="preserve">(lookup with no identifier)</w:t>
       </w:r>
       <w:r>
         <w:t xml:space="preserve"> </w:t>
@@ -3581,7 +3856,7 @@
         <w:t xml:space="preserve"> </w:t>
       </w:r>
       <w:r>
-        <w:t xml:space="preserve">(verification + resistance to a database leak).</w:t>
+        <w:t xml:space="preserve">(verification + resistance to a database leak). The deployment salt is kept like a service secret, outside the webroot, and is never rotated without reissuing every sheet: changing it makes every issued code unfindable.</w:t>
       </w:r>
       <w:r>
         <w:t xml:space="preserve"> </w:t>
@@ -3600,7 +3875,7 @@
         <w:t xml:space="preserve">Single-use</w:t>
       </w:r>
       <w:r>
-        <w:t xml:space="preserve">, regenerable on demand (the new batch replaces the old one). Universal: paper, password manager, or a second device — the user’s choice.</w:t>
+        <w:t xml:space="preserve">, regenerable on demand (the new batch replaces the old one). They are kept on paper, offline.</w:t>
       </w:r>
     </w:p>
     <w:p>
@@ -3710,7 +3985,7 @@
         <w:t xml:space="preserve"> </w:t>
       </w:r>
       <w:r>
-        <w:t xml:space="preserve">in JavaScript, written in the library and checked against libsodium’s vectors — no vendored binary. The resulting blob carries its version and derivation parameters. Where it is stored is an integration choice: the reference implementation uses</w:t>
+        <w:t xml:space="preserve">in JavaScript (t=3, m=64 MiB, p=1, under a per-blob salt), written in the library and checked against libsodium’s vectors — no vendored binary. The resulting blob carries its version and derivation parameters; a blob declaring parameters below this floor is refused. Where it is stored is an integration choice: the reference implementation uses</w:t>
       </w:r>
       <w:r>
         <w:t xml:space="preserve"> </w:t>
@@ -3763,6 +4038,12 @@
         <w:t xml:space="preserve"> </w:t>
       </w:r>
       <w:r>
+        <w:t xml:space="preserve">- On this path the server does not check the word, it checks a signature. The word is held only by the blob’s encryption — a stolen blob can be attacked offline, with no attempt counter, at Argon2id’s cost alone. On success a new password is returned; the passphrase and the codes do not change.</w:t>
+      </w:r>
+      <w:r>
+        <w:t xml:space="preserve"> </w:t>
+      </w:r>
+      <w:r>
         <w:t xml:space="preserve">- It is a cryptographic</w:t>
       </w:r>
       <w:r>
@@ -3875,7 +4156,16 @@
         <w:t xml:space="preserve"> </w:t>
       </w:r>
       <w:r>
-        <w:t xml:space="preserve">this explicitly, and rate-limits the path per account; it cannot verify the session itself —</w:t>
+        <w:t xml:space="preserve">this explicitly (</w:t>
+      </w:r>
+      <w:r>
+        <w:rPr>
+          <w:rStyle w:val="VerbatimChar"/>
+        </w:rPr>
+        <w:t xml:space="preserve">Titulaire::AUTHENTIFIE</w:t>
+      </w:r>
+      <w:r>
+        <w:t xml:space="preserve">), and rate-limits the path per account and per address (5 and 12 failures per 15 minutes, defaults); it cannot verify the session itself —</w:t>
       </w:r>
       <w:r>
         <w:t xml:space="preserve"> </w:t>
@@ -3889,6 +4179,12 @@
       </w:r>
       <w:r>
         <w:t xml:space="preserve">. An already-enrolled device does remain two real factors: its encrypted blob and the word.</w:t>
+      </w:r>
+      <w:r>
+        <w:t xml:space="preserve"> </w:t>
+      </w:r>
+      <w:r>
+        <w:t xml:space="preserve">- A level-3 reset removes every enrolled device; levels 1 and 2 do not.</w:t>
       </w:r>
     </w:p>
     <w:p>
@@ -3898,9 +4194,9 @@
         </w:pict>
       </w:r>
     </w:p>
-    <w:bookmarkEnd w:id="33"/>
     <w:bookmarkEnd w:id="34"/>
-    <w:bookmarkStart w:id="37" w:name="dispute-system-admin-interface"/>
+    <w:bookmarkEnd w:id="35"/>
+    <w:bookmarkStart w:id="38" w:name="dispute-system-admin-interface"/>
     <w:p>
       <w:pPr>
         <w:pStyle w:val="Heading2"/>
@@ -3920,10 +4216,22 @@
         <w:rPr>
           <w:rStyle w:val="VerbatimChar"/>
         </w:rPr>
-        <w:t xml:space="preserve">LIT-XXXX</w:t>
-      </w:r>
-      <w:r>
-        <w:t xml:space="preserve">) opens when the person asks for one, never automatically, and becomes visible in the arbitration console once they have filed their answers.</w:t>
+        <w:t xml:space="preserve">LIT-</w:t>
+      </w:r>
+      <w:r>
+        <w:t xml:space="preserve"> </w:t>
+      </w:r>
+      <w:r>
+        <w:t xml:space="preserve">followed by 16 hex characters) opens when the person asks for one, never automatically. With the shipped adapter it appears in the arbitration console as soon as it is opened; its bundle, once the answers are filed (</w:t>
+      </w:r>
+      <w:r>
+        <w:rPr>
+          <w:rStyle w:val="VerbatimChar"/>
+        </w:rPr>
+        <w:t xml:space="preserve">awaiting_admin</w:t>
+      </w:r>
+      <w:r>
+        <w:t xml:space="preserve">).</w:t>
       </w:r>
     </w:p>
     <w:p>
@@ -3951,7 +4259,7 @@
         <w:t xml:space="preserve"> </w:t>
       </w:r>
       <w:r>
-        <w:t xml:space="preserve">number, the bundle of signals (raw facts, never a score), attempt and refusal counters, a concurrent-attempt counter (</w:t>
+        <w:t xml:space="preserve">number, the bundle of facts (raw, never a score), attempt and refusal counters, a concurrent-attempt counter (</w:t>
       </w:r>
       <w:r>
         <w:t xml:space="preserve">“</w:t>
@@ -4081,7 +4389,7 @@
         <w:t xml:space="preserve">. Calling it is the deployment’s job, from a scheduled task.</w:t>
       </w:r>
     </w:p>
-    <w:bookmarkStart w:id="35" w:name="dispute-closure-admin-decision"/>
+    <w:bookmarkStart w:id="36" w:name="dispute-closure-admin-decision"/>
     <w:p>
       <w:pPr>
         <w:pStyle w:val="Heading3"/>
@@ -4140,7 +4448,7 @@
         <w:rPr>
           <w:rStyle w:val="VerbatimChar"/>
         </w:rPr>
-        <w:t xml:space="preserve">granted</w:t>
+        <w:t xml:space="preserve">accepted</w:t>
       </w:r>
       <w:r>
         <w:t xml:space="preserve">.</w:t>
@@ -4184,16 +4492,22 @@
         <w:t xml:space="preserve"> </w:t>
       </w:r>
       <w:r>
-        <w:t xml:space="preserve">password and memorized word from their recovery page (re-enrollment model): the memorized word is derived in the browser and never arrives in the clear, the password is submitted in the clear — the server does not issue it, it files it. The passphrase and the codes are server-generated and displayed once. The tracking code is then consumed (single-use) and the dispute moves to</w:t>
-      </w:r>
-      <w:r>
-        <w:t xml:space="preserve"> </w:t>
-      </w:r>
-      <w:r>
-        <w:rPr>
-          <w:rStyle w:val="VerbatimChar"/>
-        </w:rPr>
-        <w:t xml:space="preserve">resolved</w:t>
+        <w:t xml:space="preserve">password and memorized word from their recovery page (re-enrollment model). The password is 12 to 4,096 characters; it is submitted in the clear, and the server files it without issuing it. The browser generates a new salt and derives the memorized word, which never arrives in the clear. The server generates a passphrase and 10 codes, shown once, drops open sessions and removes every enrolled device — the holder re-enrolls the one they use. The dispute moves to</w:t>
+      </w:r>
+      <w:r>
+        <w:t xml:space="preserve"> </w:t>
+      </w:r>
+      <w:r>
+        <w:rPr>
+          <w:rStyle w:val="VerbatimChar"/>
+        </w:rPr>
+        <w:t xml:space="preserve">closed</w:t>
+      </w:r>
+      <w:r>
+        <w:t xml:space="preserve"> </w:t>
+      </w:r>
+      <w:r>
+        <w:t xml:space="preserve">and the tracking code’s hash is erased</w:t>
       </w:r>
     </w:p>
     <w:p>
@@ -4217,7 +4531,7 @@
         </w:numPr>
       </w:pPr>
       <w:r>
-        <w:t xml:space="preserve">Admin doesn’t believe the requester is legitimate</w:t>
+        <w:t xml:space="preserve">The admin does not find the proof of identity sufficient</w:t>
       </w:r>
     </w:p>
     <w:p>
@@ -4272,17 +4586,17 @@
         </w:numPr>
       </w:pPr>
       <w:r>
-        <w:t xml:space="preserve">Past</w:t>
-      </w:r>
-      <w:r>
-        <w:t xml:space="preserve"> </w:t>
-      </w:r>
-      <w:r>
-        <w:rPr>
-          <w:b/>
-          <w:bCs/>
-        </w:rPr>
-        <w:t xml:space="preserve">3 refusals within a rolling 30-day window</w:t>
+        <w:t xml:space="preserve">On the</w:t>
+      </w:r>
+      <w:r>
+        <w:t xml:space="preserve"> </w:t>
+      </w:r>
+      <w:r>
+        <w:rPr>
+          <w:b/>
+          <w:bCs/>
+        </w:rPr>
+        <w:t xml:space="preserve">3rd refusal within a rolling 30-day window</w:t>
       </w:r>
       <w:r>
         <w:t xml:space="preserve">,</w:t>
@@ -4415,8 +4729,8 @@
         <w:t xml:space="preserve">, not submissions: three submissions within one case remain one refusal, otherwise an honest owner’s persistence would trip the freeze as fast as a hostile campaign.</w:t>
       </w:r>
     </w:p>
-    <w:bookmarkEnd w:id="35"/>
-    <w:bookmarkStart w:id="36" w:name="X1bfafa217b99aef94406c0117c2207010598b97"/>
+    <w:bookmarkEnd w:id="36"/>
+    <w:bookmarkStart w:id="37" w:name="X1bfafa217b99aef94406c0117c2207010598b97"/>
     <w:p>
       <w:pPr>
         <w:pStyle w:val="Heading3"/>
@@ -4428,6 +4742,23 @@
     <w:p>
       <w:pPr>
         <w:pStyle w:val="FirstParagraph"/>
+      </w:pPr>
+      <w:r>
+        <w:t xml:space="preserve">The super-user is not part of the library: the lab implements it (</w:t>
+      </w:r>
+      <w:r>
+        <w:rPr>
+          <w:rStyle w:val="VerbatimChar"/>
+        </w:rPr>
+        <w:t xml:space="preserve">demo/lab/selfrecover-su</w:t>
+      </w:r>
+      <w:r>
+        <w:t xml:space="preserve">, a command-line console). What follows describes that reference model.</w:t>
+      </w:r>
+    </w:p>
+    <w:p>
+      <w:pPr>
+        <w:pStyle w:val="BodyText"/>
       </w:pPr>
       <w:r>
         <w:t xml:space="preserve">SelfRecover governs</w:t>
@@ -4899,9 +5230,9 @@
         </w:pict>
       </w:r>
     </w:p>
-    <w:bookmarkEnd w:id="36"/>
     <w:bookmarkEnd w:id="37"/>
-    <w:bookmarkStart w:id="38" w:name="anti-abuse-detection"/>
+    <w:bookmarkEnd w:id="38"/>
+    <w:bookmarkStart w:id="39" w:name="anti-abuse-detection"/>
     <w:p>
       <w:pPr>
         <w:pStyle w:val="Heading2"/>
@@ -4938,7 +5269,22 @@
         <w:t xml:space="preserve">Counters</w:t>
       </w:r>
       <w:r>
-        <w:t xml:space="preserve">: per username and per address at L1, per address and per service at L3</w:t>
+        <w:t xml:space="preserve">: per account and per address at levels 1 and 2 and at device enrollment, with level-2 suspension after 20 failures; per address and service-wide when opening a level-3 dispute. The per-address brake only exists under the</w:t>
+      </w:r>
+      <w:r>
+        <w:t xml:space="preserve"> </w:t>
+      </w:r>
+      <w:r>
+        <w:rPr>
+          <w:rStyle w:val="VerbatimChar"/>
+        </w:rPr>
+        <w:t xml:space="preserve">clearweb</w:t>
+      </w:r>
+      <w:r>
+        <w:t xml:space="preserve"> </w:t>
+      </w:r>
+      <w:r>
+        <w:t xml:space="preserve">profile</w:t>
       </w:r>
     </w:p>
     <w:p>
@@ -4979,7 +5325,7 @@
         <w:t xml:space="preserve">Single refusal message</w:t>
       </w:r>
       <w:r>
-        <w:t xml:space="preserve">, so nothing sorts the accounts that exist</w:t>
+        <w:t xml:space="preserve">, so nothing sorts the accounts that exist — except two deliberate exceptions: level-2 suspension, which must be stated, and opening a level-3 dispute (§10.1)</w:t>
       </w:r>
     </w:p>
     <w:p>
@@ -5022,14 +5368,14 @@
         </w:pict>
       </w:r>
     </w:p>
-    <w:bookmarkEnd w:id="38"/>
-    <w:bookmarkStart w:id="39" w:name="diagnostic-bug-reporting-privacy-safe"/>
+    <w:bookmarkEnd w:id="39"/>
+    <w:bookmarkStart w:id="40" w:name="what-the-library-returns"/>
     <w:p>
       <w:pPr>
         <w:pStyle w:val="Heading2"/>
       </w:pPr>
       <w:r>
-        <w:t xml:space="preserve">8. Diagnostic &amp; Bug Reporting (Privacy-Safe)</w:t>
+        <w:t xml:space="preserve">8. What the Library Returns</w:t>
       </w:r>
     </w:p>
     <w:p>
@@ -5037,126 +5383,162 @@
         <w:pStyle w:val="FirstParagraph"/>
       </w:pPr>
       <w:r>
-        <w:t xml:space="preserve">Every failure generates a structured error code:</w:t>
-      </w:r>
-    </w:p>
-    <w:p>
-      <w:pPr>
-        <w:pStyle w:val="SourceCode"/>
-      </w:pPr>
-      <w:r>
-        <w:rPr>
-          <w:rStyle w:val="VerbatimChar"/>
-        </w:rPr>
-        <w:t xml:space="preserve">SR-L1-PASS-001   Level 1, passphrase mismatch, attempt 1</w:t>
-      </w:r>
-      <w:r>
-        <w:br/>
-      </w:r>
-      <w:r>
-        <w:rPr>
-          <w:rStyle w:val="VerbatimChar"/>
-        </w:rPr>
-        <w:t xml:space="preserve">SR-L2-HMAC-003   Level 2, HMAC validation failed, attempt 3</w:t>
-      </w:r>
-      <w:r>
-        <w:br/>
-      </w:r>
-      <w:r>
-        <w:rPr>
-          <w:rStyle w:val="VerbatimChar"/>
-        </w:rPr>
-        <w:t xml:space="preserve">SR-L3-SIGN-OK    Level 3, signal bundle forwarded to admin</w:t>
-      </w:r>
-      <w:r>
-        <w:br/>
-      </w:r>
-      <w:r>
-        <w:rPr>
-          <w:rStyle w:val="VerbatimChar"/>
-        </w:rPr>
-        <w:t xml:space="preserve">SR-L3-FING-BLK   Level 3, fingerprint blocked</w:t>
-      </w:r>
-      <w:r>
-        <w:br/>
-      </w:r>
-      <w:r>
-        <w:rPr>
-          <w:rStyle w:val="VerbatimChar"/>
-        </w:rPr>
-        <w:t xml:space="preserve">SR-SYS-SALT-ERR  System error, salt retrieval failed</w:t>
-      </w:r>
-    </w:p>
-    <w:p>
-      <w:pPr>
-        <w:pStyle w:val="FirstParagraph"/>
-      </w:pPr>
-      <w:r>
-        <w:rPr>
-          <w:b/>
-          <w:bCs/>
-        </w:rPr>
-        <w:t xml:space="preserve">What IS included in diagnostic reports:</w:t>
-      </w:r>
-    </w:p>
-    <w:p>
-      <w:pPr>
-        <w:pStyle w:val="Compact"/>
-        <w:numPr>
-          <w:ilvl w:val="0"/>
-          <w:numId w:val="1012"/>
-        </w:numPr>
-      </w:pPr>
-      <w:r>
-        <w:t xml:space="preserve">Error code, library version, browser/OS, level reached, attempt count</w:t>
-      </w:r>
-    </w:p>
-    <w:p>
-      <w:pPr>
-        <w:pStyle w:val="Compact"/>
-        <w:numPr>
-          <w:ilvl w:val="0"/>
-          <w:numId w:val="1012"/>
-        </w:numPr>
-      </w:pPr>
-      <w:r>
-        <w:t xml:space="preserve">Installation identifier (reveals no secret)</w:t>
-      </w:r>
-    </w:p>
-    <w:p>
-      <w:pPr>
-        <w:pStyle w:val="FirstParagraph"/>
-      </w:pPr>
-      <w:r>
-        <w:rPr>
-          <w:b/>
-          <w:bCs/>
-        </w:rPr>
-        <w:t xml:space="preserve">What is NEVER included:</w:t>
-      </w:r>
-    </w:p>
-    <w:p>
-      <w:pPr>
-        <w:pStyle w:val="Compact"/>
-        <w:numPr>
-          <w:ilvl w:val="0"/>
-          <w:numId w:val="1013"/>
-        </w:numPr>
-      </w:pPr>
-      <w:r>
-        <w:t xml:space="preserve">Recovery word (raw or derived), username, identifier, IP, fingerprint</w:t>
-      </w:r>
-    </w:p>
-    <w:p>
-      <w:pPr>
-        <w:pStyle w:val="Compact"/>
-        <w:numPr>
-          <w:ilvl w:val="0"/>
-          <w:numId w:val="1013"/>
-        </w:numPr>
-      </w:pPr>
-      <w:r>
-        <w:t xml:space="preserve">Passphrase, password, any personal data</w:t>
+        <w:t xml:space="preserve">Each method returns</w:t>
+      </w:r>
+      <w:r>
+        <w:t xml:space="preserve"> </w:t>
+      </w:r>
+      <w:r>
+        <w:rPr>
+          <w:rStyle w:val="VerbatimChar"/>
+        </w:rPr>
+        <w:t xml:space="preserve">ok</w:t>
+      </w:r>
+      <w:r>
+        <w:t xml:space="preserve">, a human-facing</w:t>
+      </w:r>
+      <w:r>
+        <w:t xml:space="preserve"> </w:t>
+      </w:r>
+      <w:r>
+        <w:rPr>
+          <w:rStyle w:val="VerbatimChar"/>
+        </w:rPr>
+        <w:t xml:space="preserve">message</w:t>
+      </w:r>
+      <w:r>
+        <w:t xml:space="preserve">, and for some refusals a stable</w:t>
+      </w:r>
+      <w:r>
+        <w:t xml:space="preserve"> </w:t>
+      </w:r>
+      <w:r>
+        <w:rPr>
+          <w:rStyle w:val="VerbatimChar"/>
+        </w:rPr>
+        <w:t xml:space="preserve">error</w:t>
+      </w:r>
+      <w:r>
+        <w:t xml:space="preserve"> </w:t>
+      </w:r>
+      <w:r>
+        <w:t xml:space="preserve">the application can log or translate:</w:t>
+      </w:r>
+      <w:r>
+        <w:t xml:space="preserve"> </w:t>
+      </w:r>
+      <w:r>
+        <w:rPr>
+          <w:rStyle w:val="VerbatimChar"/>
+        </w:rPr>
+        <w:t xml:space="preserve">invalid_derived_key</w:t>
+      </w:r>
+      <w:r>
+        <w:t xml:space="preserve">,</w:t>
+      </w:r>
+      <w:r>
+        <w:t xml:space="preserve"> </w:t>
+      </w:r>
+      <w:r>
+        <w:rPr>
+          <w:rStyle w:val="VerbatimChar"/>
+        </w:rPr>
+        <w:t xml:space="preserve">l2_suspendu</w:t>
+      </w:r>
+      <w:r>
+        <w:t xml:space="preserve">,</w:t>
+      </w:r>
+      <w:r>
+        <w:t xml:space="preserve"> </w:t>
+      </w:r>
+      <w:r>
+        <w:rPr>
+          <w:rStyle w:val="VerbatimChar"/>
+        </w:rPr>
+        <w:t xml:space="preserve">trop_de_demandes</w:t>
+      </w:r>
+      <w:r>
+        <w:t xml:space="preserve">,</w:t>
+      </w:r>
+      <w:r>
+        <w:t xml:space="preserve"> </w:t>
+      </w:r>
+      <w:r>
+        <w:rPr>
+          <w:rStyle w:val="VerbatimChar"/>
+        </w:rPr>
+        <w:t xml:space="preserve">compte_inconnu</w:t>
+      </w:r>
+      <w:r>
+        <w:t xml:space="preserve">,</w:t>
+      </w:r>
+      <w:r>
+        <w:t xml:space="preserve"> </w:t>
+      </w:r>
+      <w:r>
+        <w:rPr>
+          <w:rStyle w:val="VerbatimChar"/>
+        </w:rPr>
+        <w:t xml:space="preserve">gele</w:t>
+      </w:r>
+      <w:r>
+        <w:t xml:space="preserve">,</w:t>
+      </w:r>
+      <w:r>
+        <w:t xml:space="preserve"> </w:t>
+      </w:r>
+      <w:r>
+        <w:rPr>
+          <w:rStyle w:val="VerbatimChar"/>
+        </w:rPr>
+        <w:t xml:space="preserve">deja_ouvert</w:t>
+      </w:r>
+      <w:r>
+        <w:t xml:space="preserve">,</w:t>
+      </w:r>
+      <w:r>
+        <w:t xml:space="preserve"> </w:t>
+      </w:r>
+      <w:r>
+        <w:rPr>
+          <w:rStyle w:val="VerbatimChar"/>
+        </w:rPr>
+        <w:t xml:space="preserve">sesame_invalide</w:t>
+      </w:r>
+      <w:r>
+        <w:t xml:space="preserve">,</w:t>
+      </w:r>
+      <w:r>
+        <w:t xml:space="preserve"> </w:t>
+      </w:r>
+      <w:r>
+        <w:rPr>
+          <w:rStyle w:val="VerbatimChar"/>
+        </w:rPr>
+        <w:t xml:space="preserve">expire</w:t>
+      </w:r>
+      <w:r>
+        <w:t xml:space="preserve">,</w:t>
+      </w:r>
+      <w:r>
+        <w:t xml:space="preserve"> </w:t>
+      </w:r>
+      <w:r>
+        <w:rPr>
+          <w:rStyle w:val="VerbatimChar"/>
+        </w:rPr>
+        <w:t xml:space="preserve">accord_perime</w:t>
+      </w:r>
+      <w:r>
+        <w:t xml:space="preserve">, among others.</w:t>
+      </w:r>
+    </w:p>
+    <w:p>
+      <w:pPr>
+        <w:pStyle w:val="BodyText"/>
+      </w:pPr>
+      <w:r>
+        <w:t xml:space="preserve">The library reports nothing itself; it only records the attempts its brakes need. What a diagnostic report contains is the application’s call, and it never includes the recovery word (raw or derived), the passphrase, the password or the codes.</w:t>
       </w:r>
     </w:p>
     <w:p>
@@ -5166,8 +5548,8 @@
         </w:pict>
       </w:r>
     </w:p>
-    <w:bookmarkEnd w:id="39"/>
-    <w:bookmarkStart w:id="40" w:name="protection-against-active-attacks"/>
+    <w:bookmarkEnd w:id="40"/>
+    <w:bookmarkStart w:id="41" w:name="protection-against-active-attacks"/>
     <w:p>
       <w:pPr>
         <w:pStyle w:val="Heading2"/>
@@ -5179,6 +5561,14 @@
     <w:p>
       <w:pPr>
         <w:pStyle w:val="FirstParagraph"/>
+      </w:pPr>
+      <w:r>
+        <w:t xml:space="preserve">What follows is an integration pattern that neither the library nor the demos provide: it needs sessions, roles and a notification channel the library does not have.</w:t>
+      </w:r>
+    </w:p>
+    <w:p>
+      <w:pPr>
+        <w:pStyle w:val="BodyText"/>
       </w:pPr>
       <w:r>
         <w:t xml:space="preserve">If a legitimate user logs in normally and the server detects suspicious activity (failed L1 attempts, open disputes), a modal is shown:</w:t>
@@ -5235,7 +5625,7 @@
         <w:pStyle w:val="Compact"/>
         <w:numPr>
           <w:ilvl w:val="0"/>
-          <w:numId w:val="1014"/>
+          <w:numId w:val="1012"/>
         </w:numPr>
       </w:pPr>
       <w:r>
@@ -5249,15 +5639,15 @@
         <w:t xml:space="preserve"> </w:t>
       </w:r>
       <w:r>
-        <w:t xml:space="preserve">→ silent cleanup of failed attempts and disputes, user continues normally</w:t>
-      </w:r>
-    </w:p>
-    <w:p>
-      <w:pPr>
-        <w:pStyle w:val="Compact"/>
-        <w:numPr>
-          <w:ilvl w:val="0"/>
-          <w:numId w:val="1014"/>
+        <w:t xml:space="preserve">→ failed attempts are cleared, the user continues normally; refused disputes still count toward the freeze (§6.1)</w:t>
+      </w:r>
+    </w:p>
+    <w:p>
+      <w:pPr>
+        <w:pStyle w:val="Compact"/>
+        <w:numPr>
+          <w:ilvl w:val="0"/>
+          <w:numId w:val="1012"/>
         </w:numPr>
       </w:pPr>
       <w:r>
@@ -5279,7 +5669,7 @@
         <w:pStyle w:val="Compact"/>
         <w:numPr>
           <w:ilvl w:val="1"/>
-          <w:numId w:val="1015"/>
+          <w:numId w:val="1013"/>
         </w:numPr>
       </w:pPr>
       <w:r>
@@ -5291,7 +5681,7 @@
         <w:pStyle w:val="Compact"/>
         <w:numPr>
           <w:ilvl w:val="1"/>
-          <w:numId w:val="1015"/>
+          <w:numId w:val="1013"/>
         </w:numPr>
       </w:pPr>
       <w:r>
@@ -5303,7 +5693,7 @@
         <w:pStyle w:val="Compact"/>
         <w:numPr>
           <w:ilvl w:val="1"/>
-          <w:numId w:val="1015"/>
+          <w:numId w:val="1013"/>
         </w:numPr>
       </w:pPr>
       <w:r>
@@ -5313,20 +5703,6 @@
     <w:p>
       <w:pPr>
         <w:pStyle w:val="FirstParagraph"/>
-      </w:pPr>
-      <w:r>
-        <w:t xml:space="preserve">What follows belongs to the application rather than the protocol, because it</w:t>
-      </w:r>
-      <w:r>
-        <w:t xml:space="preserve"> </w:t>
-      </w:r>
-      <w:r>
-        <w:t xml:space="preserve">needs sessions, roles and a notification channel the library does not have.</w:t>
-      </w:r>
-    </w:p>
-    <w:p>
-      <w:pPr>
-        <w:pStyle w:val="BodyText"/>
       </w:pPr>
       <w:r>
         <w:t xml:space="preserve">The user sees a reassuring</w:t>
@@ -5357,8 +5733,8 @@
         </w:pict>
       </w:r>
     </w:p>
-    <w:bookmarkEnd w:id="40"/>
-    <w:bookmarkStart w:id="45" w:name="threat-model-limitations"/>
+    <w:bookmarkEnd w:id="41"/>
+    <w:bookmarkStart w:id="46" w:name="threat-model-limitations"/>
     <w:p>
       <w:pPr>
         <w:pStyle w:val="Heading2"/>
@@ -5367,7 +5743,7 @@
         <w:t xml:space="preserve">10. Threat Model &amp; Limitations</w:t>
       </w:r>
     </w:p>
-    <w:bookmarkStart w:id="41" w:name="threats-addressed"/>
+    <w:bookmarkStart w:id="42" w:name="threats-addressed"/>
     <w:p>
       <w:pPr>
         <w:pStyle w:val="Heading3"/>
@@ -5381,7 +5757,7 @@
         <w:pStyle w:val="Compact"/>
         <w:numPr>
           <w:ilvl w:val="0"/>
-          <w:numId w:val="1016"/>
+          <w:numId w:val="1014"/>
         </w:numPr>
       </w:pPr>
       <w:r>
@@ -5433,7 +5809,7 @@
         <w:pStyle w:val="Compact"/>
         <w:numPr>
           <w:ilvl w:val="0"/>
-          <w:numId w:val="1016"/>
+          <w:numId w:val="1014"/>
         </w:numPr>
       </w:pPr>
       <w:r>
@@ -5455,7 +5831,7 @@
         <w:pStyle w:val="Compact"/>
         <w:numPr>
           <w:ilvl w:val="0"/>
-          <w:numId w:val="1016"/>
+          <w:numId w:val="1014"/>
         </w:numPr>
       </w:pPr>
       <w:r>
@@ -5477,7 +5853,7 @@
         <w:pStyle w:val="Compact"/>
         <w:numPr>
           <w:ilvl w:val="0"/>
-          <w:numId w:val="1016"/>
+          <w:numId w:val="1014"/>
         </w:numPr>
       </w:pPr>
       <w:r>
@@ -5499,29 +5875,29 @@
         <w:pStyle w:val="Compact"/>
         <w:numPr>
           <w:ilvl w:val="0"/>
-          <w:numId w:val="1016"/>
-        </w:numPr>
-      </w:pPr>
-      <w:r>
-        <w:rPr>
-          <w:b/>
-          <w:bCs/>
-        </w:rPr>
-        <w:t xml:space="preserve">Rate-limited brute force</w:t>
-      </w:r>
-      <w:r>
-        <w:t xml:space="preserve"> </w:t>
-      </w:r>
-      <w:r>
-        <w:t xml:space="preserve">— per-username limits + L2/L3 escalation</w:t>
-      </w:r>
-    </w:p>
-    <w:p>
-      <w:pPr>
-        <w:pStyle w:val="Compact"/>
-        <w:numPr>
-          <w:ilvl w:val="0"/>
-          <w:numId w:val="1016"/>
+          <w:numId w:val="1014"/>
+        </w:numPr>
+      </w:pPr>
+      <w:r>
+        <w:rPr>
+          <w:b/>
+          <w:bCs/>
+        </w:rPr>
+        <w:t xml:space="preserve">Braked brute force</w:t>
+      </w:r>
+      <w:r>
+        <w:t xml:space="preserve"> </w:t>
+      </w:r>
+      <w:r>
+        <w:t xml:space="preserve">— per account and per address at levels 1 and 2 and at enrollment, level-2 suspension after 20 failures, an Argon2id cost per server-side attempt</w:t>
+      </w:r>
+    </w:p>
+    <w:p>
+      <w:pPr>
+        <w:pStyle w:val="Compact"/>
+        <w:numPr>
+          <w:ilvl w:val="0"/>
+          <w:numId w:val="1014"/>
         </w:numPr>
       </w:pPr>
       <w:r>
@@ -5548,7 +5924,254 @@
         <w:t xml:space="preserve">partly</w:t>
       </w:r>
       <w:r>
-        <w:t xml:space="preserve">. Closed at levels 1 and 2: a single generic refusal at the first, no identifier asked at the second. Open at level 3, where the useful answer IS the distinction — a success returns a dispute number, an unknown name cannot. What opposes it is cost: two brakes applied before the account lookup (per address, per service), a delay on every refusal that hides a state, and a proof of work in front of the route — which the library cannot impose, having no routes</w:t>
+        <w:t xml:space="preserve">. Closed at levels 1 and 2 and at device enrollment: a single generic refusal at the first, no identifier asked at the second, a counter keyed by the submitted name at the third. The salt route always returns a salt, real or fake (§4.2). One level-2 refusal does name a state: suspension, which tells whoever already holds a code that it names a real account. Open at level 3, where the useful answer IS the distinction — a success returns a dispute number, an unknown name cannot. What opposes it is cost: two brakes applied before the account lookup (per address, per service), a delay on every refusal that hides a state, and a proof of work in front of the route — which the library cannot impose, having no routes</w:t>
+      </w:r>
+    </w:p>
+    <w:p>
+      <w:pPr>
+        <w:pStyle w:val="Compact"/>
+        <w:numPr>
+          <w:ilvl w:val="0"/>
+          <w:numId w:val="1014"/>
+        </w:numPr>
+      </w:pPr>
+      <w:r>
+        <w:rPr>
+          <w:b/>
+          <w:bCs/>
+        </w:rPr>
+        <w:t xml:space="preserve">Social reputation laundering</w:t>
+      </w:r>
+      <w:r>
+        <w:t xml:space="preserve"> </w:t>
+      </w:r>
+      <w:r>
+        <w:t xml:space="preserve">— the library offers no account rename; locking the name after registration is the application’s to enforce</w:t>
+      </w:r>
+    </w:p>
+    <w:bookmarkEnd w:id="42"/>
+    <w:bookmarkStart w:id="43" w:name="critical-server-root-access-sudo"/>
+    <w:p>
+      <w:pPr>
+        <w:pStyle w:val="Heading3"/>
+      </w:pPr>
+      <w:r>
+        <w:t xml:space="preserve">10.2 CRITICAL — Server Root Access (sudo)</w:t>
+      </w:r>
+    </w:p>
+    <w:p>
+      <w:pPr>
+        <w:pStyle w:val="FirstParagraph"/>
+      </w:pPr>
+      <w:r>
+        <w:rPr>
+          <w:b/>
+          <w:bCs/>
+        </w:rPr>
+        <w:t xml:space="preserve">This is the single most important limitation.</w:t>
+      </w:r>
+    </w:p>
+    <w:p>
+      <w:pPr>
+        <w:pStyle w:val="BodyText"/>
+      </w:pPr>
+      <w:r>
+        <w:t xml:space="preserve">SelfRecover protects recovery data through HMAC derivation, Argon2id hashing, and split knowledge. However,</w:t>
+      </w:r>
+      <w:r>
+        <w:t xml:space="preserve"> </w:t>
+      </w:r>
+      <w:r>
+        <w:rPr>
+          <w:b/>
+          <w:bCs/>
+        </w:rPr>
+        <w:t xml:space="preserve">none of these protections matter if an attacker gains root access to the server</w:t>
+      </w:r>
+      <w:r>
+        <w:t xml:space="preserve">.</w:t>
+      </w:r>
+    </w:p>
+    <w:p>
+      <w:pPr>
+        <w:pStyle w:val="BodyText"/>
+      </w:pPr>
+      <w:r>
+        <w:rPr>
+          <w:b/>
+          <w:bCs/>
+        </w:rPr>
+        <w:t xml:space="preserve">The vulnerability:</w:t>
+      </w:r>
+    </w:p>
+    <w:p>
+      <w:pPr>
+        <w:pStyle w:val="Compact"/>
+        <w:numPr>
+          <w:ilvl w:val="0"/>
+          <w:numId w:val="1015"/>
+        </w:numPr>
+      </w:pPr>
+      <w:r>
+        <w:t xml:space="preserve">Some Linux environments grant passwordless sudo by default (</w:t>
+      </w:r>
+      <w:r>
+        <w:rPr>
+          <w:rStyle w:val="VerbatimChar"/>
+        </w:rPr>
+        <w:t xml:space="preserve">NOPASSWD: ALL</w:t>
+      </w:r>
+      <w:r>
+        <w:t xml:space="preserve"> </w:t>
+      </w:r>
+      <w:r>
+        <w:t xml:space="preserve">in sudoers). Notable cases:</w:t>
+      </w:r>
+      <w:r>
+        <w:t xml:space="preserve"> </w:t>
+      </w:r>
+      <w:r>
+        <w:rPr>
+          <w:b/>
+          <w:bCs/>
+        </w:rPr>
+        <w:t xml:space="preserve">Raspberry Pi OS</w:t>
+      </w:r>
+      <w:r>
+        <w:t xml:space="preserve"> </w:t>
+      </w:r>
+      <w:r>
+        <w:t xml:space="preserve">(user</w:t>
+      </w:r>
+      <w:r>
+        <w:t xml:space="preserve"> </w:t>
+      </w:r>
+      <w:r>
+        <w:rPr>
+          <w:rStyle w:val="VerbatimChar"/>
+        </w:rPr>
+        <w:t xml:space="preserve">pi</w:t>
+      </w:r>
+      <w:r>
+        <w:t xml:space="preserve">) and</w:t>
+      </w:r>
+      <w:r>
+        <w:t xml:space="preserve"> </w:t>
+      </w:r>
+      <w:r>
+        <w:rPr>
+          <w:b/>
+          <w:bCs/>
+        </w:rPr>
+        <w:t xml:space="preserve">cloud images</w:t>
+      </w:r>
+      <w:r>
+        <w:t xml:space="preserve"> </w:t>
+      </w:r>
+      <w:r>
+        <w:t xml:space="preserve">(AWS, DigitalOcean, GCP Ubuntu AMIs for the default</w:t>
+      </w:r>
+      <w:r>
+        <w:t xml:space="preserve"> </w:t>
+      </w:r>
+      <w:r>
+        <w:rPr>
+          <w:rStyle w:val="VerbatimChar"/>
+        </w:rPr>
+        <w:t xml:space="preserve">ubuntu</w:t>
+      </w:r>
+      <w:r>
+        <w:t xml:space="preserve"> </w:t>
+      </w:r>
+      <w:r>
+        <w:t xml:space="preserve">user, Amazon Linux for</w:t>
+      </w:r>
+      <w:r>
+        <w:t xml:space="preserve"> </w:t>
+      </w:r>
+      <w:r>
+        <w:rPr>
+          <w:rStyle w:val="VerbatimChar"/>
+        </w:rPr>
+        <w:t xml:space="preserve">ec2-user</w:t>
+      </w:r>
+      <w:r>
+        <w:t xml:space="preserve">, etc.). Most desktop/server installs (Debian, Ubuntu iso, Fedora, Arch) do</w:t>
+      </w:r>
+      <w:r>
+        <w:t xml:space="preserve"> </w:t>
+      </w:r>
+      <w:r>
+        <w:rPr>
+          <w:b/>
+          <w:bCs/>
+        </w:rPr>
+        <w:t xml:space="preserve">not</w:t>
+      </w:r>
+      <w:r>
+        <w:t xml:space="preserve"> </w:t>
+      </w:r>
+      <w:r>
+        <w:t xml:space="preserve">have this issue by default — but always verify your</w:t>
+      </w:r>
+      <w:r>
+        <w:t xml:space="preserve"> </w:t>
+      </w:r>
+      <w:r>
+        <w:rPr>
+          <w:rStyle w:val="VerbatimChar"/>
+        </w:rPr>
+        <w:t xml:space="preserve">/etc/sudoers.d/</w:t>
+      </w:r>
+      <w:r>
+        <w:t xml:space="preserve"> </w:t>
+      </w:r>
+      <w:r>
+        <w:t xml:space="preserve">on installation.</w:t>
+      </w:r>
+    </w:p>
+    <w:p>
+      <w:pPr>
+        <w:pStyle w:val="Compact"/>
+        <w:numPr>
+          <w:ilvl w:val="0"/>
+          <w:numId w:val="1015"/>
+        </w:numPr>
+      </w:pPr>
+      <w:r>
+        <w:t xml:space="preserve">If an attacker compromises the user account (SSH key leak, web vulnerability, etc.), they escalate to root with zero friction</w:t>
+      </w:r>
+    </w:p>
+    <w:p>
+      <w:pPr>
+        <w:pStyle w:val="Compact"/>
+        <w:numPr>
+          <w:ilvl w:val="0"/>
+          <w:numId w:val="1015"/>
+        </w:numPr>
+      </w:pPr>
+      <w:r>
+        <w:t xml:space="preserve">With root: direct database access, password hash replacement, code modification — including the deriver served to the browser, which could then capture the memorized word —, key extraction — SelfRecover becomes decorative</w:t>
+      </w:r>
+    </w:p>
+    <w:p>
+      <w:pPr>
+        <w:pStyle w:val="FirstParagraph"/>
+      </w:pPr>
+      <w:r>
+        <w:t xml:space="preserve">This is not a theoretical risk. It is the single point of failure that bypasses the entire protocol.</w:t>
+      </w:r>
+    </w:p>
+    <w:p>
+      <w:pPr>
+        <w:pStyle w:val="BodyText"/>
+      </w:pPr>
+      <w:r>
+        <w:rPr>
+          <w:b/>
+          <w:bCs/>
+        </w:rPr>
+        <w:t xml:space="preserve">MANDATORY DEPLOYMENT RULE:</w:t>
       </w:r>
     </w:p>
     <w:p>
@@ -5560,27 +6183,295 @@
         </w:numPr>
       </w:pPr>
       <w:r>
-        <w:rPr>
-          <w:b/>
-          <w:bCs/>
-        </w:rPr>
-        <w:t xml:space="preserve">Social reputation laundering</w:t>
-      </w:r>
-      <w:r>
-        <w:t xml:space="preserve"> </w:t>
-      </w:r>
-      <w:r>
-        <w:t xml:space="preserve">— public identifier locked after registration, cannot be changed by the user</w:t>
-      </w:r>
-    </w:p>
-    <w:bookmarkEnd w:id="41"/>
-    <w:bookmarkStart w:id="42" w:name="critical-server-root-access-sudo"/>
+        <w:t xml:space="preserve">Remove</w:t>
+      </w:r>
+      <w:r>
+        <w:t xml:space="preserve"> </w:t>
+      </w:r>
+      <w:r>
+        <w:rPr>
+          <w:rStyle w:val="VerbatimChar"/>
+        </w:rPr>
+        <w:t xml:space="preserve">NOPASSWD</w:t>
+      </w:r>
+      <w:r>
+        <w:t xml:space="preserve"> </w:t>
+      </w:r>
+      <w:r>
+        <w:t xml:space="preserve">from sudoers immediately after OS installation</w:t>
+      </w:r>
+    </w:p>
+    <w:p>
+      <w:pPr>
+        <w:pStyle w:val="Compact"/>
+        <w:numPr>
+          <w:ilvl w:val="0"/>
+          <w:numId w:val="1016"/>
+        </w:numPr>
+      </w:pPr>
+      <w:r>
+        <w:t xml:space="preserve">Set a strong diceware passphrase (minimum 6 words, 8 recommended) as the sudo user password</w:t>
+      </w:r>
+    </w:p>
+    <w:p>
+      <w:pPr>
+        <w:pStyle w:val="Compact"/>
+        <w:numPr>
+          <w:ilvl w:val="0"/>
+          <w:numId w:val="1016"/>
+        </w:numPr>
+      </w:pPr>
+      <w:r>
+        <w:rPr>
+          <w:rStyle w:val="VerbatimChar"/>
+        </w:rPr>
+        <w:t xml:space="preserve">sudo</w:t>
+      </w:r>
+      <w:r>
+        <w:t xml:space="preserve"> </w:t>
+      </w:r>
+      <w:r>
+        <w:t xml:space="preserve">must require this passphrase for every privilege escalation</w:t>
+      </w:r>
+    </w:p>
+    <w:p>
+      <w:pPr>
+        <w:pStyle w:val="Compact"/>
+        <w:numPr>
+          <w:ilvl w:val="0"/>
+          <w:numId w:val="1016"/>
+        </w:numPr>
+      </w:pPr>
+      <w:r>
+        <w:t xml:space="preserve">The passphrase must be stored offline only (paper, not digital)</w:t>
+      </w:r>
+    </w:p>
+    <w:p>
+      <w:pPr>
+        <w:pStyle w:val="Compact"/>
+        <w:numPr>
+          <w:ilvl w:val="0"/>
+          <w:numId w:val="1016"/>
+        </w:numPr>
+      </w:pPr>
+      <w:r>
+        <w:t xml:space="preserve">SSH authentication must use key-based auth (no password login)</w:t>
+      </w:r>
+    </w:p>
+    <w:p>
+      <w:pPr>
+        <w:pStyle w:val="FirstParagraph"/>
+      </w:pPr>
+      <w:r>
+        <w:rPr>
+          <w:b/>
+          <w:bCs/>
+        </w:rPr>
+        <w:t xml:space="preserve">Implementation (Debian / Ubuntu / Raspberry Pi OS):</w:t>
+      </w:r>
+    </w:p>
+    <w:p>
+      <w:pPr>
+        <w:pStyle w:val="SourceCode"/>
+      </w:pPr>
+      <w:r>
+        <w:rPr>
+          <w:rStyle w:val="CommentTok"/>
+        </w:rPr>
+        <w:t xml:space="preserve"># 1. Change user password to a strong diceware passphrase</w:t>
+      </w:r>
+      <w:r>
+        <w:br/>
+      </w:r>
+      <w:r>
+        <w:rPr>
+          <w:rStyle w:val="BuiltInTok"/>
+        </w:rPr>
+        <w:t xml:space="preserve">echo</w:t>
+      </w:r>
+      <w:r>
+        <w:rPr>
+          <w:rStyle w:val="NormalTok"/>
+        </w:rPr>
+        <w:t xml:space="preserve"> </w:t>
+      </w:r>
+      <w:r>
+        <w:rPr>
+          <w:rStyle w:val="StringTok"/>
+        </w:rPr>
+        <w:t xml:space="preserve">"user:your-diceware-passphrase"</w:t>
+      </w:r>
+      <w:r>
+        <w:rPr>
+          <w:rStyle w:val="NormalTok"/>
+        </w:rPr>
+        <w:t xml:space="preserve"> </w:t>
+      </w:r>
+      <w:r>
+        <w:rPr>
+          <w:rStyle w:val="KeywordTok"/>
+        </w:rPr>
+        <w:t xml:space="preserve">|</w:t>
+      </w:r>
+      <w:r>
+        <w:rPr>
+          <w:rStyle w:val="NormalTok"/>
+        </w:rPr>
+        <w:t xml:space="preserve"> </w:t>
+      </w:r>
+      <w:r>
+        <w:rPr>
+          <w:rStyle w:val="FunctionTok"/>
+        </w:rPr>
+        <w:t xml:space="preserve">sudo</w:t>
+      </w:r>
+      <w:r>
+        <w:rPr>
+          <w:rStyle w:val="NormalTok"/>
+        </w:rPr>
+        <w:t xml:space="preserve"> chpasswd</w:t>
+      </w:r>
+      <w:r>
+        <w:br/>
+      </w:r>
+      <w:r>
+        <w:br/>
+      </w:r>
+      <w:r>
+        <w:rPr>
+          <w:rStyle w:val="CommentTok"/>
+        </w:rPr>
+        <w:t xml:space="preserve"># 2. Edit sudoers: replace "user ALL=(ALL) NOPASSWD: ALL" with "user ALL=(ALL) ALL"</w:t>
+      </w:r>
+      <w:r>
+        <w:br/>
+      </w:r>
+      <w:r>
+        <w:rPr>
+          <w:rStyle w:val="FunctionTok"/>
+        </w:rPr>
+        <w:t xml:space="preserve">sudo</w:t>
+      </w:r>
+      <w:r>
+        <w:rPr>
+          <w:rStyle w:val="NormalTok"/>
+        </w:rPr>
+        <w:t xml:space="preserve"> visudo </w:t>
+      </w:r>
+      <w:r>
+        <w:rPr>
+          <w:rStyle w:val="AttributeTok"/>
+        </w:rPr>
+        <w:t xml:space="preserve">-f</w:t>
+      </w:r>
+      <w:r>
+        <w:rPr>
+          <w:rStyle w:val="NormalTok"/>
+        </w:rPr>
+        <w:t xml:space="preserve"> /etc/sudoers.d/010_user-nopasswd</w:t>
+      </w:r>
+      <w:r>
+        <w:br/>
+      </w:r>
+      <w:r>
+        <w:br/>
+      </w:r>
+      <w:r>
+        <w:rPr>
+          <w:rStyle w:val="CommentTok"/>
+        </w:rPr>
+        <w:t xml:space="preserve"># 3. Verify: this command must fail with "a password is required"</w:t>
+      </w:r>
+      <w:r>
+        <w:br/>
+      </w:r>
+      <w:r>
+        <w:rPr>
+          <w:rStyle w:val="FunctionTok"/>
+        </w:rPr>
+        <w:t xml:space="preserve">sudo</w:t>
+      </w:r>
+      <w:r>
+        <w:rPr>
+          <w:rStyle w:val="NormalTok"/>
+        </w:rPr>
+        <w:t xml:space="preserve"> </w:t>
+      </w:r>
+      <w:r>
+        <w:rPr>
+          <w:rStyle w:val="AttributeTok"/>
+        </w:rPr>
+        <w:t xml:space="preserve">-k</w:t>
+      </w:r>
+      <w:r>
+        <w:rPr>
+          <w:rStyle w:val="NormalTok"/>
+        </w:rPr>
+        <w:t xml:space="preserve"> </w:t>
+      </w:r>
+      <w:r>
+        <w:rPr>
+          <w:rStyle w:val="KeywordTok"/>
+        </w:rPr>
+        <w:t xml:space="preserve">&amp;&amp;</w:t>
+      </w:r>
+      <w:r>
+        <w:rPr>
+          <w:rStyle w:val="NormalTok"/>
+        </w:rPr>
+        <w:t xml:space="preserve"> </w:t>
+      </w:r>
+      <w:r>
+        <w:rPr>
+          <w:rStyle w:val="FunctionTok"/>
+        </w:rPr>
+        <w:t xml:space="preserve">sudo</w:t>
+      </w:r>
+      <w:r>
+        <w:rPr>
+          <w:rStyle w:val="NormalTok"/>
+        </w:rPr>
+        <w:t xml:space="preserve"> </w:t>
+      </w:r>
+      <w:r>
+        <w:rPr>
+          <w:rStyle w:val="AttributeTok"/>
+        </w:rPr>
+        <w:t xml:space="preserve">-n</w:t>
+      </w:r>
+      <w:r>
+        <w:rPr>
+          <w:rStyle w:val="NormalTok"/>
+        </w:rPr>
+        <w:t xml:space="preserve"> whoami</w:t>
+      </w:r>
+    </w:p>
+    <w:p>
+      <w:pPr>
+        <w:pStyle w:val="FirstParagraph"/>
+      </w:pPr>
+      <w:r>
+        <w:t xml:space="preserve">A SelfRecover deployment without hardened sudo is a lock on a door with no wall.</w:t>
+      </w:r>
+      <w:r>
+        <w:t xml:space="preserve"> </w:t>
+      </w:r>
+      <w:r>
+        <w:rPr>
+          <w:b/>
+          <w:bCs/>
+        </w:rPr>
+        <w:t xml:space="preserve">This rule is non-negotiable.</w:t>
+      </w:r>
+    </w:p>
+    <w:bookmarkEnd w:id="43"/>
+    <w:bookmarkStart w:id="44" w:name="X2f1bf8a7bbcb281955f474219b42d1986fb706e"/>
     <w:p>
       <w:pPr>
         <w:pStyle w:val="Heading3"/>
       </w:pPr>
       <w:r>
-        <w:t xml:space="preserve">10.2 CRITICAL — Server Root Access (sudo)</w:t>
+        <w:t xml:space="preserve">10.3 L2 Requires Two Factors — Neither Suffices Alone</w:t>
       </w:r>
     </w:p>
     <w:p>
@@ -5588,11 +6479,87 @@
         <w:pStyle w:val="FirstParagraph"/>
       </w:pPr>
       <w:r>
-        <w:rPr>
-          <w:b/>
-          <w:bCs/>
-        </w:rPr>
-        <w:t xml:space="preserve">This is the single most important limitation.</w:t>
+        <w:t xml:space="preserve">L2 requires</w:t>
+      </w:r>
+      <w:r>
+        <w:t xml:space="preserve"> </w:t>
+      </w:r>
+      <w:r>
+        <w:rPr>
+          <w:b/>
+          <w:bCs/>
+        </w:rPr>
+        <w:t xml:space="preserve">two</w:t>
+      </w:r>
+      <w:r>
+        <w:t xml:space="preserve"> </w:t>
+      </w:r>
+      <w:r>
+        <w:t xml:space="preserve">factors: a recovery code (possession)</w:t>
+      </w:r>
+      <w:r>
+        <w:t xml:space="preserve"> </w:t>
+      </w:r>
+      <w:r>
+        <w:rPr>
+          <w:b/>
+          <w:bCs/>
+        </w:rPr>
+        <w:t xml:space="preserve">and</w:t>
+      </w:r>
+      <w:r>
+        <w:t xml:space="preserve"> </w:t>
+      </w:r>
+      <w:r>
+        <w:t xml:space="preserve">the memorized word (knowledge). A compromised memorized word alone (social engineering, shoulder surfing, written down carelessly) is not enough — a recovery code is still missing. The real risk is the</w:t>
+      </w:r>
+      <w:r>
+        <w:t xml:space="preserve"> </w:t>
+      </w:r>
+      <w:r>
+        <w:rPr>
+          <w:b/>
+          <w:bCs/>
+        </w:rPr>
+        <w:t xml:space="preserve">simultaneous</w:t>
+      </w:r>
+      <w:r>
+        <w:t xml:space="preserve"> </w:t>
+      </w:r>
+      <w:r>
+        <w:t xml:space="preserve">compromise of both factors (the word</w:t>
+      </w:r>
+      <w:r>
+        <w:t xml:space="preserve"> </w:t>
+      </w:r>
+      <w:r>
+        <w:rPr>
+          <w:b/>
+          <w:bCs/>
+        </w:rPr>
+        <w:t xml:space="preserve">and</w:t>
+      </w:r>
+      <w:r>
+        <w:t xml:space="preserve"> </w:t>
+      </w:r>
+      <w:r>
+        <w:t xml:space="preserve">a recovery code, or the word</w:t>
+      </w:r>
+      <w:r>
+        <w:t xml:space="preserve"> </w:t>
+      </w:r>
+      <w:r>
+        <w:rPr>
+          <w:b/>
+          <w:bCs/>
+        </w:rPr>
+        <w:t xml:space="preserve">and</w:t>
+      </w:r>
+      <w:r>
+        <w:t xml:space="preserve"> </w:t>
+      </w:r>
+      <w:r>
+        <w:t xml:space="preserve">the enrolled device). This is the standard 2FA model: it cannot be mitigated without an external communication channel — which SelfRecover explicitly rejects.</w:t>
       </w:r>
     </w:p>
     <w:p>
@@ -5600,20 +6567,7 @@
         <w:pStyle w:val="BodyText"/>
       </w:pPr>
       <w:r>
-        <w:t xml:space="preserve">SelfRecover protects recovery data through HMAC derivation, Argon2id hashing, and split knowledge. However,</w:t>
-      </w:r>
-      <w:r>
-        <w:t xml:space="preserve"> </w:t>
-      </w:r>
-      <w:r>
-        <w:rPr>
-          <w:b/>
-          <w:bCs/>
-        </w:rPr>
-        <w:t xml:space="preserve">none of these protections matter if an attacker gains root access to the server</w:t>
-      </w:r>
-      <w:r>
-        <w:t xml:space="preserve">.</w:t>
+        <w:t xml:space="preserve">On the device path the server does not check the word: a stolen blob can be attacked offline, with no counter, at Argon2id’s cost alone. This path needs a strong word.</w:t>
       </w:r>
     </w:p>
     <w:p>
@@ -5621,11 +6575,31 @@
         <w:pStyle w:val="BodyText"/>
       </w:pPr>
       <w:r>
-        <w:rPr>
-          <w:b/>
-          <w:bCs/>
-        </w:rPr>
-        <w:t xml:space="preserve">The vulnerability:</w:t>
+        <w:t xml:space="preserve">No system can protect against the simultaneous theft of all its factors. A leaked SSH private key gives server access. A leaked seed phrase empties a wallet. A recovery code</w:t>
+      </w:r>
+      <w:r>
+        <w:t xml:space="preserve"> </w:t>
+      </w:r>
+      <w:r>
+        <w:rPr>
+          <w:b/>
+          <w:bCs/>
+        </w:rPr>
+        <w:t xml:space="preserve">and</w:t>
+      </w:r>
+      <w:r>
+        <w:t xml:space="preserve"> </w:t>
+      </w:r>
+      <w:r>
+        <w:t xml:space="preserve">the memorized word stolen together open the account. The security model is identical.</w:t>
+      </w:r>
+    </w:p>
+    <w:p>
+      <w:pPr>
+        <w:pStyle w:val="BodyText"/>
+      </w:pPr>
+      <w:r>
+        <w:t xml:space="preserve">SelfRecover assumes:</w:t>
       </w:r>
     </w:p>
     <w:p>
@@ -5637,121 +6611,7 @@
         </w:numPr>
       </w:pPr>
       <w:r>
-        <w:t xml:space="preserve">Some Linux environments grant passwordless sudo by default (</w:t>
-      </w:r>
-      <w:r>
-        <w:rPr>
-          <w:rStyle w:val="VerbatimChar"/>
-        </w:rPr>
-        <w:t xml:space="preserve">NOPASSWD: ALL</w:t>
-      </w:r>
-      <w:r>
-        <w:t xml:space="preserve"> </w:t>
-      </w:r>
-      <w:r>
-        <w:t xml:space="preserve">in sudoers). Notable cases:</w:t>
-      </w:r>
-      <w:r>
-        <w:t xml:space="preserve"> </w:t>
-      </w:r>
-      <w:r>
-        <w:rPr>
-          <w:b/>
-          <w:bCs/>
-        </w:rPr>
-        <w:t xml:space="preserve">Raspberry Pi OS</w:t>
-      </w:r>
-      <w:r>
-        <w:t xml:space="preserve"> </w:t>
-      </w:r>
-      <w:r>
-        <w:t xml:space="preserve">(user</w:t>
-      </w:r>
-      <w:r>
-        <w:t xml:space="preserve"> </w:t>
-      </w:r>
-      <w:r>
-        <w:rPr>
-          <w:rStyle w:val="VerbatimChar"/>
-        </w:rPr>
-        <w:t xml:space="preserve">pi</w:t>
-      </w:r>
-      <w:r>
-        <w:t xml:space="preserve">) and</w:t>
-      </w:r>
-      <w:r>
-        <w:t xml:space="preserve"> </w:t>
-      </w:r>
-      <w:r>
-        <w:rPr>
-          <w:b/>
-          <w:bCs/>
-        </w:rPr>
-        <w:t xml:space="preserve">cloud images</w:t>
-      </w:r>
-      <w:r>
-        <w:t xml:space="preserve"> </w:t>
-      </w:r>
-      <w:r>
-        <w:t xml:space="preserve">(AWS, DigitalOcean, GCP Ubuntu AMIs for the default</w:t>
-      </w:r>
-      <w:r>
-        <w:t xml:space="preserve"> </w:t>
-      </w:r>
-      <w:r>
-        <w:rPr>
-          <w:rStyle w:val="VerbatimChar"/>
-        </w:rPr>
-        <w:t xml:space="preserve">ubuntu</w:t>
-      </w:r>
-      <w:r>
-        <w:t xml:space="preserve"> </w:t>
-      </w:r>
-      <w:r>
-        <w:t xml:space="preserve">user, Amazon Linux for</w:t>
-      </w:r>
-      <w:r>
-        <w:t xml:space="preserve"> </w:t>
-      </w:r>
-      <w:r>
-        <w:rPr>
-          <w:rStyle w:val="VerbatimChar"/>
-        </w:rPr>
-        <w:t xml:space="preserve">ec2-user</w:t>
-      </w:r>
-      <w:r>
-        <w:t xml:space="preserve">, etc.). Most desktop/server installs (Debian, Ubuntu iso, Fedora, Arch) do</w:t>
-      </w:r>
-      <w:r>
-        <w:t xml:space="preserve"> </w:t>
-      </w:r>
-      <w:r>
-        <w:rPr>
-          <w:b/>
-          <w:bCs/>
-        </w:rPr>
-        <w:t xml:space="preserve">not</w:t>
-      </w:r>
-      <w:r>
-        <w:t xml:space="preserve"> </w:t>
-      </w:r>
-      <w:r>
-        <w:t xml:space="preserve">have this issue by default — but always verify your</w:t>
-      </w:r>
-      <w:r>
-        <w:t xml:space="preserve"> </w:t>
-      </w:r>
-      <w:r>
-        <w:rPr>
-          <w:rStyle w:val="VerbatimChar"/>
-        </w:rPr>
-        <w:t xml:space="preserve">/etc/sudoers.d/</w:t>
-      </w:r>
-      <w:r>
-        <w:t xml:space="preserve"> </w:t>
-      </w:r>
-      <w:r>
-        <w:t xml:space="preserve">on installation.</w:t>
+        <w:t xml:space="preserve">The user treats the recovery word like a house key — not written on a sticky note, not shared in a chat</w:t>
       </w:r>
     </w:p>
     <w:p>
@@ -5763,7 +6623,37 @@
         </w:numPr>
       </w:pPr>
       <w:r>
-        <w:t xml:space="preserve">If an attacker compromises the user account (SSH key leak, web vulnerability, etc.), they escalate to root with zero friction</w:t>
+        <w:t xml:space="preserve">In</w:t>
+      </w:r>
+      <w:r>
+        <w:t xml:space="preserve"> </w:t>
+      </w:r>
+      <w:r>
+        <w:rPr>
+          <w:rStyle w:val="VerbatimChar"/>
+        </w:rPr>
+        <w:t xml:space="preserve">'hostname'</w:t>
+      </w:r>
+      <w:r>
+        <w:t xml:space="preserve"> </w:t>
+      </w:r>
+      <w:r>
+        <w:t xml:space="preserve">mode, the derivation limits damage to the single hostname involved (the fingerprint is useless elsewhere); in</w:t>
+      </w:r>
+      <w:r>
+        <w:t xml:space="preserve"> </w:t>
+      </w:r>
+      <w:r>
+        <w:rPr>
+          <w:rStyle w:val="VerbatimChar"/>
+        </w:rPr>
+        <w:t xml:space="preserve">'label'</w:t>
+      </w:r>
+      <w:r>
+        <w:t xml:space="preserve"> </w:t>
+      </w:r>
+      <w:r>
+        <w:t xml:space="preserve">mode it only limits damage to services that do not share the same label</w:t>
       </w:r>
     </w:p>
     <w:p>
@@ -5775,7 +6665,19 @@
         </w:numPr>
       </w:pPr>
       <w:r>
-        <w:t xml:space="preserve">With root: direct database access, password hash replacement, code modification, key extraction — SelfRecover becomes decorative</w:t>
+        <w:t xml:space="preserve">Per-account and per-address brakes, and level-2 suspension, slow online brute force down; offline, only the Argon2id cost does</w:t>
+      </w:r>
+    </w:p>
+    <w:p>
+      <w:pPr>
+        <w:pStyle w:val="Compact"/>
+        <w:numPr>
+          <w:ilvl w:val="0"/>
+          <w:numId w:val="1017"/>
+        </w:numPr>
+      </w:pPr>
+      <w:r>
+        <w:t xml:space="preserve">The server cannot compensate for human carelessness — no system can</w:t>
       </w:r>
     </w:p>
     <w:p>
@@ -5783,19 +6685,27 @@
         <w:pStyle w:val="FirstParagraph"/>
       </w:pPr>
       <w:r>
-        <w:t xml:space="preserve">This is not a theoretical risk. It is the single point of failure that bypasses the entire protocol.</w:t>
-      </w:r>
-    </w:p>
-    <w:p>
-      <w:pPr>
-        <w:pStyle w:val="BodyText"/>
-      </w:pPr>
-      <w:r>
-        <w:rPr>
-          <w:b/>
-          <w:bCs/>
-        </w:rPr>
-        <w:t xml:space="preserve">MANDATORY DEPLOYMENT RULE:</w:t>
+        <w:rPr>
+          <w:b/>
+          <w:bCs/>
+        </w:rPr>
+        <w:t xml:space="preserve">A protected secret stays safe; a neglected one is exposed.</w:t>
+      </w:r>
+      <w:r>
+        <w:t xml:space="preserve"> </w:t>
+      </w:r>
+      <w:r>
+        <w:t xml:space="preserve">This is not a flaw — it is the fundamental contract of any secret-based security system.</w:t>
+      </w:r>
+    </w:p>
+    <w:bookmarkEnd w:id="44"/>
+    <w:bookmarkStart w:id="45" w:name="other-limitations-by-design"/>
+    <w:p>
+      <w:pPr>
+        <w:pStyle w:val="Heading3"/>
+      </w:pPr>
+      <w:r>
+        <w:t xml:space="preserve">10.4 Other limitations (by design)</w:t>
       </w:r>
     </w:p>
     <w:p>
@@ -5807,545 +6717,7 @@
         </w:numPr>
       </w:pPr>
       <w:r>
-        <w:t xml:space="preserve">Remove</w:t>
-      </w:r>
-      <w:r>
-        <w:t xml:space="preserve"> </w:t>
-      </w:r>
-      <w:r>
-        <w:rPr>
-          <w:rStyle w:val="VerbatimChar"/>
-        </w:rPr>
-        <w:t xml:space="preserve">NOPASSWD</w:t>
-      </w:r>
-      <w:r>
-        <w:t xml:space="preserve"> </w:t>
-      </w:r>
-      <w:r>
-        <w:t xml:space="preserve">from sudoers immediately after OS installation</w:t>
-      </w:r>
-    </w:p>
-    <w:p>
-      <w:pPr>
-        <w:pStyle w:val="Compact"/>
-        <w:numPr>
-          <w:ilvl w:val="0"/>
-          <w:numId w:val="1018"/>
-        </w:numPr>
-      </w:pPr>
-      <w:r>
-        <w:t xml:space="preserve">Set a strong diceware passphrase (minimum 6 words, 8 recommended) as the sudo user password</w:t>
-      </w:r>
-    </w:p>
-    <w:p>
-      <w:pPr>
-        <w:pStyle w:val="Compact"/>
-        <w:numPr>
-          <w:ilvl w:val="0"/>
-          <w:numId w:val="1018"/>
-        </w:numPr>
-      </w:pPr>
-      <w:r>
-        <w:rPr>
-          <w:rStyle w:val="VerbatimChar"/>
-        </w:rPr>
-        <w:t xml:space="preserve">sudo</w:t>
-      </w:r>
-      <w:r>
-        <w:t xml:space="preserve"> </w:t>
-      </w:r>
-      <w:r>
-        <w:t xml:space="preserve">must require this passphrase for every privilege escalation</w:t>
-      </w:r>
-    </w:p>
-    <w:p>
-      <w:pPr>
-        <w:pStyle w:val="Compact"/>
-        <w:numPr>
-          <w:ilvl w:val="0"/>
-          <w:numId w:val="1018"/>
-        </w:numPr>
-      </w:pPr>
-      <w:r>
-        <w:t xml:space="preserve">The passphrase must be stored offline only (paper, not digital)</w:t>
-      </w:r>
-    </w:p>
-    <w:p>
-      <w:pPr>
-        <w:pStyle w:val="Compact"/>
-        <w:numPr>
-          <w:ilvl w:val="0"/>
-          <w:numId w:val="1018"/>
-        </w:numPr>
-      </w:pPr>
-      <w:r>
-        <w:t xml:space="preserve">SSH authentication must use key-based auth (no password login)</w:t>
-      </w:r>
-    </w:p>
-    <w:p>
-      <w:pPr>
-        <w:pStyle w:val="FirstParagraph"/>
-      </w:pPr>
-      <w:r>
-        <w:rPr>
-          <w:b/>
-          <w:bCs/>
-        </w:rPr>
-        <w:t xml:space="preserve">Implementation (Debian / Ubuntu / Raspberry Pi OS):</w:t>
-      </w:r>
-    </w:p>
-    <w:p>
-      <w:pPr>
-        <w:pStyle w:val="SourceCode"/>
-      </w:pPr>
-      <w:r>
-        <w:rPr>
-          <w:rStyle w:val="CommentTok"/>
-        </w:rPr>
-        <w:t xml:space="preserve"># 1. Change user password to a strong diceware passphrase</w:t>
-      </w:r>
-      <w:r>
-        <w:br/>
-      </w:r>
-      <w:r>
-        <w:rPr>
-          <w:rStyle w:val="BuiltInTok"/>
-        </w:rPr>
-        <w:t xml:space="preserve">echo</w:t>
-      </w:r>
-      <w:r>
-        <w:rPr>
-          <w:rStyle w:val="NormalTok"/>
-        </w:rPr>
-        <w:t xml:space="preserve"> </w:t>
-      </w:r>
-      <w:r>
-        <w:rPr>
-          <w:rStyle w:val="StringTok"/>
-        </w:rPr>
-        <w:t xml:space="preserve">"user:your-diceware-passphrase"</w:t>
-      </w:r>
-      <w:r>
-        <w:rPr>
-          <w:rStyle w:val="NormalTok"/>
-        </w:rPr>
-        <w:t xml:space="preserve"> </w:t>
-      </w:r>
-      <w:r>
-        <w:rPr>
-          <w:rStyle w:val="KeywordTok"/>
-        </w:rPr>
-        <w:t xml:space="preserve">|</w:t>
-      </w:r>
-      <w:r>
-        <w:rPr>
-          <w:rStyle w:val="NormalTok"/>
-        </w:rPr>
-        <w:t xml:space="preserve"> </w:t>
-      </w:r>
-      <w:r>
-        <w:rPr>
-          <w:rStyle w:val="FunctionTok"/>
-        </w:rPr>
-        <w:t xml:space="preserve">sudo</w:t>
-      </w:r>
-      <w:r>
-        <w:rPr>
-          <w:rStyle w:val="NormalTok"/>
-        </w:rPr>
-        <w:t xml:space="preserve"> chpasswd</w:t>
-      </w:r>
-      <w:r>
-        <w:br/>
-      </w:r>
-      <w:r>
-        <w:br/>
-      </w:r>
-      <w:r>
-        <w:rPr>
-          <w:rStyle w:val="CommentTok"/>
-        </w:rPr>
-        <w:t xml:space="preserve"># 2. Edit sudoers: replace "user ALL=(ALL) NOPASSWD: ALL" with "user ALL=(ALL) ALL"</w:t>
-      </w:r>
-      <w:r>
-        <w:br/>
-      </w:r>
-      <w:r>
-        <w:rPr>
-          <w:rStyle w:val="FunctionTok"/>
-        </w:rPr>
-        <w:t xml:space="preserve">sudo</w:t>
-      </w:r>
-      <w:r>
-        <w:rPr>
-          <w:rStyle w:val="NormalTok"/>
-        </w:rPr>
-        <w:t xml:space="preserve"> visudo </w:t>
-      </w:r>
-      <w:r>
-        <w:rPr>
-          <w:rStyle w:val="AttributeTok"/>
-        </w:rPr>
-        <w:t xml:space="preserve">-f</w:t>
-      </w:r>
-      <w:r>
-        <w:rPr>
-          <w:rStyle w:val="NormalTok"/>
-        </w:rPr>
-        <w:t xml:space="preserve"> /etc/sudoers.d/010_user-nopasswd</w:t>
-      </w:r>
-      <w:r>
-        <w:br/>
-      </w:r>
-      <w:r>
-        <w:br/>
-      </w:r>
-      <w:r>
-        <w:rPr>
-          <w:rStyle w:val="CommentTok"/>
-        </w:rPr>
-        <w:t xml:space="preserve"># 3. Verify: this command must fail with "a password is required"</w:t>
-      </w:r>
-      <w:r>
-        <w:br/>
-      </w:r>
-      <w:r>
-        <w:rPr>
-          <w:rStyle w:val="FunctionTok"/>
-        </w:rPr>
-        <w:t xml:space="preserve">sudo</w:t>
-      </w:r>
-      <w:r>
-        <w:rPr>
-          <w:rStyle w:val="NormalTok"/>
-        </w:rPr>
-        <w:t xml:space="preserve"> </w:t>
-      </w:r>
-      <w:r>
-        <w:rPr>
-          <w:rStyle w:val="AttributeTok"/>
-        </w:rPr>
-        <w:t xml:space="preserve">-k</w:t>
-      </w:r>
-      <w:r>
-        <w:rPr>
-          <w:rStyle w:val="NormalTok"/>
-        </w:rPr>
-        <w:t xml:space="preserve"> </w:t>
-      </w:r>
-      <w:r>
-        <w:rPr>
-          <w:rStyle w:val="KeywordTok"/>
-        </w:rPr>
-        <w:t xml:space="preserve">&amp;&amp;</w:t>
-      </w:r>
-      <w:r>
-        <w:rPr>
-          <w:rStyle w:val="NormalTok"/>
-        </w:rPr>
-        <w:t xml:space="preserve"> </w:t>
-      </w:r>
-      <w:r>
-        <w:rPr>
-          <w:rStyle w:val="FunctionTok"/>
-        </w:rPr>
-        <w:t xml:space="preserve">sudo</w:t>
-      </w:r>
-      <w:r>
-        <w:rPr>
-          <w:rStyle w:val="NormalTok"/>
-        </w:rPr>
-        <w:t xml:space="preserve"> </w:t>
-      </w:r>
-      <w:r>
-        <w:rPr>
-          <w:rStyle w:val="AttributeTok"/>
-        </w:rPr>
-        <w:t xml:space="preserve">-n</w:t>
-      </w:r>
-      <w:r>
-        <w:rPr>
-          <w:rStyle w:val="NormalTok"/>
-        </w:rPr>
-        <w:t xml:space="preserve"> whoami</w:t>
-      </w:r>
-    </w:p>
-    <w:p>
-      <w:pPr>
-        <w:pStyle w:val="FirstParagraph"/>
-      </w:pPr>
-      <w:r>
-        <w:t xml:space="preserve">A SelfRecover deployment without hardened sudo is a lock on a door with no wall.</w:t>
-      </w:r>
-      <w:r>
-        <w:t xml:space="preserve"> </w:t>
-      </w:r>
-      <w:r>
-        <w:rPr>
-          <w:b/>
-          <w:bCs/>
-        </w:rPr>
-        <w:t xml:space="preserve">This rule is non-negotiable.</w:t>
-      </w:r>
-    </w:p>
-    <w:bookmarkEnd w:id="42"/>
-    <w:bookmarkStart w:id="43" w:name="X2f1bf8a7bbcb281955f474219b42d1986fb706e"/>
-    <w:p>
-      <w:pPr>
-        <w:pStyle w:val="Heading3"/>
-      </w:pPr>
-      <w:r>
-        <w:t xml:space="preserve">10.3 L2 Requires Two Factors — Neither Suffices Alone</w:t>
-      </w:r>
-    </w:p>
-    <w:p>
-      <w:pPr>
-        <w:pStyle w:val="FirstParagraph"/>
-      </w:pPr>
-      <w:r>
-        <w:t xml:space="preserve">L2 requires</w:t>
-      </w:r>
-      <w:r>
-        <w:t xml:space="preserve"> </w:t>
-      </w:r>
-      <w:r>
-        <w:rPr>
-          <w:b/>
-          <w:bCs/>
-        </w:rPr>
-        <w:t xml:space="preserve">two</w:t>
-      </w:r>
-      <w:r>
-        <w:t xml:space="preserve"> </w:t>
-      </w:r>
-      <w:r>
-        <w:t xml:space="preserve">factors: a recovery code (possession)</w:t>
-      </w:r>
-      <w:r>
-        <w:t xml:space="preserve"> </w:t>
-      </w:r>
-      <w:r>
-        <w:rPr>
-          <w:b/>
-          <w:bCs/>
-        </w:rPr>
-        <w:t xml:space="preserve">and</w:t>
-      </w:r>
-      <w:r>
-        <w:t xml:space="preserve"> </w:t>
-      </w:r>
-      <w:r>
-        <w:t xml:space="preserve">the memorized word (knowledge). A compromised memorized word alone (social engineering, shoulder surfing, written down carelessly) is not enough — a recovery code is still missing. The real risk is the</w:t>
-      </w:r>
-      <w:r>
-        <w:t xml:space="preserve"> </w:t>
-      </w:r>
-      <w:r>
-        <w:rPr>
-          <w:b/>
-          <w:bCs/>
-        </w:rPr>
-        <w:t xml:space="preserve">simultaneous</w:t>
-      </w:r>
-      <w:r>
-        <w:t xml:space="preserve"> </w:t>
-      </w:r>
-      <w:r>
-        <w:t xml:space="preserve">compromise of both factors (the word</w:t>
-      </w:r>
-      <w:r>
-        <w:t xml:space="preserve"> </w:t>
-      </w:r>
-      <w:r>
-        <w:rPr>
-          <w:b/>
-          <w:bCs/>
-        </w:rPr>
-        <w:t xml:space="preserve">and</w:t>
-      </w:r>
-      <w:r>
-        <w:t xml:space="preserve"> </w:t>
-      </w:r>
-      <w:r>
-        <w:t xml:space="preserve">a recovery code, or the word</w:t>
-      </w:r>
-      <w:r>
-        <w:t xml:space="preserve"> </w:t>
-      </w:r>
-      <w:r>
-        <w:rPr>
-          <w:b/>
-          <w:bCs/>
-        </w:rPr>
-        <w:t xml:space="preserve">and</w:t>
-      </w:r>
-      <w:r>
-        <w:t xml:space="preserve"> </w:t>
-      </w:r>
-      <w:r>
-        <w:t xml:space="preserve">the enrolled device). This is the standard 2FA model: it cannot be mitigated without an external communication channel — which SelfRecover explicitly rejects.</w:t>
-      </w:r>
-    </w:p>
-    <w:p>
-      <w:pPr>
-        <w:pStyle w:val="BodyText"/>
-      </w:pPr>
-      <w:r>
-        <w:t xml:space="preserve">No system can protect against the simultaneous theft of all its factors. A leaked SSH private key gives server access. A leaked seed phrase empties a wallet. A recovery code</w:t>
-      </w:r>
-      <w:r>
-        <w:t xml:space="preserve"> </w:t>
-      </w:r>
-      <w:r>
-        <w:rPr>
-          <w:b/>
-          <w:bCs/>
-        </w:rPr>
-        <w:t xml:space="preserve">and</w:t>
-      </w:r>
-      <w:r>
-        <w:t xml:space="preserve"> </w:t>
-      </w:r>
-      <w:r>
-        <w:t xml:space="preserve">the memorized word stolen together open the account. The security model is identical.</w:t>
-      </w:r>
-    </w:p>
-    <w:p>
-      <w:pPr>
-        <w:pStyle w:val="BodyText"/>
-      </w:pPr>
-      <w:r>
-        <w:t xml:space="preserve">SelfRecover assumes:</w:t>
-      </w:r>
-    </w:p>
-    <w:p>
-      <w:pPr>
-        <w:pStyle w:val="Compact"/>
-        <w:numPr>
-          <w:ilvl w:val="0"/>
-          <w:numId w:val="1019"/>
-        </w:numPr>
-      </w:pPr>
-      <w:r>
-        <w:t xml:space="preserve">The user treats the recovery word like a house key — not written on a sticky note, not shared in a chat</w:t>
-      </w:r>
-    </w:p>
-    <w:p>
-      <w:pPr>
-        <w:pStyle w:val="Compact"/>
-        <w:numPr>
-          <w:ilvl w:val="0"/>
-          <w:numId w:val="1019"/>
-        </w:numPr>
-      </w:pPr>
-      <w:r>
-        <w:t xml:space="preserve">In</w:t>
-      </w:r>
-      <w:r>
-        <w:t xml:space="preserve"> </w:t>
-      </w:r>
-      <w:r>
-        <w:rPr>
-          <w:rStyle w:val="VerbatimChar"/>
-        </w:rPr>
-        <w:t xml:space="preserve">'hostname'</w:t>
-      </w:r>
-      <w:r>
-        <w:t xml:space="preserve"> </w:t>
-      </w:r>
-      <w:r>
-        <w:t xml:space="preserve">mode, the derivation limits damage to the single hostname involved (the fingerprint is useless elsewhere); in</w:t>
-      </w:r>
-      <w:r>
-        <w:t xml:space="preserve"> </w:t>
-      </w:r>
-      <w:r>
-        <w:rPr>
-          <w:rStyle w:val="VerbatimChar"/>
-        </w:rPr>
-        <w:t xml:space="preserve">'label'</w:t>
-      </w:r>
-      <w:r>
-        <w:t xml:space="preserve"> </w:t>
-      </w:r>
-      <w:r>
-        <w:t xml:space="preserve">mode it only limits damage to services that do not share the same label</w:t>
-      </w:r>
-    </w:p>
-    <w:p>
-      <w:pPr>
-        <w:pStyle w:val="Compact"/>
-        <w:numPr>
-          <w:ilvl w:val="0"/>
-          <w:numId w:val="1019"/>
-        </w:numPr>
-      </w:pPr>
-      <w:r>
-        <w:t xml:space="preserve">Rate limiting and L2→L3 escalation slow down brute-force attempts</w:t>
-      </w:r>
-    </w:p>
-    <w:p>
-      <w:pPr>
-        <w:pStyle w:val="Compact"/>
-        <w:numPr>
-          <w:ilvl w:val="0"/>
-          <w:numId w:val="1019"/>
-        </w:numPr>
-      </w:pPr>
-      <w:r>
-        <w:t xml:space="preserve">The server cannot compensate for human carelessness — no system can</w:t>
-      </w:r>
-    </w:p>
-    <w:p>
-      <w:pPr>
-        <w:pStyle w:val="FirstParagraph"/>
-      </w:pPr>
-      <w:r>
-        <w:rPr>
-          <w:b/>
-          <w:bCs/>
-        </w:rPr>
-        <w:t xml:space="preserve">A protected secret stays safe; a neglected one is exposed.</w:t>
-      </w:r>
-      <w:r>
-        <w:t xml:space="preserve"> </w:t>
-      </w:r>
-      <w:r>
-        <w:t xml:space="preserve">This is not a flaw — it is the fundamental contract of any secret-based security system.</w:t>
-      </w:r>
-    </w:p>
-    <w:bookmarkEnd w:id="43"/>
-    <w:bookmarkStart w:id="44" w:name="other-limitations-by-design"/>
-    <w:p>
-      <w:pPr>
-        <w:pStyle w:val="Heading3"/>
-      </w:pPr>
-      <w:r>
-        <w:t xml:space="preserve">10.4 Other limitations (by design)</w:t>
-      </w:r>
-    </w:p>
-    <w:p>
-      <w:pPr>
-        <w:pStyle w:val="Compact"/>
-        <w:numPr>
-          <w:ilvl w:val="0"/>
-          <w:numId w:val="1020"/>
-        </w:numPr>
-      </w:pPr>
-      <w:r>
-        <w:t xml:space="preserve">If the user forgets both the recovery word and the passphrase and fails L3 scoring, the admin is the only fallback</w:t>
-      </w:r>
-    </w:p>
-    <w:p>
-      <w:pPr>
-        <w:pStyle w:val="Compact"/>
-        <w:numPr>
-          <w:ilvl w:val="0"/>
-          <w:numId w:val="1020"/>
-        </w:numPr>
-      </w:pPr>
-      <w:r>
-        <w:t xml:space="preserve">Users who change devices frequently lose fingerprint-based passive bonuses</w:t>
+        <w:t xml:space="preserve">If the user forgot their memorized word and lost their passphrase, only level 3 is left: a human arbitrator. If they refuse there is no other recourse; a new dispute stays possible until the 7-day freeze, on the 3rd refusal in 30 days</w:t>
       </w:r>
     </w:p>
     <w:p>
@@ -6363,9 +6735,9 @@
         </w:pict>
       </w:r>
     </w:p>
-    <w:bookmarkEnd w:id="44"/>
     <w:bookmarkEnd w:id="45"/>
-    <w:bookmarkStart w:id="50" w:name="deployment-security-checklist"/>
+    <w:bookmarkEnd w:id="46"/>
+    <w:bookmarkStart w:id="52" w:name="deployment-security-checklist"/>
     <w:p>
       <w:pPr>
         <w:pStyle w:val="Heading2"/>
@@ -6398,7 +6770,7 @@
         <w:t xml:space="preserve">before any production deployment.</w:t>
       </w:r>
     </w:p>
-    <w:bookmarkStart w:id="46" w:name="server-access"/>
+    <w:bookmarkStart w:id="47" w:name="server-access"/>
     <w:p>
       <w:pPr>
         <w:pStyle w:val="Heading3"/>
@@ -6412,26 +6784,238 @@
         <w:pStyle w:val="Compact"/>
         <w:numPr>
           <w:ilvl w:val="0"/>
+          <w:numId w:val="1019"/>
+        </w:numPr>
+      </w:pPr>
+      <w:r>
+        <w:t xml:space="preserve">☐ Remove</w:t>
+      </w:r>
+      <w:r>
+        <w:t xml:space="preserve"> </w:t>
+      </w:r>
+      <w:r>
+        <w:rPr>
+          <w:rStyle w:val="VerbatimChar"/>
+        </w:rPr>
+        <w:t xml:space="preserve">NOPASSWD</w:t>
+      </w:r>
+      <w:r>
+        <w:t xml:space="preserve"> </w:t>
+      </w:r>
+      <w:r>
+        <w:t xml:space="preserve">from sudoers — enforce a diceware passphrase (6+ words) for all privilege escalation</w:t>
+      </w:r>
+    </w:p>
+    <w:p>
+      <w:pPr>
+        <w:pStyle w:val="Compact"/>
+        <w:numPr>
+          <w:ilvl w:val="0"/>
+          <w:numId w:val="1019"/>
+        </w:numPr>
+      </w:pPr>
+      <w:r>
+        <w:t xml:space="preserve">☐ SSH key-based authentication only — disable password login (</w:t>
+      </w:r>
+      <w:r>
+        <w:rPr>
+          <w:rStyle w:val="VerbatimChar"/>
+        </w:rPr>
+        <w:t xml:space="preserve">PasswordAuthentication no</w:t>
+      </w:r>
+      <w:r>
+        <w:t xml:space="preserve">)</w:t>
+      </w:r>
+    </w:p>
+    <w:p>
+      <w:pPr>
+        <w:pStyle w:val="Compact"/>
+        <w:numPr>
+          <w:ilvl w:val="0"/>
+          <w:numId w:val="1019"/>
+        </w:numPr>
+      </w:pPr>
+      <w:r>
+        <w:t xml:space="preserve">☐ Firewall active (UFW / iptables) — only expose ports 80, 443, and SSH</w:t>
+      </w:r>
+    </w:p>
+    <w:bookmarkEnd w:id="47"/>
+    <w:bookmarkStart w:id="48" w:name="database"/>
+    <w:p>
+      <w:pPr>
+        <w:pStyle w:val="Heading3"/>
+      </w:pPr>
+      <w:r>
+        <w:t xml:space="preserve">11.2 Database</w:t>
+      </w:r>
+    </w:p>
+    <w:p>
+      <w:pPr>
+        <w:pStyle w:val="Compact"/>
+        <w:numPr>
+          <w:ilvl w:val="0"/>
+          <w:numId w:val="1020"/>
+        </w:numPr>
+      </w:pPr>
+      <w:r>
+        <w:t xml:space="preserve">☐ Prepared statements (PDO / parameterized queries) for ALL SQL queries — no exceptions</w:t>
+      </w:r>
+    </w:p>
+    <w:p>
+      <w:pPr>
+        <w:pStyle w:val="Compact"/>
+        <w:numPr>
+          <w:ilvl w:val="0"/>
+          <w:numId w:val="1020"/>
+        </w:numPr>
+      </w:pPr>
+      <w:r>
+        <w:t xml:space="preserve">☐ Database user with minimal privileges (</w:t>
+      </w:r>
+      <w:r>
+        <w:rPr>
+          <w:rStyle w:val="VerbatimChar"/>
+        </w:rPr>
+        <w:t xml:space="preserve">SELECT</w:t>
+      </w:r>
+      <w:r>
+        <w:t xml:space="preserve">,</w:t>
+      </w:r>
+      <w:r>
+        <w:t xml:space="preserve"> </w:t>
+      </w:r>
+      <w:r>
+        <w:rPr>
+          <w:rStyle w:val="VerbatimChar"/>
+        </w:rPr>
+        <w:t xml:space="preserve">INSERT</w:t>
+      </w:r>
+      <w:r>
+        <w:t xml:space="preserve">,</w:t>
+      </w:r>
+      <w:r>
+        <w:t xml:space="preserve"> </w:t>
+      </w:r>
+      <w:r>
+        <w:rPr>
+          <w:rStyle w:val="VerbatimChar"/>
+        </w:rPr>
+        <w:t xml:space="preserve">UPDATE</w:t>
+      </w:r>
+      <w:r>
+        <w:t xml:space="preserve">,</w:t>
+      </w:r>
+      <w:r>
+        <w:t xml:space="preserve"> </w:t>
+      </w:r>
+      <w:r>
+        <w:rPr>
+          <w:rStyle w:val="VerbatimChar"/>
+        </w:rPr>
+        <w:t xml:space="preserve">DELETE</w:t>
+      </w:r>
+      <w:r>
+        <w:t xml:space="preserve"> </w:t>
+      </w:r>
+      <w:r>
+        <w:t xml:space="preserve">only — no</w:t>
+      </w:r>
+      <w:r>
+        <w:t xml:space="preserve"> </w:t>
+      </w:r>
+      <w:r>
+        <w:rPr>
+          <w:rStyle w:val="VerbatimChar"/>
+        </w:rPr>
+        <w:t xml:space="preserve">GRANT</w:t>
+      </w:r>
+      <w:r>
+        <w:t xml:space="preserve">, no</w:t>
+      </w:r>
+      <w:r>
+        <w:t xml:space="preserve"> </w:t>
+      </w:r>
+      <w:r>
+        <w:rPr>
+          <w:rStyle w:val="VerbatimChar"/>
+        </w:rPr>
+        <w:t xml:space="preserve">DROP</w:t>
+      </w:r>
+      <w:r>
+        <w:t xml:space="preserve">)</w:t>
+      </w:r>
+    </w:p>
+    <w:p>
+      <w:pPr>
+        <w:pStyle w:val="Compact"/>
+        <w:numPr>
+          <w:ilvl w:val="0"/>
+          <w:numId w:val="1020"/>
+        </w:numPr>
+      </w:pPr>
+      <w:r>
+        <w:t xml:space="preserve">☐ No phpMyAdmin or Adminer exposed to the internet</w:t>
+      </w:r>
+    </w:p>
+    <w:p>
+      <w:pPr>
+        <w:pStyle w:val="Compact"/>
+        <w:numPr>
+          <w:ilvl w:val="0"/>
+          <w:numId w:val="1020"/>
+        </w:numPr>
+      </w:pPr>
+      <w:r>
+        <w:t xml:space="preserve">☐ Backups encrypted at rest (gpg or openssl) — a plaintext dump is a liability</w:t>
+      </w:r>
+    </w:p>
+    <w:p>
+      <w:pPr>
+        <w:pStyle w:val="Compact"/>
+        <w:numPr>
+          <w:ilvl w:val="0"/>
+          <w:numId w:val="1020"/>
+        </w:numPr>
+      </w:pPr>
+      <w:r>
+        <w:t xml:space="preserve">☐ Backup storage isolated from web root — not accessible via HTTP</w:t>
+      </w:r>
+    </w:p>
+    <w:bookmarkEnd w:id="48"/>
+    <w:bookmarkStart w:id="49" w:name="application"/>
+    <w:p>
+      <w:pPr>
+        <w:pStyle w:val="Heading3"/>
+      </w:pPr>
+      <w:r>
+        <w:t xml:space="preserve">11.3 Application</w:t>
+      </w:r>
+    </w:p>
+    <w:p>
+      <w:pPr>
+        <w:pStyle w:val="Compact"/>
+        <w:numPr>
+          <w:ilvl w:val="0"/>
           <w:numId w:val="1021"/>
         </w:numPr>
       </w:pPr>
       <w:r>
-        <w:t xml:space="preserve">☐ Remove</w:t>
-      </w:r>
-      <w:r>
-        <w:t xml:space="preserve"> </w:t>
-      </w:r>
-      <w:r>
-        <w:rPr>
-          <w:rStyle w:val="VerbatimChar"/>
-        </w:rPr>
-        <w:t xml:space="preserve">NOPASSWD</w:t>
-      </w:r>
-      <w:r>
-        <w:t xml:space="preserve"> </w:t>
-      </w:r>
-      <w:r>
-        <w:t xml:space="preserve">from sudoers — enforce a diceware passphrase (6+ words) for all privilege escalation</w:t>
+        <w:t xml:space="preserve">☐ HTTPS mandatory on the ordinary web — in</w:t>
+      </w:r>
+      <w:r>
+        <w:t xml:space="preserve"> </w:t>
+      </w:r>
+      <w:r>
+        <w:rPr>
+          <w:rStyle w:val="VerbatimChar"/>
+        </w:rPr>
+        <w:t xml:space="preserve">'hostname'</w:t>
+      </w:r>
+      <w:r>
+        <w:t xml:space="preserve"> </w:t>
+      </w:r>
+      <w:r>
+        <w:t xml:space="preserve">mode the derivation reads the hostname, and without TLS nothing guarantees the page served actually comes from that service; on a v3 hidden service the address is the service’s public key (§4.1)</w:t>
       </w:r>
     </w:p>
     <w:p>
@@ -6443,16 +7027,22 @@
         </w:numPr>
       </w:pPr>
       <w:r>
-        <w:t xml:space="preserve">☐ SSH key-based authentication only — disable password login (</w:t>
-      </w:r>
-      <w:r>
-        <w:rPr>
-          <w:rStyle w:val="VerbatimChar"/>
-        </w:rPr>
-        <w:t xml:space="preserve">PasswordAuthentication no</w:t>
-      </w:r>
-      <w:r>
-        <w:t xml:space="preserve">)</w:t>
+        <w:t xml:space="preserve">☐ Rate limiting on all recovery endpoints (nginx</w:t>
+      </w:r>
+      <w:r>
+        <w:t xml:space="preserve"> </w:t>
+      </w:r>
+      <w:r>
+        <w:rPr>
+          <w:rStyle w:val="VerbatimChar"/>
+        </w:rPr>
+        <w:t xml:space="preserve">limit_req</w:t>
+      </w:r>
+      <w:r>
+        <w:t xml:space="preserve"> </w:t>
+      </w:r>
+      <w:r>
+        <w:t xml:space="preserve">or application-level)</w:t>
       </w:r>
     </w:p>
     <w:p>
@@ -6464,17 +7054,74 @@
         </w:numPr>
       </w:pPr>
       <w:r>
-        <w:t xml:space="preserve">☐ Firewall active (UFW / iptables) — only expose ports 80, 443, and SSH</w:t>
-      </w:r>
-    </w:p>
-    <w:bookmarkEnd w:id="46"/>
-    <w:bookmarkStart w:id="47" w:name="database"/>
+        <w:t xml:space="preserve">☐ Security headers: CSP, X-Frame-Options, X-Content-Type-Options, Referrer-Policy</w:t>
+      </w:r>
+    </w:p>
+    <w:p>
+      <w:pPr>
+        <w:pStyle w:val="Compact"/>
+        <w:numPr>
+          <w:ilvl w:val="0"/>
+          <w:numId w:val="1021"/>
+        </w:numPr>
+      </w:pPr>
+      <w:r>
+        <w:t xml:space="preserve">☐ PHP:</w:t>
+      </w:r>
+      <w:r>
+        <w:t xml:space="preserve"> </w:t>
+      </w:r>
+      <w:r>
+        <w:rPr>
+          <w:rStyle w:val="VerbatimChar"/>
+        </w:rPr>
+        <w:t xml:space="preserve">disable_functions</w:t>
+      </w:r>
+      <w:r>
+        <w:t xml:space="preserve">,</w:t>
+      </w:r>
+      <w:r>
+        <w:t xml:space="preserve"> </w:t>
+      </w:r>
+      <w:r>
+        <w:rPr>
+          <w:rStyle w:val="VerbatimChar"/>
+        </w:rPr>
+        <w:t xml:space="preserve">open_basedir</w:t>
+      </w:r>
+      <w:r>
+        <w:t xml:space="preserve">,</w:t>
+      </w:r>
+      <w:r>
+        <w:t xml:space="preserve"> </w:t>
+      </w:r>
+      <w:r>
+        <w:rPr>
+          <w:rStyle w:val="VerbatimChar"/>
+        </w:rPr>
+        <w:t xml:space="preserve">expose_php off</w:t>
+      </w:r>
+    </w:p>
+    <w:p>
+      <w:pPr>
+        <w:pStyle w:val="Compact"/>
+        <w:numPr>
+          <w:ilvl w:val="0"/>
+          <w:numId w:val="1021"/>
+        </w:numPr>
+      </w:pPr>
+      <w:r>
+        <w:t xml:space="preserve">☐ Init and migration scripts blocked in production (deny all or remove)</w:t>
+      </w:r>
+    </w:p>
+    <w:bookmarkEnd w:id="49"/>
+    <w:bookmarkStart w:id="50" w:name="monitoring"/>
     <w:p>
       <w:pPr>
         <w:pStyle w:val="Heading3"/>
       </w:pPr>
       <w:r>
-        <w:t xml:space="preserve">11.2 Database</w:t>
+        <w:t xml:space="preserve">11.4 Monitoring</w:t>
       </w:r>
     </w:p>
     <w:p>
@@ -6486,7 +7133,7 @@
         </w:numPr>
       </w:pPr>
       <w:r>
-        <w:t xml:space="preserve">☐ Prepared statements (PDO / parameterized queries) for ALL SQL queries — no exceptions</w:t>
+        <w:t xml:space="preserve">☐ Log all recovery attempts (level, success/fail, IP — never the recovery word)</w:t>
       </w:r>
     </w:p>
     <w:p>
@@ -6498,13 +7145,146 @@
         </w:numPr>
       </w:pPr>
       <w:r>
-        <w:t xml:space="preserve">☐ Database user with minimal privileges (</w:t>
-      </w:r>
-      <w:r>
-        <w:rPr>
-          <w:rStyle w:val="VerbatimChar"/>
-        </w:rPr>
-        <w:t xml:space="preserve">SELECT</w:t>
+        <w:t xml:space="preserve">☐ Alert on repeated L2/L3 failures for the same account</w:t>
+      </w:r>
+    </w:p>
+    <w:p>
+      <w:pPr>
+        <w:pStyle w:val="Compact"/>
+        <w:numPr>
+          <w:ilvl w:val="0"/>
+          <w:numId w:val="1022"/>
+        </w:numPr>
+      </w:pPr>
+      <w:r>
+        <w:t xml:space="preserve">☐ Automated backup verification (test restore periodically)</w:t>
+      </w:r>
+    </w:p>
+    <w:bookmarkEnd w:id="50"/>
+    <w:bookmarkStart w:id="51" w:name="integrating-the-library"/>
+    <w:p>
+      <w:pPr>
+        <w:pStyle w:val="Heading3"/>
+      </w:pPr>
+      <w:r>
+        <w:t xml:space="preserve">11.5 Integrating the library</w:t>
+      </w:r>
+    </w:p>
+    <w:p>
+      <w:pPr>
+        <w:pStyle w:val="Compact"/>
+        <w:numPr>
+          <w:ilvl w:val="0"/>
+          <w:numId w:val="1023"/>
+        </w:numPr>
+      </w:pPr>
+      <w:r>
+        <w:t xml:space="preserve">☐ Declare the deployment profile,</w:t>
+      </w:r>
+      <w:r>
+        <w:t xml:space="preserve"> </w:t>
+      </w:r>
+      <w:r>
+        <w:rPr>
+          <w:rStyle w:val="VerbatimChar"/>
+        </w:rPr>
+        <w:t xml:space="preserve">clearweb</w:t>
+      </w:r>
+      <w:r>
+        <w:t xml:space="preserve"> </w:t>
+      </w:r>
+      <w:r>
+        <w:t xml:space="preserve">or</w:t>
+      </w:r>
+      <w:r>
+        <w:t xml:space="preserve"> </w:t>
+      </w:r>
+      <w:r>
+        <w:rPr>
+          <w:rStyle w:val="VerbatimChar"/>
+        </w:rPr>
+        <w:t xml:space="preserve">tor-onion</w:t>
+      </w:r>
+      <w:r>
+        <w:t xml:space="preserve">: it is mandatory, with no default</w:t>
+      </w:r>
+    </w:p>
+    <w:p>
+      <w:pPr>
+        <w:pStyle w:val="Compact"/>
+        <w:numPr>
+          <w:ilvl w:val="0"/>
+          <w:numId w:val="1023"/>
+        </w:numPr>
+      </w:pPr>
+      <w:r>
+        <w:t xml:space="preserve">☐ Keep the deployment salt outside the webroot, and never rotate it without reissuing every code sheet</w:t>
+      </w:r>
+    </w:p>
+    <w:p>
+      <w:pPr>
+        <w:pStyle w:val="Compact"/>
+        <w:numPr>
+          <w:ilvl w:val="0"/>
+          <w:numId w:val="1023"/>
+        </w:numPr>
+      </w:pPr>
+      <w:r>
+        <w:t xml:space="preserve">☐ Serve the salt route through</w:t>
+      </w:r>
+      <w:r>
+        <w:t xml:space="preserve"> </w:t>
+      </w:r>
+      <w:r>
+        <w:rPr>
+          <w:rStyle w:val="VerbatimChar"/>
+        </w:rPr>
+        <w:t xml:space="preserve">Recovery::selDeDerivation()</w:t>
+      </w:r>
+      <w:r>
+        <w:t xml:space="preserve">, and brake it</w:t>
+      </w:r>
+    </w:p>
+    <w:p>
+      <w:pPr>
+        <w:pStyle w:val="Compact"/>
+        <w:numPr>
+          <w:ilvl w:val="0"/>
+          <w:numId w:val="1023"/>
+        </w:numPr>
+      </w:pPr>
+      <w:r>
+        <w:t xml:space="preserve">☐ Device enrollment: take the account name from the session, never from the request body, and pass</w:t>
+      </w:r>
+      <w:r>
+        <w:t xml:space="preserve"> </w:t>
+      </w:r>
+      <w:r>
+        <w:rPr>
+          <w:rStyle w:val="VerbatimChar"/>
+        </w:rPr>
+        <w:t xml:space="preserve">Titulaire::AUTHENTIFIE</w:t>
+      </w:r>
+    </w:p>
+    <w:p>
+      <w:pPr>
+        <w:pStyle w:val="Compact"/>
+        <w:numPr>
+          <w:ilvl w:val="0"/>
+          <w:numId w:val="1023"/>
+        </w:numPr>
+      </w:pPr>
+      <w:r>
+        <w:t xml:space="preserve">☐ Check the arbitrator role before</w:t>
+      </w:r>
+      <w:r>
+        <w:t xml:space="preserve"> </w:t>
+      </w:r>
+      <w:r>
+        <w:rPr>
+          <w:rStyle w:val="VerbatimChar"/>
+        </w:rPr>
+        <w:t xml:space="preserve">trancher()</w:t>
       </w:r>
       <w:r>
         <w:t xml:space="preserve">,</w:t>
@@ -6516,107 +7296,25 @@
         <w:rPr>
           <w:rStyle w:val="VerbatimChar"/>
         </w:rPr>
-        <w:t xml:space="preserve">INSERT</w:t>
-      </w:r>
-      <w:r>
-        <w:t xml:space="preserve">,</w:t>
-      </w:r>
-      <w:r>
-        <w:t xml:space="preserve"> </w:t>
-      </w:r>
-      <w:r>
-        <w:rPr>
-          <w:rStyle w:val="VerbatimChar"/>
-        </w:rPr>
-        <w:t xml:space="preserve">UPDATE</w:t>
-      </w:r>
-      <w:r>
-        <w:t xml:space="preserve">,</w:t>
-      </w:r>
-      <w:r>
-        <w:t xml:space="preserve"> </w:t>
-      </w:r>
-      <w:r>
-        <w:rPr>
-          <w:rStyle w:val="VerbatimChar"/>
-        </w:rPr>
-        <w:t xml:space="preserve">DELETE</w:t>
-      </w:r>
-      <w:r>
-        <w:t xml:space="preserve"> </w:t>
-      </w:r>
-      <w:r>
-        <w:t xml:space="preserve">only — no</w:t>
-      </w:r>
-      <w:r>
-        <w:t xml:space="preserve"> </w:t>
-      </w:r>
-      <w:r>
-        <w:rPr>
-          <w:rStyle w:val="VerbatimChar"/>
-        </w:rPr>
-        <w:t xml:space="preserve">GRANT</w:t>
-      </w:r>
-      <w:r>
-        <w:t xml:space="preserve">, no</w:t>
-      </w:r>
-      <w:r>
-        <w:t xml:space="preserve"> </w:t>
-      </w:r>
-      <w:r>
-        <w:rPr>
-          <w:rStyle w:val="VerbatimChar"/>
-        </w:rPr>
-        <w:t xml:space="preserve">DROP</w:t>
-      </w:r>
-      <w:r>
-        <w:t xml:space="preserve">)</w:t>
-      </w:r>
-    </w:p>
-    <w:p>
-      <w:pPr>
-        <w:pStyle w:val="Compact"/>
-        <w:numPr>
-          <w:ilvl w:val="0"/>
-          <w:numId w:val="1022"/>
-        </w:numPr>
-      </w:pPr>
-      <w:r>
-        <w:t xml:space="preserve">☐ No phpMyAdmin or Adminer exposed to the internet</w:t>
-      </w:r>
-    </w:p>
-    <w:p>
-      <w:pPr>
-        <w:pStyle w:val="Compact"/>
-        <w:numPr>
-          <w:ilvl w:val="0"/>
-          <w:numId w:val="1022"/>
-        </w:numPr>
-      </w:pPr>
-      <w:r>
-        <w:t xml:space="preserve">☐ Backups encrypted at rest (gpg or openssl) — a plaintext dump is a liability</w:t>
-      </w:r>
-    </w:p>
-    <w:p>
-      <w:pPr>
-        <w:pStyle w:val="Compact"/>
-        <w:numPr>
-          <w:ilvl w:val="0"/>
-          <w:numId w:val="1022"/>
-        </w:numPr>
-      </w:pPr>
-      <w:r>
-        <w:t xml:space="preserve">☐ Backup storage isolated from web root — not accessible via HTTP</w:t>
-      </w:r>
-    </w:p>
-    <w:bookmarkEnd w:id="47"/>
-    <w:bookmarkStart w:id="48" w:name="application"/>
-    <w:p>
-      <w:pPr>
-        <w:pStyle w:val="Heading3"/>
-      </w:pPr>
-      <w:r>
-        <w:t xml:space="preserve">11.3 Application</w:t>
+        <w:t xml:space="preserve">degeler()</w:t>
+      </w:r>
+      <w:r>
+        <w:t xml:space="preserve"> </w:t>
+      </w:r>
+      <w:r>
+        <w:t xml:space="preserve">and</w:t>
+      </w:r>
+      <w:r>
+        <w:t xml:space="preserve"> </w:t>
+      </w:r>
+      <w:r>
+        <w:rPr>
+          <w:rStyle w:val="VerbatimChar"/>
+        </w:rPr>
+        <w:t xml:space="preserve">abandonner()</w:t>
+      </w:r>
+      <w:r>
+        <w:t xml:space="preserve">: the library does not check it</w:t>
       </w:r>
     </w:p>
     <w:p>
@@ -6628,22 +7326,22 @@
         </w:numPr>
       </w:pPr>
       <w:r>
-        <w:t xml:space="preserve">☐ HTTPS mandatory — in</w:t>
-      </w:r>
-      <w:r>
-        <w:t xml:space="preserve"> </w:t>
-      </w:r>
-      <w:r>
-        <w:rPr>
-          <w:rStyle w:val="VerbatimChar"/>
-        </w:rPr>
-        <w:t xml:space="preserve">'hostname'</w:t>
-      </w:r>
-      <w:r>
-        <w:t xml:space="preserve"> </w:t>
-      </w:r>
-      <w:r>
-        <w:t xml:space="preserve">mode the derivation reads the hostname, and without TLS nothing guarantees the page served actually comes from that service</w:t>
+        <w:t xml:space="preserve">☐ Call</w:t>
+      </w:r>
+      <w:r>
+        <w:t xml:space="preserve"> </w:t>
+      </w:r>
+      <w:r>
+        <w:rPr>
+          <w:rStyle w:val="VerbatimChar"/>
+        </w:rPr>
+        <w:t xml:space="preserve">purger()</w:t>
+      </w:r>
+      <w:r>
+        <w:t xml:space="preserve"> </w:t>
+      </w:r>
+      <w:r>
+        <w:t xml:space="preserve">from a scheduled task: the library has no clock</w:t>
       </w:r>
     </w:p>
     <w:p>
@@ -6655,22 +7353,7 @@
         </w:numPr>
       </w:pPr>
       <w:r>
-        <w:t xml:space="preserve">☐ Rate limiting on all recovery endpoints (nginx</w:t>
-      </w:r>
-      <w:r>
-        <w:t xml:space="preserve"> </w:t>
-      </w:r>
-      <w:r>
-        <w:rPr>
-          <w:rStyle w:val="VerbatimChar"/>
-        </w:rPr>
-        <w:t xml:space="preserve">limit_req</w:t>
-      </w:r>
-      <w:r>
-        <w:t xml:space="preserve"> </w:t>
-      </w:r>
-      <w:r>
-        <w:t xml:space="preserve">or application-level)</w:t>
+        <w:t xml:space="preserve">☐ Put a proof of work in front of the level-3 opening route</w:t>
       </w:r>
     </w:p>
     <w:p>
@@ -6682,110 +7365,22 @@
         </w:numPr>
       </w:pPr>
       <w:r>
-        <w:t xml:space="preserve">☐ Security headers: CSP, X-Frame-Options, X-Content-Type-Options, Referrer-Policy</w:t>
-      </w:r>
-    </w:p>
-    <w:p>
-      <w:pPr>
-        <w:pStyle w:val="Compact"/>
-        <w:numPr>
-          <w:ilvl w:val="0"/>
-          <w:numId w:val="1023"/>
-        </w:numPr>
-      </w:pPr>
-      <w:r>
-        <w:t xml:space="preserve">☐ PHP:</w:t>
-      </w:r>
-      <w:r>
-        <w:t xml:space="preserve"> </w:t>
-      </w:r>
-      <w:r>
-        <w:rPr>
-          <w:rStyle w:val="VerbatimChar"/>
-        </w:rPr>
-        <w:t xml:space="preserve">disable_functions</w:t>
-      </w:r>
-      <w:r>
-        <w:t xml:space="preserve">,</w:t>
-      </w:r>
-      <w:r>
-        <w:t xml:space="preserve"> </w:t>
-      </w:r>
-      <w:r>
-        <w:rPr>
-          <w:rStyle w:val="VerbatimChar"/>
-        </w:rPr>
-        <w:t xml:space="preserve">open_basedir</w:t>
-      </w:r>
-      <w:r>
-        <w:t xml:space="preserve">,</w:t>
-      </w:r>
-      <w:r>
-        <w:t xml:space="preserve"> </w:t>
-      </w:r>
-      <w:r>
-        <w:rPr>
-          <w:rStyle w:val="VerbatimChar"/>
-        </w:rPr>
-        <w:t xml:space="preserve">expose_php off</w:t>
-      </w:r>
-    </w:p>
-    <w:p>
-      <w:pPr>
-        <w:pStyle w:val="Compact"/>
-        <w:numPr>
-          <w:ilvl w:val="0"/>
-          <w:numId w:val="1023"/>
-        </w:numPr>
-      </w:pPr>
-      <w:r>
-        <w:t xml:space="preserve">☐ Init and migration scripts blocked in production (deny all or remove)</w:t>
-      </w:r>
-    </w:p>
-    <w:bookmarkEnd w:id="48"/>
-    <w:bookmarkStart w:id="49" w:name="monitoring"/>
-    <w:p>
-      <w:pPr>
-        <w:pStyle w:val="Heading3"/>
-      </w:pPr>
-      <w:r>
-        <w:t xml:space="preserve">11.4 Monitoring</w:t>
-      </w:r>
-    </w:p>
-    <w:p>
-      <w:pPr>
-        <w:pStyle w:val="Compact"/>
-        <w:numPr>
-          <w:ilvl w:val="0"/>
-          <w:numId w:val="1024"/>
-        </w:numPr>
-      </w:pPr>
-      <w:r>
-        <w:t xml:space="preserve">☐ Log all recovery attempts (level, success/fail, IP — never the recovery word)</w:t>
-      </w:r>
-    </w:p>
-    <w:p>
-      <w:pPr>
-        <w:pStyle w:val="Compact"/>
-        <w:numPr>
-          <w:ilvl w:val="0"/>
-          <w:numId w:val="1024"/>
-        </w:numPr>
-      </w:pPr>
-      <w:r>
-        <w:t xml:space="preserve">☐ Alert on repeated L2/L3 failures for the same account</w:t>
-      </w:r>
-    </w:p>
-    <w:p>
-      <w:pPr>
-        <w:pStyle w:val="Compact"/>
-        <w:numPr>
-          <w:ilvl w:val="0"/>
-          <w:numId w:val="1024"/>
-        </w:numPr>
-      </w:pPr>
-      <w:r>
-        <w:t xml:space="preserve">☐ Automated backup verification (test restore periodically)</w:t>
+        <w:t xml:space="preserve">☐ With the shipped adapter, build</w:t>
+      </w:r>
+      <w:r>
+        <w:t xml:space="preserve"> </w:t>
+      </w:r>
+      <w:r>
+        <w:rPr>
+          <w:rStyle w:val="VerbatimChar"/>
+        </w:rPr>
+        <w:t xml:space="preserve">StockagePdo</w:t>
+      </w:r>
+      <w:r>
+        <w:t xml:space="preserve"> </w:t>
+      </w:r>
+      <w:r>
+        <w:t xml:space="preserve">with the derivation host</w:t>
       </w:r>
     </w:p>
     <w:p>
@@ -6803,9 +7398,9 @@
         </w:pict>
       </w:r>
     </w:p>
-    <w:bookmarkEnd w:id="49"/>
-    <w:bookmarkEnd w:id="50"/>
-    <w:bookmarkStart w:id="54" w:name="integration-guide"/>
+    <w:bookmarkEnd w:id="51"/>
+    <w:bookmarkEnd w:id="52"/>
+    <w:bookmarkStart w:id="58" w:name="integration-guide"/>
     <w:p>
       <w:pPr>
         <w:pStyle w:val="Heading2"/>
@@ -6814,7 +7409,7 @@
         <w:t xml:space="preserve">12. Integration Guide</w:t>
       </w:r>
     </w:p>
-    <w:bookmarkStart w:id="51" w:name="requirements"/>
+    <w:bookmarkStart w:id="53" w:name="requirements"/>
     <w:p>
       <w:pPr>
         <w:pStyle w:val="Heading3"/>
@@ -6828,7 +7423,7 @@
         <w:pStyle w:val="Compact"/>
         <w:numPr>
           <w:ilvl w:val="0"/>
-          <w:numId w:val="1025"/>
+          <w:numId w:val="1024"/>
         </w:numPr>
       </w:pPr>
       <w:r>
@@ -6889,27 +7484,93 @@
         <w:t xml:space="preserve"> </w:t>
       </w:r>
       <w:r>
-        <w:t xml:space="preserve">carries. The reference implementation is PHP; there is no other server-side one</w:t>
-      </w:r>
-    </w:p>
-    <w:p>
-      <w:pPr>
-        <w:pStyle w:val="Compact"/>
-        <w:numPr>
-          <w:ilvl w:val="0"/>
-          <w:numId w:val="1025"/>
-        </w:numPr>
-      </w:pPr>
-      <w:r>
-        <w:t xml:space="preserve">Any SQL database (MySQL, MariaDB, PostgreSQL, SQLite)</w:t>
-      </w:r>
-    </w:p>
-    <w:p>
-      <w:pPr>
-        <w:pStyle w:val="Compact"/>
-        <w:numPr>
-          <w:ilvl w:val="0"/>
-          <w:numId w:val="1025"/>
+        <w:t xml:space="preserve">carries —, and a PHP build that provides</w:t>
+      </w:r>
+      <w:r>
+        <w:t xml:space="preserve"> </w:t>
+      </w:r>
+      <w:r>
+        <w:rPr>
+          <w:rStyle w:val="VerbatimChar"/>
+        </w:rPr>
+        <w:t xml:space="preserve">PASSWORD_ARGON2ID</w:t>
+      </w:r>
+      <w:r>
+        <w:t xml:space="preserve">, which</w:t>
+      </w:r>
+      <w:r>
+        <w:t xml:space="preserve"> </w:t>
+      </w:r>
+      <w:r>
+        <w:rPr>
+          <w:rStyle w:val="VerbatimChar"/>
+        </w:rPr>
+        <w:t xml:space="preserve">composer.json</w:t>
+      </w:r>
+      <w:r>
+        <w:t xml:space="preserve"> </w:t>
+      </w:r>
+      <w:r>
+        <w:t xml:space="preserve">cannot require. The reference implementation is PHP; there is no other server-side one</w:t>
+      </w:r>
+    </w:p>
+    <w:p>
+      <w:pPr>
+        <w:pStyle w:val="Compact"/>
+        <w:numPr>
+          <w:ilvl w:val="0"/>
+          <w:numId w:val="1024"/>
+        </w:numPr>
+      </w:pPr>
+      <w:r>
+        <w:t xml:space="preserve">An SQL database. The shipped schema and adapter target SQLite (</w:t>
+      </w:r>
+      <w:r>
+        <w:rPr>
+          <w:rStyle w:val="VerbatimChar"/>
+        </w:rPr>
+        <w:t xml:space="preserve">ext-pdo_sqlite</w:t>
+      </w:r>
+      <w:r>
+        <w:t xml:space="preserve">); elsewhere, the column types and three queries are rewritten (the header of</w:t>
+      </w:r>
+      <w:r>
+        <w:t xml:space="preserve"> </w:t>
+      </w:r>
+      <w:r>
+        <w:rPr>
+          <w:rStyle w:val="VerbatimChar"/>
+        </w:rPr>
+        <w:t xml:space="preserve">schema.sql</w:t>
+      </w:r>
+      <w:r>
+        <w:t xml:space="preserve"> </w:t>
+      </w:r>
+      <w:r>
+        <w:t xml:space="preserve">names them), or the integrator writes their own</w:t>
+      </w:r>
+      <w:r>
+        <w:t xml:space="preserve"> </w:t>
+      </w:r>
+      <w:r>
+        <w:rPr>
+          <w:rStyle w:val="VerbatimChar"/>
+        </w:rPr>
+        <w:t xml:space="preserve">StorageInterface</w:t>
+      </w:r>
+      <w:r>
+        <w:t xml:space="preserve"> </w:t>
+      </w:r>
+      <w:r>
+        <w:t xml:space="preserve">adapter</w:t>
+      </w:r>
+    </w:p>
+    <w:p>
+      <w:pPr>
+        <w:pStyle w:val="Compact"/>
+        <w:numPr>
+          <w:ilvl w:val="0"/>
+          <w:numId w:val="1024"/>
         </w:numPr>
       </w:pPr>
       <w:r>
@@ -6939,21 +7600,69 @@
         </w:rPr>
         <w:t xml:space="preserve">crypto.subtle</w:t>
       </w:r>
-    </w:p>
-    <w:p>
-      <w:pPr>
-        <w:pStyle w:val="Compact"/>
-        <w:numPr>
-          <w:ilvl w:val="0"/>
-          <w:numId w:val="1025"/>
-        </w:numPr>
-      </w:pPr>
-      <w:r>
-        <w:t xml:space="preserve">HTTPS mandatory in production</w:t>
-      </w:r>
-    </w:p>
-    <w:bookmarkEnd w:id="51"/>
-    <w:bookmarkStart w:id="53" w:name="planned-distribution"/>
+      <w:r>
+        <w:t xml:space="preserve">. The</w:t>
+      </w:r>
+      <w:r>
+        <w:t xml:space="preserve"> </w:t>
+      </w:r>
+      <w:r>
+        <w:t xml:space="preserve">“</w:t>
+      </w:r>
+      <w:r>
+        <w:t xml:space="preserve">this device</w:t>
+      </w:r>
+      <w:r>
+        <w:t xml:space="preserve">”</w:t>
+      </w:r>
+      <w:r>
+        <w:t xml:space="preserve"> </w:t>
+      </w:r>
+      <w:r>
+        <w:t xml:space="preserve">factor adds</w:t>
+      </w:r>
+      <w:r>
+        <w:t xml:space="preserve"> </w:t>
+      </w:r>
+      <w:r>
+        <w:rPr>
+          <w:rStyle w:val="VerbatimChar"/>
+        </w:rPr>
+        <w:t xml:space="preserve">client/argon2id.js</w:t>
+      </w:r>
+      <w:r>
+        <w:t xml:space="preserve"> </w:t>
+      </w:r>
+      <w:r>
+        <w:t xml:space="preserve">then</w:t>
+      </w:r>
+      <w:r>
+        <w:t xml:space="preserve"> </w:t>
+      </w:r>
+      <w:r>
+        <w:rPr>
+          <w:rStyle w:val="VerbatimChar"/>
+        </w:rPr>
+        <w:t xml:space="preserve">client/sr-kdf.js</w:t>
+      </w:r>
+      <w:r>
+        <w:t xml:space="preserve">, Web Crypto offering no Argon2id</w:t>
+      </w:r>
+    </w:p>
+    <w:p>
+      <w:pPr>
+        <w:pStyle w:val="Compact"/>
+        <w:numPr>
+          <w:ilvl w:val="0"/>
+          <w:numId w:val="1024"/>
+        </w:numPr>
+      </w:pPr>
+      <w:r>
+        <w:t xml:space="preserve">HTTPS mandatory on the ordinary web (§11.3)</w:t>
+      </w:r>
+    </w:p>
+    <w:bookmarkEnd w:id="53"/>
+    <w:bookmarkStart w:id="57" w:name="planned-distribution"/>
     <w:p>
       <w:pPr>
         <w:pStyle w:val="Heading3"/>
@@ -7011,12 +7720,35 @@
         <w:pStyle w:val="FirstParagraph"/>
       </w:pPr>
       <w:r>
-        <w:t xml:space="preserve">Not yet published. See the</w:t>
-      </w:r>
-      <w:r>
-        <w:t xml:space="preserve"> </w:t>
-      </w:r>
-      <w:hyperlink r:id="rId52">
+        <w:t xml:space="preserve">Not yet published: the library installs from a clone of the repository, through a Composer</w:t>
+      </w:r>
+      <w:r>
+        <w:t xml:space="preserve"> </w:t>
+      </w:r>
+      <w:r>
+        <w:rPr>
+          <w:rStyle w:val="VerbatimChar"/>
+        </w:rPr>
+        <w:t xml:space="preserve">path</w:t>
+      </w:r>
+      <w:r>
+        <w:t xml:space="preserve"> </w:t>
+      </w:r>
+      <w:r>
+        <w:t xml:space="preserve">repository. To see it at work: the served demo (</w:t>
+      </w:r>
+      <w:hyperlink r:id="rId54">
+        <w:r>
+          <w:rPr>
+            <w:rStyle w:val="VerbatimChar"/>
+          </w:rPr>
+          <w:t xml:space="preserve">demo/bi-self-duo/</w:t>
+        </w:r>
+      </w:hyperlink>
+      <w:r>
+        <w:t xml:space="preserve">), the lab (</w:t>
+      </w:r>
+      <w:hyperlink r:id="rId55">
         <w:r>
           <w:rPr>
             <w:rStyle w:val="Hyperlink"/>
@@ -7025,10 +7757,24 @@
         </w:r>
       </w:hyperlink>
       <w:r>
-        <w:t xml:space="preserve"> </w:t>
-      </w:r>
-      <w:r>
-        <w:t xml:space="preserve">for a working standalone implementation to study.</w:t>
+        <w:t xml:space="preserve">), and</w:t>
+      </w:r>
+      <w:r>
+        <w:t xml:space="preserve"> </w:t>
+      </w:r>
+      <w:hyperlink r:id="rId56">
+        <w:r>
+          <w:rPr>
+            <w:rStyle w:val="Hyperlink"/>
+          </w:rPr>
+          <w:t xml:space="preserve">the standalone tools</w:t>
+        </w:r>
+      </w:hyperlink>
+      <w:r>
+        <w:t xml:space="preserve"> </w:t>
+      </w:r>
+      <w:r>
+        <w:t xml:space="preserve">for the pages that depend on no server.</w:t>
       </w:r>
     </w:p>
     <w:p>
@@ -7038,9 +7784,9 @@
         </w:pict>
       </w:r>
     </w:p>
-    <w:bookmarkEnd w:id="53"/>
-    <w:bookmarkEnd w:id="54"/>
-    <w:bookmarkStart w:id="55" w:name="comparison-with-existing-solutions"/>
+    <w:bookmarkEnd w:id="57"/>
+    <w:bookmarkEnd w:id="58"/>
+    <w:bookmarkStart w:id="59" w:name="comparison-with-existing-solutions"/>
     <w:p>
       <w:pPr>
         <w:pStyle w:val="Heading2"/>
@@ -7551,8 +8297,8 @@
         </w:pict>
       </w:r>
     </w:p>
-    <w:bookmarkEnd w:id="55"/>
-    <w:bookmarkStart w:id="56" w:name="roadmap"/>
+    <w:bookmarkEnd w:id="59"/>
+    <w:bookmarkStart w:id="60" w:name="roadmap"/>
     <w:p>
       <w:pPr>
         <w:pStyle w:val="Heading2"/>
@@ -7566,19 +8312,19 @@
         <w:pStyle w:val="Compact"/>
         <w:numPr>
           <w:ilvl w:val="0"/>
-          <w:numId w:val="1026"/>
-        </w:numPr>
-      </w:pPr>
-      <w:r>
-        <w:t xml:space="preserve">☒ Protocol specification (v1.1)</w:t>
-      </w:r>
-    </w:p>
-    <w:p>
-      <w:pPr>
-        <w:pStyle w:val="Compact"/>
-        <w:numPr>
-          <w:ilvl w:val="0"/>
-          <w:numId w:val="1026"/>
+          <w:numId w:val="1025"/>
+        </w:numPr>
+      </w:pPr>
+      <w:r>
+        <w:t xml:space="preserve">☒ Protocol specification (v1.2)</w:t>
+      </w:r>
+    </w:p>
+    <w:p>
+      <w:pPr>
+        <w:pStyle w:val="Compact"/>
+        <w:numPr>
+          <w:ilvl w:val="0"/>
+          <w:numId w:val="1025"/>
         </w:numPr>
       </w:pPr>
       <w:r>
@@ -7590,7 +8336,7 @@
         <w:pStyle w:val="Compact"/>
         <w:numPr>
           <w:ilvl w:val="0"/>
-          <w:numId w:val="1026"/>
+          <w:numId w:val="1025"/>
         </w:numPr>
       </w:pPr>
       <w:r>
@@ -7602,31 +8348,37 @@
         <w:pStyle w:val="Compact"/>
         <w:numPr>
           <w:ilvl w:val="0"/>
-          <w:numId w:val="1026"/>
-        </w:numPr>
-      </w:pPr>
-      <w:r>
-        <w:t xml:space="preserve">☒ Standalone demo (L1 + L2)</w:t>
-      </w:r>
-    </w:p>
-    <w:p>
-      <w:pPr>
-        <w:pStyle w:val="Compact"/>
-        <w:numPr>
-          <w:ilvl w:val="0"/>
-          <w:numId w:val="1026"/>
-        </w:numPr>
-      </w:pPr>
-      <w:r>
-        <w:t xml:space="preserve">☐ Security audit (community welcome)</w:t>
-      </w:r>
-    </w:p>
-    <w:p>
-      <w:pPr>
-        <w:pStyle w:val="Compact"/>
-        <w:numPr>
-          <w:ilvl w:val="0"/>
-          <w:numId w:val="1026"/>
+          <w:numId w:val="1025"/>
+        </w:numPr>
+      </w:pPr>
+      <w:r>
+        <w:t xml:space="preserve">☒ Served demo (</w:t>
+      </w:r>
+      <w:r>
+        <w:rPr>
+          <w:rStyle w:val="VerbatimChar"/>
+        </w:rPr>
+        <w:t xml:space="preserve">demo/bi-self-duo/</w:t>
+      </w:r>
+      <w:r>
+        <w:t xml:space="preserve">) and lab (</w:t>
+      </w:r>
+      <w:r>
+        <w:rPr>
+          <w:rStyle w:val="VerbatimChar"/>
+        </w:rPr>
+        <w:t xml:space="preserve">demo/lab/</w:t>
+      </w:r>
+      <w:r>
+        <w:t xml:space="preserve">) — the standalone demo was removed on 18 August 2026</w:t>
+      </w:r>
+    </w:p>
+    <w:p>
+      <w:pPr>
+        <w:pStyle w:val="Compact"/>
+        <w:numPr>
+          <w:ilvl w:val="0"/>
+          <w:numId w:val="1025"/>
         </w:numPr>
       </w:pPr>
       <w:r>
@@ -7665,7 +8417,160 @@
         <w:pStyle w:val="Compact"/>
         <w:numPr>
           <w:ilvl w:val="0"/>
-          <w:numId w:val="1026"/>
+          <w:numId w:val="1025"/>
+        </w:numPr>
+      </w:pPr>
+      <w:r>
+        <w:t xml:space="preserve">☒ All three levels in the library, level 3 included (</w:t>
+      </w:r>
+      <w:r>
+        <w:rPr>
+          <w:rStyle w:val="VerbatimChar"/>
+        </w:rPr>
+        <w:t xml:space="preserve">Escalade</w:t>
+      </w:r>
+      <w:r>
+        <w:t xml:space="preserve">)</w:t>
+      </w:r>
+    </w:p>
+    <w:p>
+      <w:pPr>
+        <w:pStyle w:val="Compact"/>
+        <w:numPr>
+          <w:ilvl w:val="0"/>
+          <w:numId w:val="1025"/>
+        </w:numPr>
+      </w:pPr>
+      <w:r>
+        <w:t xml:space="preserve">☒</w:t>
+      </w:r>
+      <w:r>
+        <w:t xml:space="preserve"> </w:t>
+      </w:r>
+      <w:r>
+        <w:t xml:space="preserve">“</w:t>
+      </w:r>
+      <w:r>
+        <w:t xml:space="preserve">This device</w:t>
+      </w:r>
+      <w:r>
+        <w:t xml:space="preserve">”</w:t>
+      </w:r>
+      <w:r>
+        <w:t xml:space="preserve"> </w:t>
+      </w:r>
+      <w:r>
+        <w:t xml:space="preserve">factor, and its local Argon2id encryption (</w:t>
+      </w:r>
+      <w:r>
+        <w:rPr>
+          <w:rStyle w:val="VerbatimChar"/>
+        </w:rPr>
+        <w:t xml:space="preserve">client/sr-kdf.js</w:t>
+      </w:r>
+      <w:r>
+        <w:t xml:space="preserve">)</w:t>
+      </w:r>
+    </w:p>
+    <w:p>
+      <w:pPr>
+        <w:pStyle w:val="Compact"/>
+        <w:numPr>
+          <w:ilvl w:val="0"/>
+          <w:numId w:val="1025"/>
+        </w:numPr>
+      </w:pPr>
+      <w:r>
+        <w:t xml:space="preserve">☒ Shipped storage implementation (</w:t>
+      </w:r>
+      <w:r>
+        <w:rPr>
+          <w:rStyle w:val="VerbatimChar"/>
+        </w:rPr>
+        <w:t xml:space="preserve">schema.sql</w:t>
+      </w:r>
+      <w:r>
+        <w:t xml:space="preserve"> </w:t>
+      </w:r>
+      <w:r>
+        <w:t xml:space="preserve">+</w:t>
+      </w:r>
+      <w:r>
+        <w:t xml:space="preserve"> </w:t>
+      </w:r>
+      <w:r>
+        <w:rPr>
+          <w:rStyle w:val="VerbatimChar"/>
+        </w:rPr>
+        <w:t xml:space="preserve">StockagePdo</w:t>
+      </w:r>
+      <w:r>
+        <w:t xml:space="preserve">)</w:t>
+      </w:r>
+    </w:p>
+    <w:p>
+      <w:pPr>
+        <w:pStyle w:val="Compact"/>
+        <w:numPr>
+          <w:ilvl w:val="0"/>
+          <w:numId w:val="1025"/>
+        </w:numPr>
+      </w:pPr>
+      <w:r>
+        <w:t xml:space="preserve">☒ Mandatory deployment profile, per-account brakes, level-2 suspension</w:t>
+      </w:r>
+    </w:p>
+    <w:p>
+      <w:pPr>
+        <w:pStyle w:val="Compact"/>
+        <w:numPr>
+          <w:ilvl w:val="0"/>
+          <w:numId w:val="1025"/>
+        </w:numPr>
+      </w:pPr>
+      <w:r>
+        <w:t xml:space="preserve">☒ Devices removed on a level-3 reset, grant expiry</w:t>
+      </w:r>
+    </w:p>
+    <w:p>
+      <w:pPr>
+        <w:pStyle w:val="Compact"/>
+        <w:numPr>
+          <w:ilvl w:val="0"/>
+          <w:numId w:val="1025"/>
+        </w:numPr>
+      </w:pPr>
+      <w:r>
+        <w:t xml:space="preserve">☒ Salt route guard (</w:t>
+      </w:r>
+      <w:r>
+        <w:rPr>
+          <w:rStyle w:val="VerbatimChar"/>
+        </w:rPr>
+        <w:t xml:space="preserve">Recovery::selDeDerivation</w:t>
+      </w:r>
+      <w:r>
+        <w:t xml:space="preserve">)</w:t>
+      </w:r>
+    </w:p>
+    <w:p>
+      <w:pPr>
+        <w:pStyle w:val="Compact"/>
+        <w:numPr>
+          <w:ilvl w:val="0"/>
+          <w:numId w:val="1025"/>
+        </w:numPr>
+      </w:pPr>
+      <w:r>
+        <w:t xml:space="preserve">☐ External security audit (community welcome)</w:t>
+      </w:r>
+    </w:p>
+    <w:p>
+      <w:pPr>
+        <w:pStyle w:val="Compact"/>
+        <w:numPr>
+          <w:ilvl w:val="0"/>
+          <w:numId w:val="1025"/>
         </w:numPr>
       </w:pPr>
       <w:r>
@@ -7686,7 +8591,7 @@
         <w:pStyle w:val="Compact"/>
         <w:numPr>
           <w:ilvl w:val="0"/>
-          <w:numId w:val="1026"/>
+          <w:numId w:val="1025"/>
         </w:numPr>
       </w:pPr>
       <w:r>
@@ -7719,7 +8624,7 @@
         <w:pStyle w:val="Compact"/>
         <w:numPr>
           <w:ilvl w:val="0"/>
-          <w:numId w:val="1026"/>
+          <w:numId w:val="1025"/>
         </w:numPr>
       </w:pPr>
       <w:r>
@@ -7731,7 +8636,7 @@
         <w:pStyle w:val="Compact"/>
         <w:numPr>
           <w:ilvl w:val="0"/>
-          <w:numId w:val="1026"/>
+          <w:numId w:val="1025"/>
         </w:numPr>
       </w:pPr>
       <w:r>
@@ -7743,7 +8648,7 @@
         <w:pStyle w:val="Compact"/>
         <w:numPr>
           <w:ilvl w:val="0"/>
-          <w:numId w:val="1026"/>
+          <w:numId w:val="1025"/>
         </w:numPr>
       </w:pPr>
       <w:r>
@@ -7757,8 +8662,8 @@
         </w:pict>
       </w:r>
     </w:p>
-    <w:bookmarkEnd w:id="56"/>
-    <w:bookmarkStart w:id="57" w:name="contributing"/>
+    <w:bookmarkEnd w:id="60"/>
+    <w:bookmarkStart w:id="61" w:name="contributing"/>
     <w:p>
       <w:pPr>
         <w:pStyle w:val="Heading2"/>
@@ -7780,7 +8685,7 @@
         <w:pStyle w:val="Compact"/>
         <w:numPr>
           <w:ilvl w:val="0"/>
-          <w:numId w:val="1027"/>
+          <w:numId w:val="1026"/>
         </w:numPr>
       </w:pPr>
       <w:r>
@@ -7792,7 +8697,7 @@
         <w:pStyle w:val="Compact"/>
         <w:numPr>
           <w:ilvl w:val="0"/>
-          <w:numId w:val="1027"/>
+          <w:numId w:val="1026"/>
         </w:numPr>
       </w:pPr>
       <w:r>
@@ -7804,7 +8709,7 @@
         <w:pStyle w:val="Compact"/>
         <w:numPr>
           <w:ilvl w:val="0"/>
-          <w:numId w:val="1027"/>
+          <w:numId w:val="1026"/>
         </w:numPr>
       </w:pPr>
       <w:r>
@@ -7848,8 +8753,8 @@
         <w:t xml:space="preserve">SelfRecover — because your identity shouldn’t depend on an inbox.</w:t>
       </w:r>
     </w:p>
-    <w:bookmarkEnd w:id="57"/>
-    <w:bookmarkEnd w:id="58"/>
+    <w:bookmarkEnd w:id="61"/>
+    <w:bookmarkEnd w:id="62"/>
     <w:sectPr/>
   </w:body>
 </w:document>
@@ -8111,9 +9016,6 @@
     <w:abstractNumId w:val="991"/>
   </w:num>
   <w:num w:numId="1026">
-    <w:abstractNumId w:val="991"/>
-  </w:num>
-  <w:num w:numId="1027">
     <w:abstractNumId w:val="991"/>
   </w:num>
 </w:numbering>

--- a/bi-self/selfrecover/docs/whitepaper-en.docx
+++ b/bi-self/selfrecover/docs/whitepaper-en.docx
@@ -264,13 +264,7 @@
           <w:b/>
           <w:bCs/>
         </w:rPr>
-        <w:t xml:space="preserve">The real question nobody asks:</w:t>
-      </w:r>
-      <w:r>
-        <w:t xml:space="preserve"> </w:t>
-      </w:r>
-      <w:r>
-        <w:t xml:space="preserve">why does a website need your email to prove you are you?</w:t>
+        <w:t xml:space="preserve">Why does a website need an email address to establish who someone is?</w:t>
       </w:r>
     </w:p>
     <w:p>
@@ -553,7 +547,16 @@
         <w:pStyle w:val="FirstParagraph"/>
       </w:pPr>
       <w:r>
-        <w:t xml:space="preserve">Every server-side hash uses one Argon2id profile: 64 MiB, 4 iterations, 2 threads (</w:t>
+        <w:t xml:space="preserve">Every server-side Argon2id hash (</w:t>
+      </w:r>
+      <w:r>
+        <w:rPr>
+          <w:rStyle w:val="VerbatimChar"/>
+        </w:rPr>
+        <w:t xml:space="preserve">Hashing::hash</w:t>
+      </w:r>
+      <w:r>
+        <w:t xml:space="preserve">) uses one profile: 64 MiB, 4 iterations, 2 threads (</w:t>
       </w:r>
       <w:r>
         <w:rPr>
@@ -562,7 +565,7 @@
         <w:t xml:space="preserve">Hashing::ARGON2</w:t>
       </w:r>
       <w:r>
-        <w:t xml:space="preserve">).</w:t>
+        <w:t xml:space="preserve">). Codes also carry an HMAC lookup keyed by the deployment salt (§5.4), and the level-3 tracking code a SHA-256 fingerprint.</w:t>
       </w:r>
     </w:p>
     <w:p>
@@ -3144,7 +3147,7 @@
         <w:t xml:space="preserve">memorized word</w:t>
       </w:r>
       <w:r>
-        <w:t xml:space="preserve">, HMAC-derived client-side (the raw word never leaves the browser).</w:t>
+        <w:t xml:space="preserve">, HMAC-derived client-side (with the shipped deriver, the raw word does not leave the browser).</w:t>
       </w:r>
     </w:p>
     <w:p>
@@ -3319,7 +3322,7 @@
         <w:t xml:space="preserve"> </w:t>
       </w:r>
       <w:r>
-        <w:t xml:space="preserve">(claim) whose fingerprint (SHA-256) alone is sent to the server (anti-timing: forced delay)</w:t>
+        <w:t xml:space="preserve">(claim). At opening only its fingerprint (SHA-256) is sent, and that is all the server stores; at the following steps the code itself is presented and the server hashes it each time — so a log of request bodies would capture it (anti-timing: forced delay)</w:t>
       </w:r>
     </w:p>
     <w:p>
@@ -3602,20 +3605,7 @@
         <w:t xml:space="preserve"> </w:t>
       </w:r>
       <w:r>
-        <w:t xml:space="preserve">These are</w:t>
-      </w:r>
-      <w:r>
-        <w:t xml:space="preserve"> </w:t>
-      </w:r>
-      <w:r>
-        <w:rPr>
-          <w:b/>
-          <w:bCs/>
-        </w:rPr>
-        <w:t xml:space="preserve">raw facts</w:t>
-      </w:r>
-      <w:r>
-        <w:t xml:space="preserve">: they</w:t>
+        <w:t xml:space="preserve">These facts</w:t>
       </w:r>
       <w:r>
         <w:t xml:space="preserve"> </w:t>
@@ -5395,7 +5385,7 @@
         <w:t xml:space="preserve">ok</w:t>
       </w:r>
       <w:r>
-        <w:t xml:space="preserve">, a human-facing</w:t>
+        <w:t xml:space="preserve">. Every refusal carries a human-facing</w:t>
       </w:r>
       <w:r>
         <w:t xml:space="preserve"> </w:t>
@@ -5407,7 +5397,46 @@
         <w:t xml:space="preserve">message</w:t>
       </w:r>
       <w:r>
-        <w:t xml:space="preserve">, and for some refusals a stable</w:t>
+        <w:t xml:space="preserve">, most successes too (not</w:t>
+      </w:r>
+      <w:r>
+        <w:t xml:space="preserve"> </w:t>
+      </w:r>
+      <w:r>
+        <w:rPr>
+          <w:rStyle w:val="VerbatimChar"/>
+        </w:rPr>
+        <w:t xml:space="preserve">etat()</w:t>
+      </w:r>
+      <w:r>
+        <w:t xml:space="preserve">,</w:t>
+      </w:r>
+      <w:r>
+        <w:t xml:space="preserve"> </w:t>
+      </w:r>
+      <w:r>
+        <w:rPr>
+          <w:rStyle w:val="VerbatimChar"/>
+        </w:rPr>
+        <w:t xml:space="preserve">fil()</w:t>
+      </w:r>
+      <w:r>
+        <w:t xml:space="preserve"> </w:t>
+      </w:r>
+      <w:r>
+        <w:t xml:space="preserve">or</w:t>
+      </w:r>
+      <w:r>
+        <w:t xml:space="preserve"> </w:t>
+      </w:r>
+      <w:r>
+        <w:rPr>
+          <w:rStyle w:val="VerbatimChar"/>
+        </w:rPr>
+        <w:t xml:space="preserve">ouvrirDefi()</w:t>
+      </w:r>
+      <w:r>
+        <w:t xml:space="preserve">), and some refusals a stable</w:t>
       </w:r>
       <w:r>
         <w:t xml:space="preserve"> </w:t>
@@ -5538,7 +5567,7 @@
         <w:pStyle w:val="BodyText"/>
       </w:pPr>
       <w:r>
-        <w:t xml:space="preserve">The library reports nothing itself; it only records the attempts its brakes need. What a diagnostic report contains is the application’s call, and it never includes the recovery word (raw or derived), the passphrase, the password or the codes.</w:t>
+        <w:t xml:space="preserve">The library reports nothing itself; it only records the attempts its brakes need. What a diagnostic report contains is the application’s call; it must not include the recovery word (raw or derived), the passphrase, the password or the codes.</w:t>
       </w:r>
     </w:p>
     <w:p>
@@ -6112,7 +6141,7 @@
         <w:t xml:space="preserve"> </w:t>
       </w:r>
       <w:r>
-        <w:t xml:space="preserve">have this issue by default — but always verify your</w:t>
+        <w:t xml:space="preserve">have this issue by default — but</w:t>
       </w:r>
       <w:r>
         <w:t xml:space="preserve"> </w:t>
@@ -6127,7 +6156,7 @@
         <w:t xml:space="preserve"> </w:t>
       </w:r>
       <w:r>
-        <w:t xml:space="preserve">on installation.</w:t>
+        <w:t xml:space="preserve">should always be checked on installation.</w:t>
       </w:r>
     </w:p>
     <w:p>
@@ -6299,7 +6328,7 @@
         <w:rPr>
           <w:rStyle w:val="StringTok"/>
         </w:rPr>
-        <w:t xml:space="preserve">"user:your-diceware-passphrase"</w:t>
+        <w:t xml:space="preserve">"user:&lt;diceware-passphrase&gt;"</w:t>
       </w:r>
       <w:r>
         <w:rPr>
@@ -6717,7 +6746,7 @@
         </w:numPr>
       </w:pPr>
       <w:r>
-        <w:t xml:space="preserve">If the user forgot their memorized word and lost their passphrase, only level 3 is left: a human arbitrator. If they refuse there is no other recourse; a new dispute stays possible until the 7-day freeze, on the 3rd refusal in 30 days</w:t>
+        <w:t xml:space="preserve">If the user forgot their memorized word and lost their passphrase, only level 3 is left: a human arbitrator. If the arbitrator refuses there is no other recourse; a new dispute stays possible until the 7-day freeze, on the 3rd refusal in 30 days</w:t>
       </w:r>
     </w:p>
     <w:p>
@@ -7532,7 +7561,7 @@
         <w:t xml:space="preserve">ext-pdo_sqlite</w:t>
       </w:r>
       <w:r>
-        <w:t xml:space="preserve">); elsewhere, the column types and three queries are rewritten (the header of</w:t>
+        <w:t xml:space="preserve">); elsewhere, the column types and three adapter constructs (four queries) are rewritten — the header of</w:t>
       </w:r>
       <w:r>
         <w:t xml:space="preserve"> </w:t>
@@ -7547,7 +7576,7 @@
         <w:t xml:space="preserve"> </w:t>
       </w:r>
       <w:r>
-        <w:t xml:space="preserve">names them), or the integrator writes their own</w:t>
+        <w:t xml:space="preserve">names them, or the integrator writes their own</w:t>
       </w:r>
       <w:r>
         <w:t xml:space="preserve"> </w:t>
@@ -8750,7 +8779,7 @@
           <w:i/>
           <w:iCs/>
         </w:rPr>
-        <w:t xml:space="preserve">SelfRecover — because your identity shouldn’t depend on an inbox.</w:t>
+        <w:t xml:space="preserve">SelfRecover — because an identity shouldn’t depend on an inbox.</w:t>
       </w:r>
     </w:p>
     <w:bookmarkEnd w:id="61"/>

--- a/bi-self/selfrecover/docs/whitepaper-en.docx
+++ b/bi-self/selfrecover/docs/whitepaper-en.docx
@@ -2,13 +2,13 @@
 <file path=word/document.xml><?xml version="1.0" encoding="utf-8"?>
 <w:document xmlns:w="http://schemas.openxmlformats.org/wordprocessingml/2006/main" xmlns:m="http://schemas.openxmlformats.org/officeDocument/2006/math" xmlns:r="http://schemas.openxmlformats.org/officeDocument/2006/relationships" xmlns:o="urn:schemas-microsoft-com:office:office" xmlns:v="urn:schemas-microsoft-com:vml" xmlns:w10="urn:schemas-microsoft-com:office:word" xmlns:a="http://schemas.openxmlformats.org/drawingml/2006/main" xmlns:pic="http://schemas.openxmlformats.org/drawingml/2006/picture" xmlns:wp="http://schemas.openxmlformats.org/drawingml/2006/wordprocessingDrawing">
   <w:body>
-    <w:bookmarkStart w:id="62" w:name="selfrecover-whitepaper-v1.2"/>
+    <w:bookmarkStart w:id="63" w:name="selfrecover-whitepaper-v1.3"/>
     <w:p>
       <w:pPr>
         <w:pStyle w:val="Heading1"/>
       </w:pPr>
       <w:r>
-        <w:t xml:space="preserve">SelfRecover — Whitepaper v1.2</w:t>
+        <w:t xml:space="preserve">SelfRecover — Whitepaper v1.3</w:t>
       </w:r>
     </w:p>
     <w:p>
@@ -42,7 +42,7 @@
           <w:i/>
           <w:iCs/>
         </w:rPr>
-        <w:t xml:space="preserve">Edition of 4 October 2026 — v1.2 — describes SelfRecover 0.9.0</w:t>
+        <w:t xml:space="preserve">Edition of 4 October 2026 — v1.3 — describes SelfRecover 0.10.0</w:t>
       </w:r>
     </w:p>
     <w:p>
@@ -365,7 +365,7 @@
         <w:t xml:space="preserve"> </w:t>
       </w:r>
       <w:r>
-        <w:t xml:space="preserve">their recovery codes (level 2) and their diceware passphrase (level 1). They are drawn at random; nobody has to remember them.</w:t>
+        <w:t xml:space="preserve">their recovery codes (level 2) and their diceware passphrase (level 1). They are drawn at random — by the server, or with dice by the user for the passphrase (§5.5); nobody has to remember them.</w:t>
       </w:r>
     </w:p>
     <w:p>
@@ -485,7 +485,7 @@
         <w:t xml:space="preserve"> </w:t>
       </w:r>
       <w:r>
-        <w:t xml:space="preserve">— a diceware passphrase generated server-side (6 words, ≈ 77.5 bits of entropy; a shorter passphrase issued before the move to six words stays valid until used)</w:t>
+        <w:t xml:space="preserve">— a diceware passphrase, generated server-side or brought by the user, rolled with dice (§5.5) (6 words or more, ≈ 77.5 bits for six uniformly drawn words; a shorter passphrase issued before the move to six words stays valid until used)</w:t>
       </w:r>
     </w:p>
     <w:p>
@@ -2862,7 +2862,7 @@
     </w:p>
     <w:bookmarkEnd w:id="29"/>
     <w:bookmarkEnd w:id="30"/>
-    <w:bookmarkStart w:id="35" w:name="three-level-recovery-escalation"/>
+    <w:bookmarkStart w:id="36" w:name="three-level-recovery-escalation"/>
     <w:p>
       <w:pPr>
         <w:pStyle w:val="Heading2"/>
@@ -4175,6 +4175,264 @@
       </w:r>
       <w:r>
         <w:t xml:space="preserve">- A level-3 reset removes every enrolled device; levels 1 and 2 do not.</w:t>
+      </w:r>
+    </w:p>
+    <w:bookmarkEnd w:id="34"/>
+    <w:bookmarkStart w:id="35" w:name="Xd043ed50251bcf9cfe2fe65a0fd7d02301ba0f6"/>
+    <w:p>
+      <w:pPr>
+        <w:pStyle w:val="Heading3"/>
+      </w:pPr>
+      <w:r>
+        <w:t xml:space="preserve">5.5 A passphrase the user brings — the user’s choice</w:t>
+      </w:r>
+    </w:p>
+    <w:p>
+      <w:pPr>
+        <w:pStyle w:val="FirstParagraph"/>
+      </w:pPr>
+      <w:r>
+        <w:t xml:space="preserve">Wherever a passphrase is issued — at registration, and at the level 1, 2 and 3 renewals —, the user</w:t>
+      </w:r>
+      <w:r>
+        <w:t xml:space="preserve"> </w:t>
+      </w:r>
+      <w:r>
+        <w:t xml:space="preserve">may bring their own, rolled with dice, instead of receiving one drawn by the server. Nothing brought:</w:t>
+      </w:r>
+      <w:r>
+        <w:t xml:space="preserve"> </w:t>
+      </w:r>
+      <w:r>
+        <w:t xml:space="preserve">the server draws, as before.</w:t>
+      </w:r>
+    </w:p>
+    <w:p>
+      <w:pPr>
+        <w:pStyle w:val="Compact"/>
+        <w:numPr>
+          <w:ilvl w:val="0"/>
+          <w:numId w:val="1008"/>
+        </w:numPr>
+      </w:pPr>
+      <w:r>
+        <w:rPr>
+          <w:b/>
+          <w:bCs/>
+        </w:rPr>
+        <w:t xml:space="preserve">The check</w:t>
+      </w:r>
+      <w:r>
+        <w:t xml:space="preserve"> </w:t>
+      </w:r>
+      <w:r>
+        <w:t xml:space="preserve">(</w:t>
+      </w:r>
+      <w:r>
+        <w:rPr>
+          <w:rStyle w:val="VerbatimChar"/>
+        </w:rPr>
+        <w:t xml:space="preserve">Recovery::validerPassphraseApportee()</w:t>
+      </w:r>
+      <w:r>
+        <w:t xml:space="preserve">): six words or more, each from the EFF English</w:t>
+      </w:r>
+      <w:r>
+        <w:t xml:space="preserve"> </w:t>
+      </w:r>
+      <w:r>
+        <w:t xml:space="preserve">list or from Arthur Pons’s French list, none repeated, a byte ceiling. The passphrase is stored in a</w:t>
+      </w:r>
+      <w:r>
+        <w:t xml:space="preserve"> </w:t>
+      </w:r>
+      <w:r>
+        <w:t xml:space="preserve">single form: lowercase, one space between words. That form is the one hashed, returned and written</w:t>
+      </w:r>
+      <w:r>
+        <w:t xml:space="preserve"> </w:t>
+      </w:r>
+      <w:r>
+        <w:t xml:space="preserve">down, because verification does not lowercase.</w:t>
+      </w:r>
+    </w:p>
+    <w:p>
+      <w:pPr>
+        <w:pStyle w:val="Compact"/>
+        <w:numPr>
+          <w:ilvl w:val="0"/>
+          <w:numId w:val="1008"/>
+        </w:numPr>
+      </w:pPr>
+      <w:r>
+        <w:rPr>
+          <w:b/>
+          <w:bCs/>
+        </w:rPr>
+        <w:t xml:space="preserve">A refusal</w:t>
+      </w:r>
+      <w:r>
+        <w:t xml:space="preserve"> </w:t>
+      </w:r>
+      <w:r>
+        <w:t xml:space="preserve">gives a word’s position, never the word. It is judged before any brake, with no trace</w:t>
+      </w:r>
+      <w:r>
+        <w:t xml:space="preserve"> </w:t>
+      </w:r>
+      <w:r>
+        <w:t xml:space="preserve">and no delay: it depends only on the input, not on the account, and tracing it would let anyone</w:t>
+      </w:r>
+      <w:r>
+        <w:t xml:space="preserve"> </w:t>
+      </w:r>
+      <w:r>
+        <w:t xml:space="preserve">charge someone else’s brake. It consumes neither the level-2 code nor the level-3 case.</w:t>
+      </w:r>
+    </w:p>
+    <w:p>
+      <w:pPr>
+        <w:pStyle w:val="Compact"/>
+        <w:numPr>
+          <w:ilvl w:val="0"/>
+          <w:numId w:val="1008"/>
+        </w:numPr>
+      </w:pPr>
+      <w:r>
+        <w:rPr>
+          <w:b/>
+          <w:bCs/>
+        </w:rPr>
+        <w:t xml:space="preserve">The old passphrase does not come back</w:t>
+      </w:r>
+      <w:r>
+        <w:t xml:space="preserve">: at every level, a brought passphrase equal to the one it</w:t>
+      </w:r>
+      <w:r>
+        <w:t xml:space="preserve"> </w:t>
+      </w:r>
+      <w:r>
+        <w:t xml:space="preserve">replaces is refused. At level 3 it also cannot equal the chosen password.</w:t>
+      </w:r>
+    </w:p>
+    <w:p>
+      <w:pPr>
+        <w:pStyle w:val="Compact"/>
+        <w:numPr>
+          <w:ilvl w:val="0"/>
+          <w:numId w:val="1008"/>
+        </w:numPr>
+      </w:pPr>
+      <w:r>
+        <w:rPr>
+          <w:b/>
+          <w:bCs/>
+        </w:rPr>
+        <w:t xml:space="preserve">What the check does not measure: randomness.</w:t>
+      </w:r>
+      <w:r>
+        <w:t xml:space="preserve"> </w:t>
+      </w:r>
+      <w:r>
+        <w:t xml:space="preserve">Six words picked by hand pass, and are worth less</w:t>
+      </w:r>
+      <w:r>
+        <w:t xml:space="preserve"> </w:t>
+      </w:r>
+      <w:r>
+        <w:t xml:space="preserve">than six rolled words. The same passphrase seals the</w:t>
+      </w:r>
+      <w:r>
+        <w:t xml:space="preserve"> </w:t>
+      </w:r>
+      <w:r>
+        <w:t xml:space="preserve">“</w:t>
+      </w:r>
+      <w:r>
+        <w:t xml:space="preserve">passphrase</w:t>
+      </w:r>
+      <w:r>
+        <w:t xml:space="preserve">”</w:t>
+      </w:r>
+      <w:r>
+        <w:t xml:space="preserve"> </w:t>
+      </w:r>
+      <w:r>
+        <w:t xml:space="preserve">lock of the SelfDataGuard vault,</w:t>
+      </w:r>
+      <w:r>
+        <w:t xml:space="preserve"> </w:t>
+      </w:r>
+      <w:r>
+        <w:t xml:space="preserve">which is attacked offline: a guessable passphrase becomes the cheapest way in.</w:t>
+      </w:r>
+    </w:p>
+    <w:p>
+      <w:pPr>
+        <w:pStyle w:val="FirstParagraph"/>
+      </w:pPr>
+      <w:r>
+        <w:t xml:space="preserve">At registration, which belongs to the application, it passes the input to the check and hashes the</w:t>
+      </w:r>
+      <w:r>
+        <w:t xml:space="preserve"> </w:t>
+      </w:r>
+      <w:r>
+        <w:t xml:space="preserve">returned form. At renewals, it passes it as</w:t>
+      </w:r>
+      <w:r>
+        <w:t xml:space="preserve"> </w:t>
+      </w:r>
+      <w:r>
+        <w:rPr>
+          <w:rStyle w:val="VerbatimChar"/>
+        </w:rPr>
+        <w:t xml:space="preserve">nouvellePassphrase</w:t>
+      </w:r>
+      <w:r>
+        <w:t xml:space="preserve"> </w:t>
+      </w:r>
+      <w:r>
+        <w:t xml:space="preserve">to</w:t>
+      </w:r>
+      <w:r>
+        <w:t xml:space="preserve"> </w:t>
+      </w:r>
+      <w:r>
+        <w:rPr>
+          <w:rStyle w:val="VerbatimChar"/>
+        </w:rPr>
+        <w:t xml:space="preserve">parPassphrase()</w:t>
+      </w:r>
+      <w:r>
+        <w:t xml:space="preserve">,</w:t>
+      </w:r>
+      <w:r>
+        <w:t xml:space="preserve"> </w:t>
+      </w:r>
+      <w:r>
+        <w:rPr>
+          <w:rStyle w:val="VerbatimChar"/>
+        </w:rPr>
+        <w:t xml:space="preserve">parCode()</w:t>
+      </w:r>
+      <w:r>
+        <w:t xml:space="preserve"> </w:t>
+      </w:r>
+      <w:r>
+        <w:t xml:space="preserve">or</w:t>
+      </w:r>
+      <w:r>
+        <w:t xml:space="preserve"> </w:t>
+      </w:r>
+      <w:r>
+        <w:rPr>
+          <w:rStyle w:val="VerbatimChar"/>
+        </w:rPr>
+        <w:t xml:space="preserve">Escalade::reEnroler()</w:t>
+      </w:r>
+      <w:r>
+        <w:t xml:space="preserve">.</w:t>
       </w:r>
     </w:p>
     <w:p>
@@ -4184,9 +4442,9 @@
         </w:pict>
       </w:r>
     </w:p>
-    <w:bookmarkEnd w:id="34"/>
     <w:bookmarkEnd w:id="35"/>
-    <w:bookmarkStart w:id="38" w:name="dispute-system-admin-interface"/>
+    <w:bookmarkEnd w:id="36"/>
+    <w:bookmarkStart w:id="39" w:name="dispute-system-admin-interface"/>
     <w:p>
       <w:pPr>
         <w:pStyle w:val="Heading2"/>
@@ -4229,7 +4487,7 @@
         <w:pStyle w:val="Compact"/>
         <w:numPr>
           <w:ilvl w:val="0"/>
-          <w:numId w:val="1008"/>
+          <w:numId w:val="1009"/>
         </w:numPr>
       </w:pPr>
       <w:r>
@@ -4326,7 +4584,7 @@
         <w:pStyle w:val="Compact"/>
         <w:numPr>
           <w:ilvl w:val="0"/>
-          <w:numId w:val="1008"/>
+          <w:numId w:val="1009"/>
         </w:numPr>
       </w:pPr>
       <w:r>
@@ -4338,7 +4596,7 @@
         <w:pStyle w:val="Compact"/>
         <w:numPr>
           <w:ilvl w:val="0"/>
-          <w:numId w:val="1008"/>
+          <w:numId w:val="1009"/>
         </w:numPr>
       </w:pPr>
       <w:r>
@@ -4350,7 +4608,7 @@
         <w:pStyle w:val="Compact"/>
         <w:numPr>
           <w:ilvl w:val="0"/>
-          <w:numId w:val="1008"/>
+          <w:numId w:val="1009"/>
         </w:numPr>
       </w:pPr>
       <w:r>
@@ -4379,7 +4637,7 @@
         <w:t xml:space="preserve">. Calling it is the deployment’s job, from a scheduled task.</w:t>
       </w:r>
     </w:p>
-    <w:bookmarkStart w:id="36" w:name="dispute-closure-admin-decision"/>
+    <w:bookmarkStart w:id="37" w:name="dispute-closure-admin-decision"/>
     <w:p>
       <w:pPr>
         <w:pStyle w:val="Heading3"/>
@@ -4413,7 +4671,7 @@
         <w:pStyle w:val="Compact"/>
         <w:numPr>
           <w:ilvl w:val="0"/>
-          <w:numId w:val="1009"/>
+          <w:numId w:val="1010"/>
         </w:numPr>
       </w:pPr>
       <w:r>
@@ -4425,7 +4683,7 @@
         <w:pStyle w:val="Compact"/>
         <w:numPr>
           <w:ilvl w:val="0"/>
-          <w:numId w:val="1009"/>
+          <w:numId w:val="1010"/>
         </w:numPr>
       </w:pPr>
       <w:r>
@@ -4462,7 +4720,7 @@
         <w:pStyle w:val="Compact"/>
         <w:numPr>
           <w:ilvl w:val="0"/>
-          <w:numId w:val="1009"/>
+          <w:numId w:val="1010"/>
         </w:numPr>
       </w:pPr>
       <w:r>
@@ -4482,7 +4740,7 @@
         <w:t xml:space="preserve"> </w:t>
       </w:r>
       <w:r>
-        <w:t xml:space="preserve">password and memorized word from their recovery page (re-enrollment model). The password is 12 to 4,096 characters; it is submitted in the clear, and the server files it without issuing it. The browser generates a new salt and derives the memorized word, which never arrives in the clear. The server generates a passphrase and 10 codes, shown once, drops open sessions and removes every enrolled device — the holder re-enrolls the one they use. The dispute moves to</w:t>
+        <w:t xml:space="preserve">password and memorized word from their recovery page (re-enrollment model). The password is 12 to 4,096 characters; it is submitted in the clear, and the server files it without issuing it. The browser generates a new salt and derives the memorized word, which never arrives in the clear. The server generates 10 codes, and a passphrase unless the holder brings their own (§5.5), shown once, drops open sessions and removes every enrolled device — the holder re-enrolls the one they use. The dispute moves to</w:t>
       </w:r>
       <w:r>
         <w:t xml:space="preserve"> </w:t>
@@ -4517,7 +4775,7 @@
         <w:pStyle w:val="Compact"/>
         <w:numPr>
           <w:ilvl w:val="0"/>
-          <w:numId w:val="1010"/>
+          <w:numId w:val="1011"/>
         </w:numPr>
       </w:pPr>
       <w:r>
@@ -4529,7 +4787,7 @@
         <w:pStyle w:val="Compact"/>
         <w:numPr>
           <w:ilvl w:val="0"/>
-          <w:numId w:val="1010"/>
+          <w:numId w:val="1011"/>
         </w:numPr>
       </w:pPr>
       <w:r>
@@ -4553,7 +4811,7 @@
         <w:pStyle w:val="Compact"/>
         <w:numPr>
           <w:ilvl w:val="0"/>
-          <w:numId w:val="1010"/>
+          <w:numId w:val="1011"/>
         </w:numPr>
       </w:pPr>
       <w:r>
@@ -4572,7 +4830,7 @@
         <w:pStyle w:val="Compact"/>
         <w:numPr>
           <w:ilvl w:val="0"/>
-          <w:numId w:val="1010"/>
+          <w:numId w:val="1011"/>
         </w:numPr>
       </w:pPr>
       <w:r>
@@ -4719,8 +4977,8 @@
         <w:t xml:space="preserve">, not submissions: three submissions within one case remain one refusal, otherwise an honest owner’s persistence would trip the freeze as fast as a hostile campaign.</w:t>
       </w:r>
     </w:p>
-    <w:bookmarkEnd w:id="36"/>
-    <w:bookmarkStart w:id="37" w:name="X1bfafa217b99aef94406c0117c2207010598b97"/>
+    <w:bookmarkEnd w:id="37"/>
+    <w:bookmarkStart w:id="38" w:name="X1bfafa217b99aef94406c0117c2207010598b97"/>
     <w:p>
       <w:pPr>
         <w:pStyle w:val="Heading3"/>
@@ -5220,9 +5478,9 @@
         </w:pict>
       </w:r>
     </w:p>
-    <w:bookmarkEnd w:id="37"/>
     <w:bookmarkEnd w:id="38"/>
-    <w:bookmarkStart w:id="39" w:name="anti-abuse-detection"/>
+    <w:bookmarkEnd w:id="39"/>
+    <w:bookmarkStart w:id="40" w:name="anti-abuse-detection"/>
     <w:p>
       <w:pPr>
         <w:pStyle w:val="Heading2"/>
@@ -5248,7 +5506,7 @@
         <w:pStyle w:val="Compact"/>
         <w:numPr>
           <w:ilvl w:val="0"/>
-          <w:numId w:val="1011"/>
+          <w:numId w:val="1012"/>
         </w:numPr>
       </w:pPr>
       <w:r>
@@ -5282,7 +5540,7 @@
         <w:pStyle w:val="Compact"/>
         <w:numPr>
           <w:ilvl w:val="0"/>
-          <w:numId w:val="1011"/>
+          <w:numId w:val="1012"/>
         </w:numPr>
       </w:pPr>
       <w:r>
@@ -5304,7 +5562,7 @@
         <w:pStyle w:val="Compact"/>
         <w:numPr>
           <w:ilvl w:val="0"/>
-          <w:numId w:val="1011"/>
+          <w:numId w:val="1012"/>
         </w:numPr>
       </w:pPr>
       <w:r>
@@ -5358,8 +5616,8 @@
         </w:pict>
       </w:r>
     </w:p>
-    <w:bookmarkEnd w:id="39"/>
-    <w:bookmarkStart w:id="40" w:name="what-the-library-returns"/>
+    <w:bookmarkEnd w:id="40"/>
+    <w:bookmarkStart w:id="41" w:name="what-the-library-returns"/>
     <w:p>
       <w:pPr>
         <w:pStyle w:val="Heading2"/>
@@ -5577,8 +5835,8 @@
         </w:pict>
       </w:r>
     </w:p>
-    <w:bookmarkEnd w:id="40"/>
-    <w:bookmarkStart w:id="41" w:name="protection-against-active-attacks"/>
+    <w:bookmarkEnd w:id="41"/>
+    <w:bookmarkStart w:id="42" w:name="protection-against-active-attacks"/>
     <w:p>
       <w:pPr>
         <w:pStyle w:val="Heading2"/>
@@ -5654,7 +5912,7 @@
         <w:pStyle w:val="Compact"/>
         <w:numPr>
           <w:ilvl w:val="0"/>
-          <w:numId w:val="1012"/>
+          <w:numId w:val="1013"/>
         </w:numPr>
       </w:pPr>
       <w:r>
@@ -5676,7 +5934,7 @@
         <w:pStyle w:val="Compact"/>
         <w:numPr>
           <w:ilvl w:val="0"/>
-          <w:numId w:val="1012"/>
+          <w:numId w:val="1013"/>
         </w:numPr>
       </w:pPr>
       <w:r>
@@ -5698,7 +5956,7 @@
         <w:pStyle w:val="Compact"/>
         <w:numPr>
           <w:ilvl w:val="1"/>
-          <w:numId w:val="1013"/>
+          <w:numId w:val="1014"/>
         </w:numPr>
       </w:pPr>
       <w:r>
@@ -5710,7 +5968,7 @@
         <w:pStyle w:val="Compact"/>
         <w:numPr>
           <w:ilvl w:val="1"/>
-          <w:numId w:val="1013"/>
+          <w:numId w:val="1014"/>
         </w:numPr>
       </w:pPr>
       <w:r>
@@ -5722,7 +5980,7 @@
         <w:pStyle w:val="Compact"/>
         <w:numPr>
           <w:ilvl w:val="1"/>
-          <w:numId w:val="1013"/>
+          <w:numId w:val="1014"/>
         </w:numPr>
       </w:pPr>
       <w:r>
@@ -5762,8 +6020,8 @@
         </w:pict>
       </w:r>
     </w:p>
-    <w:bookmarkEnd w:id="41"/>
-    <w:bookmarkStart w:id="46" w:name="threat-model-limitations"/>
+    <w:bookmarkEnd w:id="42"/>
+    <w:bookmarkStart w:id="47" w:name="threat-model-limitations"/>
     <w:p>
       <w:pPr>
         <w:pStyle w:val="Heading2"/>
@@ -5772,7 +6030,7 @@
         <w:t xml:space="preserve">10. Threat Model &amp; Limitations</w:t>
       </w:r>
     </w:p>
-    <w:bookmarkStart w:id="42" w:name="threats-addressed"/>
+    <w:bookmarkStart w:id="43" w:name="threats-addressed"/>
     <w:p>
       <w:pPr>
         <w:pStyle w:val="Heading3"/>
@@ -5786,7 +6044,7 @@
         <w:pStyle w:val="Compact"/>
         <w:numPr>
           <w:ilvl w:val="0"/>
-          <w:numId w:val="1014"/>
+          <w:numId w:val="1015"/>
         </w:numPr>
       </w:pPr>
       <w:r>
@@ -5838,7 +6096,7 @@
         <w:pStyle w:val="Compact"/>
         <w:numPr>
           <w:ilvl w:val="0"/>
-          <w:numId w:val="1014"/>
+          <w:numId w:val="1015"/>
         </w:numPr>
       </w:pPr>
       <w:r>
@@ -5860,7 +6118,7 @@
         <w:pStyle w:val="Compact"/>
         <w:numPr>
           <w:ilvl w:val="0"/>
-          <w:numId w:val="1014"/>
+          <w:numId w:val="1015"/>
         </w:numPr>
       </w:pPr>
       <w:r>
@@ -5882,7 +6140,7 @@
         <w:pStyle w:val="Compact"/>
         <w:numPr>
           <w:ilvl w:val="0"/>
-          <w:numId w:val="1014"/>
+          <w:numId w:val="1015"/>
         </w:numPr>
       </w:pPr>
       <w:r>
@@ -5904,7 +6162,7 @@
         <w:pStyle w:val="Compact"/>
         <w:numPr>
           <w:ilvl w:val="0"/>
-          <w:numId w:val="1014"/>
+          <w:numId w:val="1015"/>
         </w:numPr>
       </w:pPr>
       <w:r>
@@ -5926,7 +6184,7 @@
         <w:pStyle w:val="Compact"/>
         <w:numPr>
           <w:ilvl w:val="0"/>
-          <w:numId w:val="1014"/>
+          <w:numId w:val="1015"/>
         </w:numPr>
       </w:pPr>
       <w:r>
@@ -5961,7 +6219,7 @@
         <w:pStyle w:val="Compact"/>
         <w:numPr>
           <w:ilvl w:val="0"/>
-          <w:numId w:val="1014"/>
+          <w:numId w:val="1015"/>
         </w:numPr>
       </w:pPr>
       <w:r>
@@ -5978,8 +6236,8 @@
         <w:t xml:space="preserve">— the library offers no account rename; locking the name after registration is the application’s to enforce</w:t>
       </w:r>
     </w:p>
-    <w:bookmarkEnd w:id="42"/>
-    <w:bookmarkStart w:id="43" w:name="critical-server-root-access-sudo"/>
+    <w:bookmarkEnd w:id="43"/>
+    <w:bookmarkStart w:id="44" w:name="critical-server-root-access-sudo"/>
     <w:p>
       <w:pPr>
         <w:pStyle w:val="Heading3"/>
@@ -6038,7 +6296,7 @@
         <w:pStyle w:val="Compact"/>
         <w:numPr>
           <w:ilvl w:val="0"/>
-          <w:numId w:val="1015"/>
+          <w:numId w:val="1016"/>
         </w:numPr>
       </w:pPr>
       <w:r>
@@ -6164,7 +6422,7 @@
         <w:pStyle w:val="Compact"/>
         <w:numPr>
           <w:ilvl w:val="0"/>
-          <w:numId w:val="1015"/>
+          <w:numId w:val="1016"/>
         </w:numPr>
       </w:pPr>
       <w:r>
@@ -6176,7 +6434,7 @@
         <w:pStyle w:val="Compact"/>
         <w:numPr>
           <w:ilvl w:val="0"/>
-          <w:numId w:val="1015"/>
+          <w:numId w:val="1016"/>
         </w:numPr>
       </w:pPr>
       <w:r>
@@ -6208,7 +6466,7 @@
         <w:pStyle w:val="Compact"/>
         <w:numPr>
           <w:ilvl w:val="0"/>
-          <w:numId w:val="1016"/>
+          <w:numId w:val="1017"/>
         </w:numPr>
       </w:pPr>
       <w:r>
@@ -6235,7 +6493,7 @@
         <w:pStyle w:val="Compact"/>
         <w:numPr>
           <w:ilvl w:val="0"/>
-          <w:numId w:val="1016"/>
+          <w:numId w:val="1017"/>
         </w:numPr>
       </w:pPr>
       <w:r>
@@ -6247,7 +6505,7 @@
         <w:pStyle w:val="Compact"/>
         <w:numPr>
           <w:ilvl w:val="0"/>
-          <w:numId w:val="1016"/>
+          <w:numId w:val="1017"/>
         </w:numPr>
       </w:pPr>
       <w:r>
@@ -6268,7 +6526,7 @@
         <w:pStyle w:val="Compact"/>
         <w:numPr>
           <w:ilvl w:val="0"/>
-          <w:numId w:val="1016"/>
+          <w:numId w:val="1017"/>
         </w:numPr>
       </w:pPr>
       <w:r>
@@ -6280,7 +6538,7 @@
         <w:pStyle w:val="Compact"/>
         <w:numPr>
           <w:ilvl w:val="0"/>
-          <w:numId w:val="1016"/>
+          <w:numId w:val="1017"/>
         </w:numPr>
       </w:pPr>
       <w:r>
@@ -6493,8 +6751,8 @@
         <w:t xml:space="preserve">This rule is non-negotiable.</w:t>
       </w:r>
     </w:p>
-    <w:bookmarkEnd w:id="43"/>
-    <w:bookmarkStart w:id="44" w:name="X2f1bf8a7bbcb281955f474219b42d1986fb706e"/>
+    <w:bookmarkEnd w:id="44"/>
+    <w:bookmarkStart w:id="45" w:name="X2f1bf8a7bbcb281955f474219b42d1986fb706e"/>
     <w:p>
       <w:pPr>
         <w:pStyle w:val="Heading3"/>
@@ -6636,7 +6894,7 @@
         <w:pStyle w:val="Compact"/>
         <w:numPr>
           <w:ilvl w:val="0"/>
-          <w:numId w:val="1017"/>
+          <w:numId w:val="1018"/>
         </w:numPr>
       </w:pPr>
       <w:r>
@@ -6648,7 +6906,7 @@
         <w:pStyle w:val="Compact"/>
         <w:numPr>
           <w:ilvl w:val="0"/>
-          <w:numId w:val="1017"/>
+          <w:numId w:val="1018"/>
         </w:numPr>
       </w:pPr>
       <w:r>
@@ -6690,7 +6948,7 @@
         <w:pStyle w:val="Compact"/>
         <w:numPr>
           <w:ilvl w:val="0"/>
-          <w:numId w:val="1017"/>
+          <w:numId w:val="1018"/>
         </w:numPr>
       </w:pPr>
       <w:r>
@@ -6702,7 +6960,7 @@
         <w:pStyle w:val="Compact"/>
         <w:numPr>
           <w:ilvl w:val="0"/>
-          <w:numId w:val="1017"/>
+          <w:numId w:val="1018"/>
         </w:numPr>
       </w:pPr>
       <w:r>
@@ -6727,8 +6985,8 @@
         <w:t xml:space="preserve">This is not a flaw — it is the fundamental contract of any secret-based security system.</w:t>
       </w:r>
     </w:p>
-    <w:bookmarkEnd w:id="44"/>
-    <w:bookmarkStart w:id="45" w:name="other-limitations-by-design"/>
+    <w:bookmarkEnd w:id="45"/>
+    <w:bookmarkStart w:id="46" w:name="other-limitations-by-design"/>
     <w:p>
       <w:pPr>
         <w:pStyle w:val="Heading3"/>
@@ -6742,11 +7000,23 @@
         <w:pStyle w:val="Compact"/>
         <w:numPr>
           <w:ilvl w:val="0"/>
-          <w:numId w:val="1018"/>
+          <w:numId w:val="1019"/>
         </w:numPr>
       </w:pPr>
       <w:r>
         <w:t xml:space="preserve">If the user forgot their memorized word and lost their passphrase, only level 3 is left: a human arbitrator. If the arbitrator refuses there is no other recourse; a new dispute stays possible until the 7-day freeze, on the 3rd refusal in 30 days</w:t>
+      </w:r>
+    </w:p>
+    <w:p>
+      <w:pPr>
+        <w:pStyle w:val="Compact"/>
+        <w:numPr>
+          <w:ilvl w:val="0"/>
+          <w:numId w:val="1019"/>
+        </w:numPr>
+      </w:pPr>
+      <w:r>
+        <w:t xml:space="preserve">A passphrase the user brings is only as random as its dice, which the library cannot check (§5.5)</w:t>
       </w:r>
     </w:p>
     <w:p>
@@ -6764,9 +7034,9 @@
         </w:pict>
       </w:r>
     </w:p>
-    <w:bookmarkEnd w:id="45"/>
     <w:bookmarkEnd w:id="46"/>
-    <w:bookmarkStart w:id="52" w:name="deployment-security-checklist"/>
+    <w:bookmarkEnd w:id="47"/>
+    <w:bookmarkStart w:id="53" w:name="deployment-security-checklist"/>
     <w:p>
       <w:pPr>
         <w:pStyle w:val="Heading2"/>
@@ -6799,7 +7069,7 @@
         <w:t xml:space="preserve">before any production deployment.</w:t>
       </w:r>
     </w:p>
-    <w:bookmarkStart w:id="47" w:name="server-access"/>
+    <w:bookmarkStart w:id="48" w:name="server-access"/>
     <w:p>
       <w:pPr>
         <w:pStyle w:val="Heading3"/>
@@ -6813,7 +7083,7 @@
         <w:pStyle w:val="Compact"/>
         <w:numPr>
           <w:ilvl w:val="0"/>
-          <w:numId w:val="1019"/>
+          <w:numId w:val="1020"/>
         </w:numPr>
       </w:pPr>
       <w:r>
@@ -6840,7 +7110,7 @@
         <w:pStyle w:val="Compact"/>
         <w:numPr>
           <w:ilvl w:val="0"/>
-          <w:numId w:val="1019"/>
+          <w:numId w:val="1020"/>
         </w:numPr>
       </w:pPr>
       <w:r>
@@ -6861,15 +7131,15 @@
         <w:pStyle w:val="Compact"/>
         <w:numPr>
           <w:ilvl w:val="0"/>
-          <w:numId w:val="1019"/>
+          <w:numId w:val="1020"/>
         </w:numPr>
       </w:pPr>
       <w:r>
         <w:t xml:space="preserve">☐ Firewall active (UFW / iptables) — only expose ports 80, 443, and SSH</w:t>
       </w:r>
     </w:p>
-    <w:bookmarkEnd w:id="47"/>
-    <w:bookmarkStart w:id="48" w:name="database"/>
+    <w:bookmarkEnd w:id="48"/>
+    <w:bookmarkStart w:id="49" w:name="database"/>
     <w:p>
       <w:pPr>
         <w:pStyle w:val="Heading3"/>
@@ -6883,7 +7153,7 @@
         <w:pStyle w:val="Compact"/>
         <w:numPr>
           <w:ilvl w:val="0"/>
-          <w:numId w:val="1020"/>
+          <w:numId w:val="1021"/>
         </w:numPr>
       </w:pPr>
       <w:r>
@@ -6895,7 +7165,7 @@
         <w:pStyle w:val="Compact"/>
         <w:numPr>
           <w:ilvl w:val="0"/>
-          <w:numId w:val="1020"/>
+          <w:numId w:val="1021"/>
         </w:numPr>
       </w:pPr>
       <w:r>
@@ -6979,7 +7249,7 @@
         <w:pStyle w:val="Compact"/>
         <w:numPr>
           <w:ilvl w:val="0"/>
-          <w:numId w:val="1020"/>
+          <w:numId w:val="1021"/>
         </w:numPr>
       </w:pPr>
       <w:r>
@@ -6991,7 +7261,7 @@
         <w:pStyle w:val="Compact"/>
         <w:numPr>
           <w:ilvl w:val="0"/>
-          <w:numId w:val="1020"/>
+          <w:numId w:val="1021"/>
         </w:numPr>
       </w:pPr>
       <w:r>
@@ -7003,15 +7273,15 @@
         <w:pStyle w:val="Compact"/>
         <w:numPr>
           <w:ilvl w:val="0"/>
-          <w:numId w:val="1020"/>
+          <w:numId w:val="1021"/>
         </w:numPr>
       </w:pPr>
       <w:r>
         <w:t xml:space="preserve">☐ Backup storage isolated from web root — not accessible via HTTP</w:t>
       </w:r>
     </w:p>
-    <w:bookmarkEnd w:id="48"/>
-    <w:bookmarkStart w:id="49" w:name="application"/>
+    <w:bookmarkEnd w:id="49"/>
+    <w:bookmarkStart w:id="50" w:name="application"/>
     <w:p>
       <w:pPr>
         <w:pStyle w:val="Heading3"/>
@@ -7025,7 +7295,7 @@
         <w:pStyle w:val="Compact"/>
         <w:numPr>
           <w:ilvl w:val="0"/>
-          <w:numId w:val="1021"/>
+          <w:numId w:val="1022"/>
         </w:numPr>
       </w:pPr>
       <w:r>
@@ -7052,7 +7322,7 @@
         <w:pStyle w:val="Compact"/>
         <w:numPr>
           <w:ilvl w:val="0"/>
-          <w:numId w:val="1021"/>
+          <w:numId w:val="1022"/>
         </w:numPr>
       </w:pPr>
       <w:r>
@@ -7079,7 +7349,7 @@
         <w:pStyle w:val="Compact"/>
         <w:numPr>
           <w:ilvl w:val="0"/>
-          <w:numId w:val="1021"/>
+          <w:numId w:val="1022"/>
         </w:numPr>
       </w:pPr>
       <w:r>
@@ -7091,7 +7361,7 @@
         <w:pStyle w:val="Compact"/>
         <w:numPr>
           <w:ilvl w:val="0"/>
-          <w:numId w:val="1021"/>
+          <w:numId w:val="1022"/>
         </w:numPr>
       </w:pPr>
       <w:r>
@@ -7136,15 +7406,15 @@
         <w:pStyle w:val="Compact"/>
         <w:numPr>
           <w:ilvl w:val="0"/>
-          <w:numId w:val="1021"/>
+          <w:numId w:val="1022"/>
         </w:numPr>
       </w:pPr>
       <w:r>
         <w:t xml:space="preserve">☐ Init and migration scripts blocked in production (deny all or remove)</w:t>
       </w:r>
     </w:p>
-    <w:bookmarkEnd w:id="49"/>
-    <w:bookmarkStart w:id="50" w:name="monitoring"/>
+    <w:bookmarkEnd w:id="50"/>
+    <w:bookmarkStart w:id="51" w:name="monitoring"/>
     <w:p>
       <w:pPr>
         <w:pStyle w:val="Heading3"/>
@@ -7158,7 +7428,7 @@
         <w:pStyle w:val="Compact"/>
         <w:numPr>
           <w:ilvl w:val="0"/>
-          <w:numId w:val="1022"/>
+          <w:numId w:val="1023"/>
         </w:numPr>
       </w:pPr>
       <w:r>
@@ -7170,7 +7440,7 @@
         <w:pStyle w:val="Compact"/>
         <w:numPr>
           <w:ilvl w:val="0"/>
-          <w:numId w:val="1022"/>
+          <w:numId w:val="1023"/>
         </w:numPr>
       </w:pPr>
       <w:r>
@@ -7182,15 +7452,15 @@
         <w:pStyle w:val="Compact"/>
         <w:numPr>
           <w:ilvl w:val="0"/>
-          <w:numId w:val="1022"/>
+          <w:numId w:val="1023"/>
         </w:numPr>
       </w:pPr>
       <w:r>
         <w:t xml:space="preserve">☐ Automated backup verification (test restore periodically)</w:t>
       </w:r>
     </w:p>
-    <w:bookmarkEnd w:id="50"/>
-    <w:bookmarkStart w:id="51" w:name="integrating-the-library"/>
+    <w:bookmarkEnd w:id="51"/>
+    <w:bookmarkStart w:id="52" w:name="integrating-the-library"/>
     <w:p>
       <w:pPr>
         <w:pStyle w:val="Heading3"/>
@@ -7204,7 +7474,7 @@
         <w:pStyle w:val="Compact"/>
         <w:numPr>
           <w:ilvl w:val="0"/>
-          <w:numId w:val="1023"/>
+          <w:numId w:val="1024"/>
         </w:numPr>
       </w:pPr>
       <w:r>
@@ -7243,7 +7513,7 @@
         <w:pStyle w:val="Compact"/>
         <w:numPr>
           <w:ilvl w:val="0"/>
-          <w:numId w:val="1023"/>
+          <w:numId w:val="1024"/>
         </w:numPr>
       </w:pPr>
       <w:r>
@@ -7255,7 +7525,7 @@
         <w:pStyle w:val="Compact"/>
         <w:numPr>
           <w:ilvl w:val="0"/>
-          <w:numId w:val="1023"/>
+          <w:numId w:val="1024"/>
         </w:numPr>
       </w:pPr>
       <w:r>
@@ -7279,7 +7549,7 @@
         <w:pStyle w:val="Compact"/>
         <w:numPr>
           <w:ilvl w:val="0"/>
-          <w:numId w:val="1023"/>
+          <w:numId w:val="1024"/>
         </w:numPr>
       </w:pPr>
       <w:r>
@@ -7300,7 +7570,7 @@
         <w:pStyle w:val="Compact"/>
         <w:numPr>
           <w:ilvl w:val="0"/>
-          <w:numId w:val="1023"/>
+          <w:numId w:val="1024"/>
         </w:numPr>
       </w:pPr>
       <w:r>
@@ -7351,7 +7621,7 @@
         <w:pStyle w:val="Compact"/>
         <w:numPr>
           <w:ilvl w:val="0"/>
-          <w:numId w:val="1023"/>
+          <w:numId w:val="1024"/>
         </w:numPr>
       </w:pPr>
       <w:r>
@@ -7378,7 +7648,7 @@
         <w:pStyle w:val="Compact"/>
         <w:numPr>
           <w:ilvl w:val="0"/>
-          <w:numId w:val="1023"/>
+          <w:numId w:val="1024"/>
         </w:numPr>
       </w:pPr>
       <w:r>
@@ -7390,7 +7660,7 @@
         <w:pStyle w:val="Compact"/>
         <w:numPr>
           <w:ilvl w:val="0"/>
-          <w:numId w:val="1023"/>
+          <w:numId w:val="1024"/>
         </w:numPr>
       </w:pPr>
       <w:r>
@@ -7410,6 +7680,45 @@
       </w:r>
       <w:r>
         <w:t xml:space="preserve">with the derivation host</w:t>
+      </w:r>
+    </w:p>
+    <w:p>
+      <w:pPr>
+        <w:pStyle w:val="Compact"/>
+        <w:numPr>
+          <w:ilvl w:val="0"/>
+          <w:numId w:val="1024"/>
+        </w:numPr>
+      </w:pPr>
+      <w:r>
+        <w:t xml:space="preserve">☐ A passphrase the user brings: pass the input to</w:t>
+      </w:r>
+      <w:r>
+        <w:t xml:space="preserve"> </w:t>
+      </w:r>
+      <w:r>
+        <w:rPr>
+          <w:rStyle w:val="VerbatimChar"/>
+        </w:rPr>
+        <w:t xml:space="preserve">Recovery::validerPassphraseApportee()</w:t>
+      </w:r>
+      <w:r>
+        <w:t xml:space="preserve">, hash and show the returned form, set</w:t>
+      </w:r>
+      <w:r>
+        <w:t xml:space="preserve"> </w:t>
+      </w:r>
+      <w:r>
+        <w:rPr>
+          <w:rStyle w:val="VerbatimChar"/>
+        </w:rPr>
+        <w:t xml:space="preserve">autocapitalize="none"</w:t>
+      </w:r>
+      <w:r>
+        <w:t xml:space="preserve"> </w:t>
+      </w:r>
+      <w:r>
+        <w:t xml:space="preserve">on passphrase fields</w:t>
       </w:r>
     </w:p>
     <w:p>
@@ -7427,9 +7736,9 @@
         </w:pict>
       </w:r>
     </w:p>
-    <w:bookmarkEnd w:id="51"/>
     <w:bookmarkEnd w:id="52"/>
-    <w:bookmarkStart w:id="58" w:name="integration-guide"/>
+    <w:bookmarkEnd w:id="53"/>
+    <w:bookmarkStart w:id="59" w:name="integration-guide"/>
     <w:p>
       <w:pPr>
         <w:pStyle w:val="Heading2"/>
@@ -7438,7 +7747,7 @@
         <w:t xml:space="preserve">12. Integration Guide</w:t>
       </w:r>
     </w:p>
-    <w:bookmarkStart w:id="53" w:name="requirements"/>
+    <w:bookmarkStart w:id="54" w:name="requirements"/>
     <w:p>
       <w:pPr>
         <w:pStyle w:val="Heading3"/>
@@ -7452,7 +7761,7 @@
         <w:pStyle w:val="Compact"/>
         <w:numPr>
           <w:ilvl w:val="0"/>
-          <w:numId w:val="1024"/>
+          <w:numId w:val="1025"/>
         </w:numPr>
       </w:pPr>
       <w:r>
@@ -7548,7 +7857,7 @@
         <w:pStyle w:val="Compact"/>
         <w:numPr>
           <w:ilvl w:val="0"/>
-          <w:numId w:val="1024"/>
+          <w:numId w:val="1025"/>
         </w:numPr>
       </w:pPr>
       <w:r>
@@ -7599,7 +7908,7 @@
         <w:pStyle w:val="Compact"/>
         <w:numPr>
           <w:ilvl w:val="0"/>
-          <w:numId w:val="1024"/>
+          <w:numId w:val="1025"/>
         </w:numPr>
       </w:pPr>
       <w:r>
@@ -7683,15 +7992,15 @@
         <w:pStyle w:val="Compact"/>
         <w:numPr>
           <w:ilvl w:val="0"/>
-          <w:numId w:val="1024"/>
+          <w:numId w:val="1025"/>
         </w:numPr>
       </w:pPr>
       <w:r>
         <w:t xml:space="preserve">HTTPS mandatory on the ordinary web (§11.3)</w:t>
       </w:r>
     </w:p>
-    <w:bookmarkEnd w:id="53"/>
-    <w:bookmarkStart w:id="57" w:name="planned-distribution"/>
+    <w:bookmarkEnd w:id="54"/>
+    <w:bookmarkStart w:id="58" w:name="planned-distribution"/>
     <w:p>
       <w:pPr>
         <w:pStyle w:val="Heading3"/>
@@ -7766,7 +8075,7 @@
       <w:r>
         <w:t xml:space="preserve">repository. To see it at work: the served demo (</w:t>
       </w:r>
-      <w:hyperlink r:id="rId54">
+      <w:hyperlink r:id="rId55">
         <w:r>
           <w:rPr>
             <w:rStyle w:val="VerbatimChar"/>
@@ -7777,7 +8086,7 @@
       <w:r>
         <w:t xml:space="preserve">), the lab (</w:t>
       </w:r>
-      <w:hyperlink r:id="rId55">
+      <w:hyperlink r:id="rId56">
         <w:r>
           <w:rPr>
             <w:rStyle w:val="Hyperlink"/>
@@ -7791,7 +8100,7 @@
       <w:r>
         <w:t xml:space="preserve"> </w:t>
       </w:r>
-      <w:hyperlink r:id="rId56">
+      <w:hyperlink r:id="rId57">
         <w:r>
           <w:rPr>
             <w:rStyle w:val="Hyperlink"/>
@@ -7813,9 +8122,9 @@
         </w:pict>
       </w:r>
     </w:p>
-    <w:bookmarkEnd w:id="57"/>
     <w:bookmarkEnd w:id="58"/>
-    <w:bookmarkStart w:id="59" w:name="comparison-with-existing-solutions"/>
+    <w:bookmarkEnd w:id="59"/>
+    <w:bookmarkStart w:id="60" w:name="comparison-with-existing-solutions"/>
     <w:p>
       <w:pPr>
         <w:pStyle w:val="Heading2"/>
@@ -8326,8 +8635,8 @@
         </w:pict>
       </w:r>
     </w:p>
-    <w:bookmarkEnd w:id="59"/>
-    <w:bookmarkStart w:id="60" w:name="roadmap"/>
+    <w:bookmarkEnd w:id="60"/>
+    <w:bookmarkStart w:id="61" w:name="roadmap"/>
     <w:p>
       <w:pPr>
         <w:pStyle w:val="Heading2"/>
@@ -8341,19 +8650,19 @@
         <w:pStyle w:val="Compact"/>
         <w:numPr>
           <w:ilvl w:val="0"/>
-          <w:numId w:val="1025"/>
-        </w:numPr>
-      </w:pPr>
-      <w:r>
-        <w:t xml:space="preserve">☒ Protocol specification (v1.2)</w:t>
-      </w:r>
-    </w:p>
-    <w:p>
-      <w:pPr>
-        <w:pStyle w:val="Compact"/>
-        <w:numPr>
-          <w:ilvl w:val="0"/>
-          <w:numId w:val="1025"/>
+          <w:numId w:val="1026"/>
+        </w:numPr>
+      </w:pPr>
+      <w:r>
+        <w:t xml:space="preserve">☒ Protocol specification (v1.3)</w:t>
+      </w:r>
+    </w:p>
+    <w:p>
+      <w:pPr>
+        <w:pStyle w:val="Compact"/>
+        <w:numPr>
+          <w:ilvl w:val="0"/>
+          <w:numId w:val="1026"/>
         </w:numPr>
       </w:pPr>
       <w:r>
@@ -8365,7 +8674,7 @@
         <w:pStyle w:val="Compact"/>
         <w:numPr>
           <w:ilvl w:val="0"/>
-          <w:numId w:val="1025"/>
+          <w:numId w:val="1026"/>
         </w:numPr>
       </w:pPr>
       <w:r>
@@ -8377,7 +8686,7 @@
         <w:pStyle w:val="Compact"/>
         <w:numPr>
           <w:ilvl w:val="0"/>
-          <w:numId w:val="1025"/>
+          <w:numId w:val="1026"/>
         </w:numPr>
       </w:pPr>
       <w:r>
@@ -8407,7 +8716,7 @@
         <w:pStyle w:val="Compact"/>
         <w:numPr>
           <w:ilvl w:val="0"/>
-          <w:numId w:val="1025"/>
+          <w:numId w:val="1026"/>
         </w:numPr>
       </w:pPr>
       <w:r>
@@ -8446,7 +8755,7 @@
         <w:pStyle w:val="Compact"/>
         <w:numPr>
           <w:ilvl w:val="0"/>
-          <w:numId w:val="1025"/>
+          <w:numId w:val="1026"/>
         </w:numPr>
       </w:pPr>
       <w:r>
@@ -8467,7 +8776,7 @@
         <w:pStyle w:val="Compact"/>
         <w:numPr>
           <w:ilvl w:val="0"/>
-          <w:numId w:val="1025"/>
+          <w:numId w:val="1026"/>
         </w:numPr>
       </w:pPr>
       <w:r>
@@ -8506,7 +8815,7 @@
         <w:pStyle w:val="Compact"/>
         <w:numPr>
           <w:ilvl w:val="0"/>
-          <w:numId w:val="1025"/>
+          <w:numId w:val="1026"/>
         </w:numPr>
       </w:pPr>
       <w:r>
@@ -8542,7 +8851,7 @@
         <w:pStyle w:val="Compact"/>
         <w:numPr>
           <w:ilvl w:val="0"/>
-          <w:numId w:val="1025"/>
+          <w:numId w:val="1026"/>
         </w:numPr>
       </w:pPr>
       <w:r>
@@ -8554,7 +8863,7 @@
         <w:pStyle w:val="Compact"/>
         <w:numPr>
           <w:ilvl w:val="0"/>
-          <w:numId w:val="1025"/>
+          <w:numId w:val="1026"/>
         </w:numPr>
       </w:pPr>
       <w:r>
@@ -8566,7 +8875,7 @@
         <w:pStyle w:val="Compact"/>
         <w:numPr>
           <w:ilvl w:val="0"/>
-          <w:numId w:val="1025"/>
+          <w:numId w:val="1026"/>
         </w:numPr>
       </w:pPr>
       <w:r>
@@ -8587,7 +8896,28 @@
         <w:pStyle w:val="Compact"/>
         <w:numPr>
           <w:ilvl w:val="0"/>
-          <w:numId w:val="1025"/>
+          <w:numId w:val="1026"/>
+        </w:numPr>
+      </w:pPr>
+      <w:r>
+        <w:t xml:space="preserve">☒ A passphrase the user brings, rolled with dice (</w:t>
+      </w:r>
+      <w:r>
+        <w:rPr>
+          <w:rStyle w:val="VerbatimChar"/>
+        </w:rPr>
+        <w:t xml:space="preserve">Recovery::validerPassphraseApportee</w:t>
+      </w:r>
+      <w:r>
+        <w:t xml:space="preserve">)</w:t>
+      </w:r>
+    </w:p>
+    <w:p>
+      <w:pPr>
+        <w:pStyle w:val="Compact"/>
+        <w:numPr>
+          <w:ilvl w:val="0"/>
+          <w:numId w:val="1026"/>
         </w:numPr>
       </w:pPr>
       <w:r>
@@ -8599,7 +8929,7 @@
         <w:pStyle w:val="Compact"/>
         <w:numPr>
           <w:ilvl w:val="0"/>
-          <w:numId w:val="1025"/>
+          <w:numId w:val="1026"/>
         </w:numPr>
       </w:pPr>
       <w:r>
@@ -8620,7 +8950,7 @@
         <w:pStyle w:val="Compact"/>
         <w:numPr>
           <w:ilvl w:val="0"/>
-          <w:numId w:val="1025"/>
+          <w:numId w:val="1026"/>
         </w:numPr>
       </w:pPr>
       <w:r>
@@ -8653,7 +8983,7 @@
         <w:pStyle w:val="Compact"/>
         <w:numPr>
           <w:ilvl w:val="0"/>
-          <w:numId w:val="1025"/>
+          <w:numId w:val="1026"/>
         </w:numPr>
       </w:pPr>
       <w:r>
@@ -8665,7 +8995,7 @@
         <w:pStyle w:val="Compact"/>
         <w:numPr>
           <w:ilvl w:val="0"/>
-          <w:numId w:val="1025"/>
+          <w:numId w:val="1026"/>
         </w:numPr>
       </w:pPr>
       <w:r>
@@ -8677,7 +9007,7 @@
         <w:pStyle w:val="Compact"/>
         <w:numPr>
           <w:ilvl w:val="0"/>
-          <w:numId w:val="1025"/>
+          <w:numId w:val="1026"/>
         </w:numPr>
       </w:pPr>
       <w:r>
@@ -8691,8 +9021,8 @@
         </w:pict>
       </w:r>
     </w:p>
-    <w:bookmarkEnd w:id="60"/>
-    <w:bookmarkStart w:id="61" w:name="contributing"/>
+    <w:bookmarkEnd w:id="61"/>
+    <w:bookmarkStart w:id="62" w:name="contributing"/>
     <w:p>
       <w:pPr>
         <w:pStyle w:val="Heading2"/>
@@ -8714,7 +9044,7 @@
         <w:pStyle w:val="Compact"/>
         <w:numPr>
           <w:ilvl w:val="0"/>
-          <w:numId w:val="1026"/>
+          <w:numId w:val="1027"/>
         </w:numPr>
       </w:pPr>
       <w:r>
@@ -8726,7 +9056,7 @@
         <w:pStyle w:val="Compact"/>
         <w:numPr>
           <w:ilvl w:val="0"/>
-          <w:numId w:val="1026"/>
+          <w:numId w:val="1027"/>
         </w:numPr>
       </w:pPr>
       <w:r>
@@ -8738,7 +9068,7 @@
         <w:pStyle w:val="Compact"/>
         <w:numPr>
           <w:ilvl w:val="0"/>
-          <w:numId w:val="1026"/>
+          <w:numId w:val="1027"/>
         </w:numPr>
       </w:pPr>
       <w:r>
@@ -8782,8 +9112,8 @@
         <w:t xml:space="preserve">SelfRecover — because an identity shouldn’t depend on an inbox.</w:t>
       </w:r>
     </w:p>
-    <w:bookmarkEnd w:id="61"/>
     <w:bookmarkEnd w:id="62"/>
+    <w:bookmarkEnd w:id="63"/>
     <w:sectPr/>
   </w:body>
 </w:document>
@@ -9045,6 +9375,9 @@
     <w:abstractNumId w:val="991"/>
   </w:num>
   <w:num w:numId="1026">
+    <w:abstractNumId w:val="991"/>
+  </w:num>
+  <w:num w:numId="1027">
     <w:abstractNumId w:val="991"/>
   </w:num>
 </w:numbering>

--- a/bi-self/selfrecover/docs/whitepaper-en.docx
+++ b/bi-self/selfrecover/docs/whitepaper-en.docx
@@ -4178,13 +4178,13 @@
       </w:r>
     </w:p>
     <w:bookmarkEnd w:id="34"/>
-    <w:bookmarkStart w:id="35" w:name="Xd043ed50251bcf9cfe2fe65a0fd7d02301ba0f6"/>
+    <w:bookmarkStart w:id="35" w:name="a-passphrase-the-user-brings"/>
     <w:p>
       <w:pPr>
         <w:pStyle w:val="Heading3"/>
       </w:pPr>
       <w:r>
-        <w:t xml:space="preserve">5.5 A passphrase the user brings — the user’s choice</w:t>
+        <w:t xml:space="preserve">5.5 A passphrase the user brings</w:t>
       </w:r>
     </w:p>
     <w:p>

--- a/bi-self/selfrecover/docs/whitepaper-en.docx
+++ b/bi-self/selfrecover/docs/whitepaper-en.docx
@@ -42,7 +42,7 @@
           <w:i/>
           <w:iCs/>
         </w:rPr>
-        <w:t xml:space="preserve">Edition of 4 October 2026 — v1.3 — describes SelfRecover 0.10.0</w:t>
+        <w:t xml:space="preserve">Edition of 5 October 2026 — v1.3 — describes SelfRecover 0.10.0</w:t>
       </w:r>
     </w:p>
     <w:p>
@@ -838,7 +838,7 @@
               <w:jc w:val="left"/>
             </w:pPr>
             <w:r>
-              <w:t xml:space="preserve">Raw facts for a human arbitrator; on grant, the user sets their password and memorized word, the server issues a fresh passphrase and 10 codes and removes enrolled devices</w:t>
+              <w:t xml:space="preserve">Raw facts for a human arbitrator; on grant, the user sets their password and memorized word, the server issues 10 fresh codes and a fresh passphrase, drawn or brought, and removes enrolled devices</w:t>
             </w:r>
           </w:p>
         </w:tc>
@@ -3187,7 +3187,7 @@
         <w:t xml:space="preserve"> </w:t>
       </w:r>
       <w:r>
-        <w:t xml:space="preserve">that never reveals which one failed. On success, the code is consumed; the server generates a new password and a new passphrase, shown once, and open sessions are dropped. It also returns the account name and the number of codes left. An optional variant — the</w:t>
+        <w:t xml:space="preserve">that never reveals which one failed. On success, the code is consumed; the server generates a new password, and a new passphrase unless the user brings their own (§5.5); both are shown once, and open sessions are dropped. It also returns the account name and the number of codes left. An optional variant — the</w:t>
       </w:r>
       <w:r>
         <w:t xml:space="preserve"> </w:t>
@@ -3362,7 +3362,16 @@
         <w:t xml:space="preserve"> </w:t>
       </w:r>
       <w:r>
-        <w:t xml:space="preserve">followed by 16 hex characters) is opened. If a dispute is already open for that account, the number is</w:t>
+        <w:t xml:space="preserve">followed by 16 hex characters) is opened. If a dispute is already open for that account, or if opening is frozen there (§6.1), the requester gets the refusal of an unknown name, with the same delay (</w:t>
+      </w:r>
+      <w:r>
+        <w:rPr>
+          <w:rStyle w:val="VerbatimChar"/>
+        </w:rPr>
+        <w:t xml:space="preserve">ouverture_refusee</w:t>
+      </w:r>
+      <w:r>
+        <w:t xml:space="preserve">): the number is</w:t>
       </w:r>
       <w:r>
         <w:t xml:space="preserve"> </w:t>
@@ -3375,10 +3384,7 @@
         <w:t xml:space="preserve">not re-disclosed</w:t>
       </w:r>
       <w:r>
-        <w:t xml:space="preserve"> </w:t>
-      </w:r>
-      <w:r>
-        <w:t xml:space="preserve">and the concurrent attempt is flagged to the admin (</w:t>
+        <w:t xml:space="preserve">, and nothing tells a third party that a case exists. The concurrent attempt is flagged to the admin (</w:t>
       </w:r>
       <w:r>
         <w:t xml:space="preserve">“</w:t>
@@ -4269,25 +4275,31 @@
           <w:b/>
           <w:bCs/>
         </w:rPr>
-        <w:t xml:space="preserve">A refusal</w:t>
-      </w:r>
-      <w:r>
-        <w:t xml:space="preserve"> </w:t>
-      </w:r>
-      <w:r>
-        <w:t xml:space="preserve">gives a word’s position, never the word. It is judged before any brake, with no trace</w:t>
-      </w:r>
-      <w:r>
-        <w:t xml:space="preserve"> </w:t>
-      </w:r>
-      <w:r>
-        <w:t xml:space="preserve">and no delay: it depends only on the input, not on the account, and tracing it would let anyone</w:t>
-      </w:r>
-      <w:r>
-        <w:t xml:space="preserve"> </w:t>
-      </w:r>
-      <w:r>
-        <w:t xml:space="preserve">charge someone else’s brake. It consumes neither the level-2 code nor the level-3 case.</w:t>
+        <w:t xml:space="preserve">A refusal of form</w:t>
+      </w:r>
+      <w:r>
+        <w:t xml:space="preserve"> </w:t>
+      </w:r>
+      <w:r>
+        <w:t xml:space="preserve">gives a word’s position, never the word. It is judged before any brake, with</w:t>
+      </w:r>
+      <w:r>
+        <w:t xml:space="preserve"> </w:t>
+      </w:r>
+      <w:r>
+        <w:t xml:space="preserve">no trace and no delay: it depends only on the input, not on the account, and tracing it would let</w:t>
+      </w:r>
+      <w:r>
+        <w:t xml:space="preserve"> </w:t>
+      </w:r>
+      <w:r>
+        <w:t xml:space="preserve">anyone charge someone else’s brake. No passphrase refusal consumes the level-2 code or the level-3</w:t>
+      </w:r>
+      <w:r>
+        <w:t xml:space="preserve"> </w:t>
+      </w:r>
+      <w:r>
+        <w:t xml:space="preserve">case.</w:t>
       </w:r>
     </w:p>
     <w:p>
@@ -4306,13 +4318,19 @@
         <w:t xml:space="preserve">The old passphrase does not come back</w:t>
       </w:r>
       <w:r>
-        <w:t xml:space="preserve">: at every level, a brought passphrase equal to the one it</w:t>
-      </w:r>
-      <w:r>
-        <w:t xml:space="preserve"> </w:t>
-      </w:r>
-      <w:r>
-        <w:t xml:space="preserve">replaces is refused. At level 3 it also cannot equal the chosen password.</w:t>
+        <w:t xml:space="preserve">: at level 1, neither as is nor its words in another order;</w:t>
+      </w:r>
+      <w:r>
+        <w:t xml:space="preserve"> </w:t>
+      </w:r>
+      <w:r>
+        <w:t xml:space="preserve">at levels 2 and 3, as is, once the factors are verified. At level 3 it also cannot equal the chosen</w:t>
+      </w:r>
+      <w:r>
+        <w:t xml:space="preserve"> </w:t>
+      </w:r>
+      <w:r>
+        <w:t xml:space="preserve">password. The library keeps no history: a passphrase older than the last one is not recognised.</w:t>
       </w:r>
     </w:p>
     <w:p>
@@ -4863,7 +4881,7 @@
         <w:t xml:space="preserve"> </w:t>
       </w:r>
       <w:r>
-        <w:t xml:space="preserve">new cases freezes for 7 days on that account. An administrator can lift the freeze, and the record of who lifted it is kept</w:t>
+        <w:t xml:space="preserve">new cases freezes for 7 days on that account. An administrator can lift the freeze, and the record of who lifted it is kept. During the freeze, a request to open gets the refusal of an unknown name (§5.3): the freeze cannot be read from outside</w:t>
       </w:r>
     </w:p>
     <w:p>
@@ -5754,9 +5772,36 @@
         <w:rPr>
           <w:rStyle w:val="VerbatimChar"/>
         </w:rPr>
+        <w:t xml:space="preserve">ouverture_refusee</w:t>
+      </w:r>
+      <w:r>
+        <w:t xml:space="preserve">,</w:t>
+      </w:r>
+      <w:r>
+        <w:t xml:space="preserve"> </w:t>
+      </w:r>
+      <w:r>
+        <w:rPr>
+          <w:rStyle w:val="VerbatimChar"/>
+        </w:rPr>
         <w:t xml:space="preserve">compte_inconnu</w:t>
       </w:r>
       <w:r>
+        <w:t xml:space="preserve"> </w:t>
+      </w:r>
+      <w:r>
+        <w:t xml:space="preserve">(outside opening),</w:t>
+      </w:r>
+      <w:r>
+        <w:t xml:space="preserve"> </w:t>
+      </w:r>
+      <w:r>
+        <w:rPr>
+          <w:rStyle w:val="VerbatimChar"/>
+        </w:rPr>
+        <w:t xml:space="preserve">sesame_invalide</w:t>
+      </w:r>
+      <w:r>
         <w:t xml:space="preserve">,</w:t>
       </w:r>
       <w:r>
@@ -5766,7 +5811,7 @@
         <w:rPr>
           <w:rStyle w:val="VerbatimChar"/>
         </w:rPr>
-        <w:t xml:space="preserve">gele</w:t>
+        <w:t xml:space="preserve">expire</w:t>
       </w:r>
       <w:r>
         <w:t xml:space="preserve">,</w:t>
@@ -5778,7 +5823,7 @@
         <w:rPr>
           <w:rStyle w:val="VerbatimChar"/>
         </w:rPr>
-        <w:t xml:space="preserve">deja_ouvert</w:t>
+        <w:t xml:space="preserve">accord_perime</w:t>
       </w:r>
       <w:r>
         <w:t xml:space="preserve">,</w:t>
@@ -5790,7 +5835,7 @@
         <w:rPr>
           <w:rStyle w:val="VerbatimChar"/>
         </w:rPr>
-        <w:t xml:space="preserve">sesame_invalide</w:t>
+        <w:t xml:space="preserve">passphrase_invalide</w:t>
       </w:r>
       <w:r>
         <w:t xml:space="preserve">,</w:t>
@@ -5802,19 +5847,7 @@
         <w:rPr>
           <w:rStyle w:val="VerbatimChar"/>
         </w:rPr>
-        <w:t xml:space="preserve">expire</w:t>
-      </w:r>
-      <w:r>
-        <w:t xml:space="preserve">,</w:t>
-      </w:r>
-      <w:r>
-        <w:t xml:space="preserve"> </w:t>
-      </w:r>
-      <w:r>
-        <w:rPr>
-          <w:rStyle w:val="VerbatimChar"/>
-        </w:rPr>
-        <w:t xml:space="preserve">accord_perime</w:t>
+        <w:t xml:space="preserve">passphrase_deja_servie</w:t>
       </w:r>
       <w:r>
         <w:t xml:space="preserve">, among others.</w:t>
@@ -6211,7 +6244,19 @@
         <w:t xml:space="preserve">partly</w:t>
       </w:r>
       <w:r>
-        <w:t xml:space="preserve">. Closed at levels 1 and 2 and at device enrollment: a single generic refusal at the first, no identifier asked at the second, a counter keyed by the submitted name at the third. The salt route always returns a salt, real or fake (§4.2). One level-2 refusal does name a state: suspension, which tells whoever already holds a code that it names a real account. Open at level 3, where the useful answer IS the distinction — a success returns a dispute number, an unknown name cannot. What opposes it is cost: two brakes applied before the account lookup (per address, per service), a delay on every refusal that hides a state, and a proof of work in front of the route — which the library cannot impose, having no routes</w:t>
+        <w:t xml:space="preserve">. Closed at levels 1 and 2 and at device enrollment: a single generic refusal at the first, no identifier asked at the second, a counter keyed by the submitted name at the third. The salt route always returns a salt, real or fake (§4.2). One level-2 refusal does name a state: suspension, which tells whoever already holds a code that it names a real account. Open at level 3, where the useful answer IS the distinction — a success returns a dispute number, an unknown name cannot. The refusals, for their part, cannot be told apart: unknown name, case already open and frozen procedure return the same</w:t>
+      </w:r>
+      <w:r>
+        <w:t xml:space="preserve"> </w:t>
+      </w:r>
+      <w:r>
+        <w:rPr>
+          <w:rStyle w:val="VerbatimChar"/>
+        </w:rPr>
+        <w:t xml:space="preserve">ouverture_refusee</w:t>
+      </w:r>
+      <w:r>
+        <w:t xml:space="preserve">, with the same delay. What opposes it is cost: two brakes applied before the account lookup (per address, per service), that delay on every refusal, and a proof of work in front of the route — which the library cannot impose, having no routes</w:t>
       </w:r>
     </w:p>
     <w:p>

--- a/bi-self/selfrecover/docs/whitepaper-en.docx
+++ b/bi-self/selfrecover/docs/whitepaper-en.docx
@@ -136,7 +136,7 @@
         <w:pStyle w:val="FirstParagraph"/>
       </w:pPr>
       <w:r>
-        <w:t xml:space="preserve">SelfRecover is a split-knowledge account recovery protocol that eliminates the dependency on email for password recovery. It relies on a HMAC-SHA256 derivation performed client-side, keyed by the recovery word itself, with the derivation material, the format version and the account salt carried in the message: the shipped deriver lets only the recovery word’s fingerprint out of the browser, and the server stores only an Argon2id hash of it, specific to the service and the account, which prevents correlating stored fingerprints across services. The password and the passphrase are server-generated and do pass through the server. This document describes the protocol, its three-level escalation, the threat model, and mandatory deployment rules.</w:t>
+        <w:t xml:space="preserve">SelfRecover is a split-knowledge account recovery protocol that eliminates the dependency on email for password recovery. It relies on a HMAC-SHA256 derivation performed client-side, keyed by the recovery word itself, with the derivation material, the format version and the account salt carried in the message: the shipped deriver lets only the recovery word’s fingerprint out of the browser, and the server stores only an Argon2id hash of it, specific to the service and the account, which prevents correlating stored fingerprints across services. The password and the passphrase do pass through the server: it generates the password, except at level 3 where the user chooses it, and the passphrase unless the user brings their own. This document describes the protocol, its three-level escalation, the threat model, and mandatory deployment rules.</w:t>
       </w:r>
     </w:p>
     <w:p>
@@ -4318,13 +4318,13 @@
         <w:t xml:space="preserve">The old passphrase does not come back</w:t>
       </w:r>
       <w:r>
-        <w:t xml:space="preserve">: at level 1, neither as is nor its words in another order;</w:t>
-      </w:r>
-      <w:r>
-        <w:t xml:space="preserve"> </w:t>
-      </w:r>
-      <w:r>
-        <w:t xml:space="preserve">at levels 2 and 3, as is, once the factors are verified. At level 3 it also cannot equal the chosen</w:t>
+        <w:t xml:space="preserve">, judged once the factors are verified: at level 1,</w:t>
+      </w:r>
+      <w:r>
+        <w:t xml:space="preserve"> </w:t>
+      </w:r>
+      <w:r>
+        <w:t xml:space="preserve">neither as is nor its words in another order; at levels 2 and 3, as is. At level 3 it also cannot equal the chosen</w:t>
       </w:r>
       <w:r>
         <w:t xml:space="preserve"> </w:t>
@@ -5848,6 +5848,18 @@
           <w:rStyle w:val="VerbatimChar"/>
         </w:rPr>
         <w:t xml:space="preserve">passphrase_deja_servie</w:t>
+      </w:r>
+      <w:r>
+        <w:t xml:space="preserve">,</w:t>
+      </w:r>
+      <w:r>
+        <w:t xml:space="preserve"> </w:t>
+      </w:r>
+      <w:r>
+        <w:rPr>
+          <w:rStyle w:val="VerbatimChar"/>
+        </w:rPr>
+        <w:t xml:space="preserve">passphrase_egale_mot_de_passe</w:t>
       </w:r>
       <w:r>
         <w:t xml:space="preserve">, among others.</w:t>

--- a/bi-self/selfrecover/docs/whitepaper-en.docx
+++ b/bi-self/selfrecover/docs/whitepaper-en.docx
@@ -2,13 +2,13 @@
 <file path=word/document.xml><?xml version="1.0" encoding="utf-8"?>
 <w:document xmlns:w="http://schemas.openxmlformats.org/wordprocessingml/2006/main" xmlns:m="http://schemas.openxmlformats.org/officeDocument/2006/math" xmlns:r="http://schemas.openxmlformats.org/officeDocument/2006/relationships" xmlns:o="urn:schemas-microsoft-com:office:office" xmlns:v="urn:schemas-microsoft-com:vml" xmlns:w10="urn:schemas-microsoft-com:office:word" xmlns:a="http://schemas.openxmlformats.org/drawingml/2006/main" xmlns:pic="http://schemas.openxmlformats.org/drawingml/2006/picture" xmlns:wp="http://schemas.openxmlformats.org/drawingml/2006/wordprocessingDrawing">
   <w:body>
-    <w:bookmarkStart w:id="63" w:name="selfrecover-whitepaper-v1.3"/>
+    <w:bookmarkStart w:id="63" w:name="selfrecover-whitepaper-v1.4"/>
     <w:p>
       <w:pPr>
         <w:pStyle w:val="Heading1"/>
       </w:pPr>
       <w:r>
-        <w:t xml:space="preserve">SelfRecover — Whitepaper v1.3</w:t>
+        <w:t xml:space="preserve">SelfRecover — Whitepaper v1.4</w:t>
       </w:r>
     </w:p>
     <w:p>
@@ -42,7 +42,7 @@
           <w:i/>
           <w:iCs/>
         </w:rPr>
-        <w:t xml:space="preserve">Edition of 5 October 2026 — v1.3 — describes SelfRecover 0.10.0</w:t>
+        <w:t xml:space="preserve">Edition of 6 October 2026 — v1.4 — describes SelfRecover 0.11.0</w:t>
       </w:r>
     </w:p>
     <w:p>
@@ -2959,7 +2959,33 @@
         </w:numPr>
       </w:pPr>
       <w:r>
-        <w:t xml:space="preserve">Rate limit: 5 failures / 15 minutes per account and 12 per address (defaults, set by the integrator). The per-address brake only exists under the</w:t>
+        <w:t xml:space="preserve">Rate limit: 12 failures / 15 minutes per address (defaults, set by the integrator), and</w:t>
+      </w:r>
+      <w:r>
+        <w:t xml:space="preserve"> </w:t>
+      </w:r>
+      <w:r>
+        <w:rPr>
+          <w:b/>
+          <w:bCs/>
+        </w:rPr>
+        <w:t xml:space="preserve">no per-account brake</w:t>
+      </w:r>
+      <w:r>
+        <w:t xml:space="preserve">. There was one, and anyone could fill it: its counter lives in a table the integrator shares with its own login page, so five failures under a third party’s name closed the only path a holder can take alone. The rule retained is that</w:t>
+      </w:r>
+      <w:r>
+        <w:t xml:space="preserve"> </w:t>
+      </w:r>
+      <w:r>
+        <w:rPr>
+          <w:b/>
+          <w:bCs/>
+        </w:rPr>
+        <w:t xml:space="preserve">a brake never refuses the right secret</w:t>
+      </w:r>
+      <w:r>
+        <w:t xml:space="preserve">; the counter remains and now feeds a signal only. The per-address brake only exists under the</w:t>
       </w:r>
       <w:r>
         <w:t xml:space="preserve"> </w:t>
@@ -2974,22 +3000,35 @@
         <w:t xml:space="preserve"> </w:t>
       </w:r>
       <w:r>
-        <w:t xml:space="preserve">deployment profile; behind a hidden service, the</w:t>
-      </w:r>
-      <w:r>
-        <w:t xml:space="preserve"> </w:t>
-      </w:r>
-      <w:r>
-        <w:rPr>
-          <w:rStyle w:val="VerbatimChar"/>
-        </w:rPr>
-        <w:t xml:space="preserve">tor-onion</w:t>
-      </w:r>
-      <w:r>
-        <w:t xml:space="preserve"> </w:t>
-      </w:r>
-      <w:r>
-        <w:t xml:space="preserve">profile keeps only the per-account brake. The profile is mandatory, with no default</w:t>
+        <w:t xml:space="preserve">deployment profile: behind a hidden service nothing bounds the number of attempts, and smoothing the route’s rate belongs to the deployment (§10). The profile is mandatory, with no default</w:t>
+      </w:r>
+    </w:p>
+    <w:p>
+      <w:pPr>
+        <w:pStyle w:val="Compact"/>
+        <w:numPr>
+          <w:ilvl w:val="0"/>
+          <w:numId w:val="1004"/>
+        </w:numPr>
+      </w:pPr>
+      <w:r>
+        <w:t xml:space="preserve">Silent classification: an attempt whose</w:t>
+      </w:r>
+      <w:r>
+        <w:t xml:space="preserve"> </w:t>
+      </w:r>
+      <w:r>
+        <w:rPr>
+          <w:b/>
+          <w:bCs/>
+        </w:rPr>
+        <w:t xml:space="preserve">every word exists</w:t>
+      </w:r>
+      <w:r>
+        <w:t xml:space="preserve"> </w:t>
+      </w:r>
+      <w:r>
+        <w:t xml:space="preserve">in the wordlists, in front of a door that does not open, is counted apart. Past 3 such attempts in the window, the refusal carries a key the deployment may read. The message, the delay and the number of attempts are unchanged, and since the wordlists are public this tells an attacker nothing. It informs; it decides no access</w:t>
       </w:r>
     </w:p>
     <w:p>
@@ -5535,7 +5574,7 @@
         <w:t xml:space="preserve">Counters</w:t>
       </w:r>
       <w:r>
-        <w:t xml:space="preserve">: per account and per address at levels 1 and 2 and at device enrollment, with level-2 suspension after 20 failures; per address and service-wide when opening a level-3 dispute. The per-address brake only exists under the</w:t>
+        <w:t xml:space="preserve">: per address at level 1, per account and per address at level 2 and at device enrollment, with level-2 suspension after 20 failures; per address and service-wide when opening a level-3 dispute. The per-address brake only exists under the</w:t>
       </w:r>
       <w:r>
         <w:t xml:space="preserve"> </w:t>
@@ -5550,7 +5589,7 @@
         <w:t xml:space="preserve"> </w:t>
       </w:r>
       <w:r>
-        <w:t xml:space="preserve">profile</w:t>
+        <w:t xml:space="preserve">profile. At level 1 the per-account counter no longer closes a door: it classifies</w:t>
       </w:r>
     </w:p>
     <w:p>
@@ -6221,7 +6260,7 @@
         <w:t xml:space="preserve"> </w:t>
       </w:r>
       <w:r>
-        <w:t xml:space="preserve">— per account and per address at levels 1 and 2 and at enrollment, level-2 suspension after 20 failures, an Argon2id cost per server-side attempt</w:t>
+        <w:t xml:space="preserve">— per address at level 1, per account and per address at level 2 and at enrollment, level-2 suspension after 20 failures, an Argon2id cost per server-side attempt. ⚠️ At level 1 behind a hidden service, no brake of the library applies: only the per-attempt cost and the passphrase’s entropy stand in the way</w:t>
       </w:r>
     </w:p>
     <w:p>
@@ -8711,7 +8750,7 @@
         </w:numPr>
       </w:pPr>
       <w:r>
-        <w:t xml:space="preserve">☒ Protocol specification (v1.3)</w:t>
+        <w:t xml:space="preserve">☒ Protocol specification (v1.4)</w:t>
       </w:r>
     </w:p>
     <w:p>

--- a/bi-self/selfrecover/docs/whitepaper-en.docx
+++ b/bi-self/selfrecover/docs/whitepaper-en.docx
@@ -2972,7 +2972,7 @@
         <w:t xml:space="preserve">no per-account brake</w:t>
       </w:r>
       <w:r>
-        <w:t xml:space="preserve">. There was one, and anyone could fill it: its counter lives in a table the integrator shares with its own login page, so five failures under a third party’s name closed the only path a holder can take alone. The rule retained is that</w:t>
+        <w:t xml:space="preserve">. Such a counter would live in a table the integrator shares with its own login page: anyone could fill it under a third party’s name and close the only path a holder can take alone. The rule retained is that</w:t>
       </w:r>
       <w:r>
         <w:t xml:space="preserve"> </w:t>
@@ -3000,7 +3000,7 @@
         <w:t xml:space="preserve"> </w:t>
       </w:r>
       <w:r>
-        <w:t xml:space="preserve">deployment profile: behind a hidden service nothing bounds the number of attempts, and smoothing the route’s rate belongs to the deployment (§10). The profile is mandatory, with no default</w:t>
+        <w:t xml:space="preserve">deployment profile: behind a hidden service nothing bounds the number of attempts, and smoothing the route’s rate belongs to the deployment (§11.3, where it becomes this level’s only bound). The profile is mandatory, with no default</w:t>
       </w:r>
     </w:p>
     <w:p>
@@ -3028,7 +3028,50 @@
         <w:t xml:space="preserve"> </w:t>
       </w:r>
       <w:r>
-        <w:t xml:space="preserve">in the wordlists, in front of a door that does not open, is counted apart. Past 3 such attempts in the window, the refusal carries a key the deployment may read. The message, the delay and the number of attempts are unchanged, and since the wordlists are public this tells an attacker nothing. It informs; it decides no access</w:t>
+        <w:t xml:space="preserve">in the wordlists, in front of a door that does not open, is counted under a label of its own.</w:t>
+      </w:r>
+      <w:r>
+        <w:t xml:space="preserve"> </w:t>
+      </w:r>
+      <w:r>
+        <w:rPr>
+          <w:rStyle w:val="VerbatimChar"/>
+        </w:rPr>
+        <w:t xml:space="preserve">essaisPlausiblesL1()</w:t>
+      </w:r>
+      <w:r>
+        <w:t xml:space="preserve"> </w:t>
+      </w:r>
+      <w:r>
+        <w:t xml:space="preserve">returns that count and</w:t>
+      </w:r>
+      <w:r>
+        <w:t xml:space="preserve"> </w:t>
+      </w:r>
+      <w:r>
+        <w:rPr>
+          <w:rStyle w:val="VerbatimChar"/>
+        </w:rPr>
+        <w:t xml:space="preserve">ESSAIS_PLAUSIBLES_SIGNALES</w:t>
+      </w:r>
+      <w:r>
+        <w:t xml:space="preserve"> </w:t>
+      </w:r>
+      <w:r>
+        <w:t xml:space="preserve">says from how many — 3 — there is something worth waking someone for; the library compares nothing to that threshold and decides no access. The message, the delay and the number of attempts are unchanged. ⚠️</w:t>
+      </w:r>
+      <w:r>
+        <w:t xml:space="preserve"> </w:t>
+      </w:r>
+      <w:r>
+        <w:rPr>
+          <w:b/>
+          <w:bCs/>
+        </w:rPr>
+        <w:t xml:space="preserve">That count never travels in the reply</w:t>
+      </w:r>
+      <w:r>
+        <w:t xml:space="preserve">: a reply goes out on the network, and whoever knows a public account name would read in it that a third party is right now looking for the word order they hold. The wordlists are public; other people’s attempts are not. The counter is also fillable by anyone who knows the name: nothing must depend on it</w:t>
       </w:r>
     </w:p>
     <w:p>
@@ -7048,7 +7091,7 @@
         </w:numPr>
       </w:pPr>
       <w:r>
-        <w:t xml:space="preserve">Per-account and per-address brakes, and level-2 suspension, slow online brute force down; offline, only the Argon2id cost does</w:t>
+        <w:t xml:space="preserve">The per-address brake, the per-account brakes on level 2 and on enrollment, and level-2 suspension, slow online brute force down — at level 1 behind a hidden service none of them applies; offline, only the Argon2id cost does</w:t>
       </w:r>
     </w:p>
     <w:p>
@@ -7437,7 +7480,38 @@
         <w:t xml:space="preserve"> </w:t>
       </w:r>
       <w:r>
-        <w:t xml:space="preserve">or application-level)</w:t>
+        <w:t xml:space="preserve">or application-level). ⚠️ Under the</w:t>
+      </w:r>
+      <w:r>
+        <w:t xml:space="preserve"> </w:t>
+      </w:r>
+      <w:r>
+        <w:rPr>
+          <w:rStyle w:val="VerbatimChar"/>
+        </w:rPr>
+        <w:t xml:space="preserve">tor-onion</w:t>
+      </w:r>
+      <w:r>
+        <w:t xml:space="preserve"> </w:t>
+      </w:r>
+      <w:r>
+        <w:t xml:space="preserve">profile this is the</w:t>
+      </w:r>
+      <w:r>
+        <w:t xml:space="preserve"> </w:t>
+      </w:r>
+      <w:r>
+        <w:rPr>
+          <w:b/>
+          <w:bCs/>
+        </w:rPr>
+        <w:t xml:space="preserve">only</w:t>
+      </w:r>
+      <w:r>
+        <w:t xml:space="preserve"> </w:t>
+      </w:r>
+      <w:r>
+        <w:t xml:space="preserve">bound on level 1: the library brakes there neither per account nor per address, and every attempt that reaches the comparison pays an Argon2id. A queue that makes callers wait without remembering anything excludes no account; a service-wide cap, by contrast, is emptied by one third party</w:t>
       </w:r>
     </w:p>
     <w:p>
@@ -8951,7 +9025,7 @@
         </w:numPr>
       </w:pPr>
       <w:r>
-        <w:t xml:space="preserve">☒ Mandatory deployment profile, per-account brakes, level-2 suspension</w:t>
+        <w:t xml:space="preserve">☒ Mandatory deployment profile, per-account brakes on level 2 and on enrollment, level-2 suspension</w:t>
       </w:r>
     </w:p>
     <w:p>

--- a/bi-self/selfrecover/docs/whitepaper-en.docx
+++ b/bi-self/selfrecover/docs/whitepaper-en.docx
@@ -2,13 +2,13 @@
 <file path=word/document.xml><?xml version="1.0" encoding="utf-8"?>
 <w:document xmlns:w="http://schemas.openxmlformats.org/wordprocessingml/2006/main" xmlns:m="http://schemas.openxmlformats.org/officeDocument/2006/math" xmlns:r="http://schemas.openxmlformats.org/officeDocument/2006/relationships" xmlns:o="urn:schemas-microsoft-com:office:office" xmlns:v="urn:schemas-microsoft-com:vml" xmlns:w10="urn:schemas-microsoft-com:office:word" xmlns:a="http://schemas.openxmlformats.org/drawingml/2006/main" xmlns:pic="http://schemas.openxmlformats.org/drawingml/2006/picture" xmlns:wp="http://schemas.openxmlformats.org/drawingml/2006/wordprocessingDrawing">
   <w:body>
-    <w:bookmarkStart w:id="63" w:name="selfrecover-whitepaper-v1.4"/>
+    <w:bookmarkStart w:id="63" w:name="selfrecover-whitepaper-v1.5"/>
     <w:p>
       <w:pPr>
         <w:pStyle w:val="Heading1"/>
       </w:pPr>
       <w:r>
-        <w:t xml:space="preserve">SelfRecover — Whitepaper v1.4</w:t>
+        <w:t xml:space="preserve">SelfRecover — Whitepaper v1.5</w:t>
       </w:r>
     </w:p>
     <w:p>
@@ -42,7 +42,7 @@
           <w:i/>
           <w:iCs/>
         </w:rPr>
-        <w:t xml:space="preserve">Edition of 6 October 2026 — v1.4 — describes SelfRecover 0.11.0</w:t>
+        <w:t xml:space="preserve">Edition of 9 October 2026 — v1.5 — describes SelfRecover 0.12.0</w:t>
       </w:r>
     </w:p>
     <w:p>
@@ -3749,7 +3749,64 @@
         </w:numPr>
       </w:pPr>
       <w:r>
-        <w:t xml:space="preserve">Opening is braked before any account lookup: 10 per address and 20 service-wide per hour (defaults). There is deliberately no per-account brake: a third party could otherwise wall the owner out of level 3 with nothing shown to the arbitrator. Harassing an account shows up another way: the concurrent attempt is counted and displayed</w:t>
+        <w:t xml:space="preserve">Opening is braked before any account lookup: 10 per address per hour (default). A service-wide ceiling of 20 also exists, but it is read</w:t>
+      </w:r>
+      <w:r>
+        <w:t xml:space="preserve"> </w:t>
+      </w:r>
+      <w:r>
+        <w:rPr>
+          <w:b/>
+          <w:bCs/>
+        </w:rPr>
+        <w:t xml:space="preserve">only under the</w:t>
+      </w:r>
+      <w:r>
+        <w:rPr>
+          <w:b/>
+          <w:bCs/>
+        </w:rPr>
+        <w:t xml:space="preserve"> </w:t>
+      </w:r>
+      <w:r>
+        <w:rPr>
+          <w:rStyle w:val="VerbatimChar"/>
+          <w:b/>
+          <w:bCs/>
+        </w:rPr>
+        <w:t xml:space="preserve">tor-onion</w:t>
+      </w:r>
+      <w:r>
+        <w:rPr>
+          <w:b/>
+          <w:bCs/>
+        </w:rPr>
+        <w:t xml:space="preserve"> </w:t>
+      </w:r>
+      <w:r>
+        <w:rPr>
+          <w:b/>
+          <w:bCs/>
+        </w:rPr>
+        <w:t xml:space="preserve">profile</w:t>
+      </w:r>
+      <w:r>
+        <w:t xml:space="preserve">, where no address discriminates: under</w:t>
+      </w:r>
+      <w:r>
+        <w:t xml:space="preserve"> </w:t>
+      </w:r>
+      <w:r>
+        <w:rPr>
+          <w:rStyle w:val="VerbatimChar"/>
+        </w:rPr>
+        <w:t xml:space="preserve">clearweb</w:t>
+      </w:r>
+      <w:r>
+        <w:t xml:space="preserve"> </w:t>
+      </w:r>
+      <w:r>
+        <w:t xml:space="preserve">the per-address brake always bites, and a global ceiling would only add a master switch that anonymous requests suffice to pull (§6.1). There is deliberately no per-account brake: a third party could otherwise wall the owner out of level 3 with nothing shown to the arbitrator. Harassing an account shows up another way: the concurrent attempt is counted and displayed</w:t>
       </w:r>
     </w:p>
     <w:p>
@@ -4721,20 +4778,59 @@
         <w:t xml:space="preserve"> </w:t>
       </w:r>
       <w:r>
-        <w:t xml:space="preserve">erases expired disputes — neither the refused ones, on which the freeze is counted, nor the accepted ones, which a holder may still come back to consume. ⚠️ The library exposes the method;</w:t>
-      </w:r>
-      <w:r>
-        <w:t xml:space="preserve"> </w:t>
-      </w:r>
-      <w:r>
-        <w:rPr>
-          <w:b/>
-          <w:bCs/>
-        </w:rPr>
-        <w:t xml:space="preserve">it has no clock</w:t>
-      </w:r>
-      <w:r>
-        <w:t xml:space="preserve">. Calling it is the deployment’s job, from a scheduled task.</w:t>
+        <w:t xml:space="preserve">erases expired disputes — neither the refused ones, whose count informs the arbitrator, nor the accepted ones, which a holder may still come back to consume. 🔴</w:t>
+      </w:r>
+      <w:r>
+        <w:t xml:space="preserve"> </w:t>
+      </w:r>
+      <w:r>
+        <w:rPr>
+          <w:b/>
+          <w:bCs/>
+        </w:rPr>
+        <w:t xml:space="preserve">Nothing in the library calls it</w:t>
+      </w:r>
+      <w:r>
+        <w:t xml:space="preserve">: it has no clock, and none of its paths invoke the method. Running it periodically is the deployment’s job — a ready-to-drop</w:t>
+      </w:r>
+      <w:r>
+        <w:t xml:space="preserve"> </w:t>
+      </w:r>
+      <w:r>
+        <w:rPr>
+          <w:rStyle w:val="VerbatimChar"/>
+        </w:rPr>
+        <w:t xml:space="preserve">systemd</w:t>
+      </w:r>
+      <w:r>
+        <w:t xml:space="preserve"> </w:t>
+      </w:r>
+      <w:r>
+        <w:t xml:space="preserve">unit lives in</w:t>
+      </w:r>
+      <w:r>
+        <w:t xml:space="preserve"> </w:t>
+      </w:r>
+      <w:r>
+        <w:rPr>
+          <w:rStyle w:val="VerbatimChar"/>
+        </w:rPr>
+        <w:t xml:space="preserve">deploy/bi-self/</w:t>
+      </w:r>
+      <w:r>
+        <w:t xml:space="preserve">, and the tool it runs in</w:t>
+      </w:r>
+      <w:r>
+        <w:t xml:space="preserve"> </w:t>
+      </w:r>
+      <w:r>
+        <w:rPr>
+          <w:rStyle w:val="VerbatimChar"/>
+        </w:rPr>
+        <w:t xml:space="preserve">bi-self/selfrecover/tools/purger.php</w:t>
+      </w:r>
+      <w:r>
+        <w:t xml:space="preserve">.</w:t>
       </w:r>
     </w:p>
     <w:bookmarkStart w:id="37" w:name="dispute-closure-admin-decision"/>
@@ -4934,36 +5030,61 @@
         </w:numPr>
       </w:pPr>
       <w:r>
-        <w:t xml:space="preserve">On the</w:t>
-      </w:r>
-      <w:r>
-        <w:t xml:space="preserve"> </w:t>
-      </w:r>
-      <w:r>
-        <w:rPr>
-          <w:b/>
-          <w:bCs/>
-        </w:rPr>
-        <w:t xml:space="preserve">3rd refusal within a rolling 30-day window</w:t>
-      </w:r>
-      <w:r>
-        <w:t xml:space="preserve">,</w:t>
-      </w:r>
-      <w:r>
-        <w:t xml:space="preserve"> </w:t>
-      </w:r>
-      <w:r>
-        <w:rPr>
-          <w:i/>
-          <w:iCs/>
-        </w:rPr>
-        <w:t xml:space="preserve">opening</w:t>
-      </w:r>
-      <w:r>
-        <w:t xml:space="preserve"> </w:t>
-      </w:r>
-      <w:r>
-        <w:t xml:space="preserve">new cases freezes for 7 days on that account. An administrator can lift the freeze, and the record of who lifted it is kept. During the freeze, a request to open gets the refusal of an unknown name (§5.3): the freeze cannot be read from outside</w:t>
+        <w:t xml:space="preserve">The refusal is</w:t>
+      </w:r>
+      <w:r>
+        <w:t xml:space="preserve"> </w:t>
+      </w:r>
+      <w:r>
+        <w:rPr>
+          <w:b/>
+          <w:bCs/>
+        </w:rPr>
+        <w:t xml:space="preserve">counted</w:t>
+      </w:r>
+      <w:r>
+        <w:t xml:space="preserve">, and the count handed to the arbitrator: on the</w:t>
+      </w:r>
+      <w:r>
+        <w:t xml:space="preserve"> </w:t>
+      </w:r>
+      <w:r>
+        <w:rPr>
+          <w:b/>
+          <w:bCs/>
+        </w:rPr>
+        <w:t xml:space="preserve">3rd within a rolling 30-day window</w:t>
+      </w:r>
+      <w:r>
+        <w:t xml:space="preserve">, the response carries</w:t>
+      </w:r>
+      <w:r>
+        <w:t xml:space="preserve"> </w:t>
+      </w:r>
+      <w:r>
+        <w:rPr>
+          <w:rStyle w:val="VerbatimChar"/>
+        </w:rPr>
+        <w:t xml:space="preserve">gel_suggere</w:t>
+      </w:r>
+      <w:r>
+        <w:t xml:space="preserve">.</w:t>
+      </w:r>
+      <w:r>
+        <w:t xml:space="preserve"> </w:t>
+      </w:r>
+      <w:r>
+        <w:rPr>
+          <w:b/>
+          <w:bCs/>
+        </w:rPr>
+        <w:t xml:space="preserve">That counter poses no freeze.</w:t>
+      </w:r>
+      <w:r>
+        <w:t xml:space="preserve"> </w:t>
+      </w:r>
+      <w:r>
+        <w:t xml:space="preserve">An administrator freezes opening explicitly, for 7 days; they lift it whenever they want, and the record of who lifted it is kept. During the freeze, a request to open gets the refusal of an unknown name (§5.3): the freeze cannot be read from outside</w:t>
       </w:r>
     </w:p>
     <w:p>
@@ -5055,13 +5176,117 @@
           <w:b/>
           <w:bCs/>
         </w:rPr>
-        <w:t xml:space="preserve">Rationale:</w:t>
-      </w:r>
-      <w:r>
-        <w:t xml:space="preserve"> </w:t>
-      </w:r>
-      <w:r>
-        <w:t xml:space="preserve">the freeze costs whoever insists without convincing, and costs the owner nothing — they keep signing in normally throughout. Counting is on</w:t>
+        <w:t xml:space="preserve">Rationale, corrected in 0.12.0.</w:t>
+      </w:r>
+      <w:r>
+        <w:t xml:space="preserve"> </w:t>
+      </w:r>
+      <w:r>
+        <w:t xml:space="preserve">This document claimed that</w:t>
+      </w:r>
+      <w:r>
+        <w:t xml:space="preserve"> </w:t>
+      </w:r>
+      <w:r>
+        <w:t xml:space="preserve">“</w:t>
+      </w:r>
+      <w:r>
+        <w:t xml:space="preserve">the freeze costs whoever insists without convincing, and costs the owner nothing — they keep signing in normally throughout</w:t>
+      </w:r>
+      <w:r>
+        <w:t xml:space="preserve">”</w:t>
+      </w:r>
+      <w:r>
+        <w:t xml:space="preserve">. Both halves were false.</w:t>
+      </w:r>
+    </w:p>
+    <w:p>
+      <w:pPr>
+        <w:pStyle w:val="BodyText"/>
+      </w:pPr>
+      <w:r>
+        <w:t xml:space="preserve">The first: the refusal counter is keyed on the</w:t>
+      </w:r>
+      <w:r>
+        <w:t xml:space="preserve"> </w:t>
+      </w:r>
+      <w:r>
+        <w:rPr>
+          <w:b/>
+          <w:bCs/>
+        </w:rPr>
+        <w:t xml:space="preserve">targeted account</w:t>
+      </w:r>
+      <w:r>
+        <w:t xml:space="preserve">, never on the requester. The claim hash is chosen by the caller, and an account name is semi-public: a third party opened three cases against a displayed name, was refused three times, and the freeze landed on the owner.</w:t>
+      </w:r>
+    </w:p>
+    <w:p>
+      <w:pPr>
+        <w:pStyle w:val="BodyText"/>
+      </w:pPr>
+      <w:r>
+        <w:t xml:space="preserve">The second:</w:t>
+      </w:r>
+      <w:r>
+        <w:t xml:space="preserve"> </w:t>
+      </w:r>
+      <w:r>
+        <w:t xml:space="preserve">“</w:t>
+      </w:r>
+      <w:r>
+        <w:t xml:space="preserve">they keep signing in normally</w:t>
+      </w:r>
+      <w:r>
+        <w:t xml:space="preserve">”</w:t>
+      </w:r>
+      <w:r>
+        <w:t xml:space="preserve"> </w:t>
+      </w:r>
+      <w:r>
+        <w:t xml:space="preserve">describes someone who does not exist at this stage. Level 3 addresses whoever has neither password, nor passphrase, nor recovery sheet left.</w:t>
+      </w:r>
+      <w:r>
+        <w:t xml:space="preserve"> </w:t>
+      </w:r>
+      <w:r>
+        <w:t xml:space="preserve">“</w:t>
+      </w:r>
+      <w:r>
+        <w:t xml:space="preserve">The account is not touched</w:t>
+      </w:r>
+      <w:r>
+        <w:t xml:space="preserve">”</w:t>
+      </w:r>
+      <w:r>
+        <w:t xml:space="preserve"> </w:t>
+      </w:r>
+      <w:r>
+        <w:t xml:space="preserve">remains true — the secrets are intact — but the conclusion drawn from it is not: closing that person’s procedure closes their last door.</w:t>
+      </w:r>
+    </w:p>
+    <w:p>
+      <w:pPr>
+        <w:pStyle w:val="BodyText"/>
+      </w:pPr>
+      <w:r>
+        <w:t xml:space="preserve">Hence the current shape:</w:t>
+      </w:r>
+      <w:r>
+        <w:t xml:space="preserve"> </w:t>
+      </w:r>
+      <w:r>
+        <w:rPr>
+          <w:b/>
+          <w:bCs/>
+        </w:rPr>
+        <w:t xml:space="preserve">the counter informs, the arbitrator decides.</w:t>
+      </w:r>
+      <w:r>
+        <w:t xml:space="preserve"> </w:t>
+      </w:r>
+      <w:r>
+        <w:t xml:space="preserve">A counter cannot tell who is insisting; a human reading the bundle, the concurrent requests and the thread can. Counting is still on</w:t>
       </w:r>
       <w:r>
         <w:t xml:space="preserve"> </w:t>
@@ -5074,7 +5299,7 @@
         <w:t xml:space="preserve">refused cases</w:t>
       </w:r>
       <w:r>
-        <w:t xml:space="preserve">, not submissions: three submissions within one case remain one refusal, otherwise an honest owner’s persistence would trip the freeze as fast as a hostile campaign.</w:t>
+        <w:t xml:space="preserve">, not submissions: three submissions within one case remain one refusal, otherwise an honest owner’s persistence would weigh as much as a hostile campaign.</w:t>
       </w:r>
     </w:p>
     <w:bookmarkEnd w:id="37"/>
@@ -5617,7 +5842,19 @@
         <w:t xml:space="preserve">Counters</w:t>
       </w:r>
       <w:r>
-        <w:t xml:space="preserve">: per address at level 1, per account and per address at level 2 and at device enrollment, with level-2 suspension after 20 failures; per address and service-wide when opening a level-3 dispute. The per-address brake only exists under the</w:t>
+        <w:t xml:space="preserve">: per address at level 1, per account and per address at level 2 and at device enrollment, with level-2 suspension after 20 failures; per address when opening a level-3 dispute, plus a service-wide ceiling read only under</w:t>
+      </w:r>
+      <w:r>
+        <w:t xml:space="preserve"> </w:t>
+      </w:r>
+      <w:r>
+        <w:rPr>
+          <w:rStyle w:val="VerbatimChar"/>
+        </w:rPr>
+        <w:t xml:space="preserve">tor-onion</w:t>
+      </w:r>
+      <w:r>
+        <w:t xml:space="preserve">. The per-address brake only exists under the</w:t>
       </w:r>
       <w:r>
         <w:t xml:space="preserve"> </w:t>
@@ -6053,7 +6290,7 @@
         <w:t xml:space="preserve"> </w:t>
       </w:r>
       <w:r>
-        <w:t xml:space="preserve">→ failed attempts are cleared, the user continues normally; refused disputes still count toward the freeze (§6.1)</w:t>
+        <w:t xml:space="preserve">→ failed attempts are cleared, the user continues normally; refused disputes still count, to inform an arbitrator (§6.1)</w:t>
       </w:r>
     </w:p>
     <w:p>
@@ -6350,7 +6587,22 @@
         <w:t xml:space="preserve">ouverture_refusee</w:t>
       </w:r>
       <w:r>
-        <w:t xml:space="preserve">, with the same delay. What opposes it is cost: two brakes applied before the account lookup (per address, per service), that delay on every refusal, and a proof of work in front of the route — which the library cannot impose, having no routes</w:t>
+        <w:t xml:space="preserve">, with the same delay. What opposes it is cost: a per-address brake applied before the account lookup, the service-wide ceiling that replaces it under</w:t>
+      </w:r>
+      <w:r>
+        <w:t xml:space="preserve"> </w:t>
+      </w:r>
+      <w:r>
+        <w:rPr>
+          <w:rStyle w:val="VerbatimChar"/>
+        </w:rPr>
+        <w:t xml:space="preserve">tor-onion</w:t>
+      </w:r>
+      <w:r>
+        <w:t xml:space="preserve"> </w:t>
+      </w:r>
+      <w:r>
+        <w:t xml:space="preserve">(§5.3), that delay on every refusal, and a proof of work in front of the route — which the library cannot impose, having no routes</w:t>
       </w:r>
     </w:p>
     <w:p>
@@ -7143,7 +7395,7 @@
         </w:numPr>
       </w:pPr>
       <w:r>
-        <w:t xml:space="preserve">If the user forgot their memorized word and lost their passphrase, only level 3 is left: a human arbitrator. If the arbitrator refuses there is no other recourse; a new dispute stays possible until the 7-day freeze, on the 3rd refusal in 30 days</w:t>
+        <w:t xml:space="preserve">If the user forgot their memorized word and lost their passphrase, only level 3 is left: a human arbitrator. If the arbitrator refuses there is no other recourse; a new dispute stays possible — a refusal, however often repeated, no longer closes opening by itself. Only an administrator can freeze it, and reopen it</w:t>
       </w:r>
     </w:p>
     <w:p>
@@ -8040,7 +8292,7 @@
         <w:t xml:space="preserve">ext-pdo_sqlite</w:t>
       </w:r>
       <w:r>
-        <w:t xml:space="preserve">); elsewhere, the column types and three adapter constructs (four queries) are rewritten — the header of</w:t>
+        <w:t xml:space="preserve">); elsewhere, the column types and four adapter constructs (five queries) are rewritten — the header of</w:t>
       </w:r>
       <w:r>
         <w:t xml:space="preserve"> </w:t>
@@ -8824,7 +9076,7 @@
         </w:numPr>
       </w:pPr>
       <w:r>
-        <w:t xml:space="preserve">☒ Protocol specification (v1.4)</w:t>
+        <w:t xml:space="preserve">☒ Protocol specification (v1.5)</w:t>
       </w:r>
     </w:p>
     <w:p>

--- a/bi-self/selfrecover/docs/whitepaper-en.docx
+++ b/bi-self/selfrecover/docs/whitepaper-en.docx
@@ -4120,7 +4120,77 @@
         <w:t xml:space="preserve"> </w:t>
       </w:r>
       <w:r>
-        <w:t xml:space="preserve">in JavaScript (t=3, m=64 MiB, p=1, under a per-blob salt), written in the library and checked against libsodium’s vectors — no vendored binary. The resulting blob carries its version and derivation parameters; a blob declaring parameters below this floor is refused. Where it is stored is an integration choice: the reference implementation uses</w:t>
+        <w:t xml:space="preserve">in JavaScript (t=3, m=64 MiB, p=1, under a per-blob salt), written in the library and checked against libsodium’s vectors — no vendored binary.</w:t>
+      </w:r>
+      <w:r>
+        <w:t xml:space="preserve"> </w:t>
+      </w:r>
+      <w:r>
+        <w:rPr>
+          <w:b/>
+          <w:bCs/>
+        </w:rPr>
+        <w:t xml:space="preserve">This profile is SelfDataGuard’s</w:t>
+      </w:r>
+      <w:r>
+        <w:t xml:space="preserve"> </w:t>
+      </w:r>
+      <w:r>
+        <w:t xml:space="preserve">(</w:t>
+      </w:r>
+      <w:r>
+        <w:rPr>
+          <w:rStyle w:val="VerbatimChar"/>
+        </w:rPr>
+        <w:t xml:space="preserve">Primitives::ARGON2_OPSLIMIT</w:t>
+      </w:r>
+      <w:r>
+        <w:t xml:space="preserve"> </w:t>
+      </w:r>
+      <w:r>
+        <w:t xml:space="preserve">and</w:t>
+      </w:r>
+      <w:r>
+        <w:t xml:space="preserve"> </w:t>
+      </w:r>
+      <w:r>
+        <w:rPr>
+          <w:rStyle w:val="VerbatimChar"/>
+        </w:rPr>
+        <w:t xml:space="preserve">ARGON2_MEMLIMIT</w:t>
+      </w:r>
+      <w:r>
+        <w:t xml:space="preserve">), and a test keeps the two equal:</w:t>
+      </w:r>
+      <w:r>
+        <w:t xml:space="preserve"> </w:t>
+      </w:r>
+      <w:r>
+        <w:rPr>
+          <w:rStyle w:val="VerbatimChar"/>
+        </w:rPr>
+        <w:t xml:space="preserve">p=1</w:t>
+      </w:r>
+      <w:r>
+        <w:t xml:space="preserve"> </w:t>
+      </w:r>
+      <w:r>
+        <w:t xml:space="preserve">is the only degree of parallelism</w:t>
+      </w:r>
+      <w:r>
+        <w:t xml:space="preserve"> </w:t>
+      </w:r>
+      <w:r>
+        <w:rPr>
+          <w:rStyle w:val="VerbatimChar"/>
+        </w:rPr>
+        <w:t xml:space="preserve">sodium_crypto_pwhash</w:t>
+      </w:r>
+      <w:r>
+        <w:t xml:space="preserve"> </w:t>
+      </w:r>
+      <w:r>
+        <w:t xml:space="preserve">can produce, hence the only profile whose vectors the PHP oracle can verify — which is what keeps two languages agreeing on the same digests. The resulting blob carries its version and derivation parameters; a blob declaring parameters below this floor is refused. Where it is stored is an integration choice: the reference implementation uses</w:t>
       </w:r>
       <w:r>
         <w:t xml:space="preserve"> </w:t>

--- a/bi-self/selfrecover/docs/whitepaper-en.docx
+++ b/bi-self/selfrecover/docs/whitepaper-en.docx
@@ -42,7 +42,7 @@
           <w:i/>
           <w:iCs/>
         </w:rPr>
-        <w:t xml:space="preserve">Edition of 9 October 2026 — v1.5 — describes SelfRecover 0.12.0</w:t>
+        <w:t xml:space="preserve">Edition of 10 October 2026 — v1.5 — describes SelfRecover 0.12.1</w:t>
       </w:r>
     </w:p>
     <w:p>

--- a/bi-self/selfrecover/docs/whitepaper-en.docx
+++ b/bi-self/selfrecover/docs/whitepaper-en.docx
@@ -42,7 +42,7 @@
           <w:i/>
           <w:iCs/>
         </w:rPr>
-        <w:t xml:space="preserve">Edition of 10 October 2026 — v1.5 — describes SelfRecover 0.12.1</w:t>
+        <w:t xml:space="preserve">Edition of 10 October 2026 — v1.5 — describes SelfRecover 0.12.2</w:t>
       </w:r>
     </w:p>
     <w:p>

--- a/bi-self/selfrecover/docs/whitepaper-en.docx
+++ b/bi-self/selfrecover/docs/whitepaper-en.docx
@@ -42,7 +42,7 @@
           <w:i/>
           <w:iCs/>
         </w:rPr>
-        <w:t xml:space="preserve">Edition of 10 October 2026 — v1.5 — describes SelfRecover 0.12.2</w:t>
+        <w:t xml:space="preserve">Edition of 14 October 2026 — v1.5 — describes SelfRecover 0.12.3</w:t>
       </w:r>
     </w:p>
     <w:p>
@@ -4848,7 +4848,7 @@
         <w:t xml:space="preserve"> </w:t>
       </w:r>
       <w:r>
-        <w:t xml:space="preserve">erases expired disputes — neither the refused ones, whose count informs the arbitrator, nor the accepted ones, which a holder may still come back to consume. 🔴</w:t>
+        <w:t xml:space="preserve">erases expired disputes — neither the refused ones, whose count informs the arbitrator, nor the accepted ones, which a holder may still come back to consume, nor, for thirty days, those where answers or a message were waiting for an arbitrator, who reads them next to the following dispute. An expired dispute can no longer be decided, and expiry frees the slot on the account: the holder opens another one. 🔴</w:t>
       </w:r>
       <w:r>
         <w:t xml:space="preserve"> </w:t>
@@ -8172,6 +8172,99 @@
       </w:r>
       <w:r>
         <w:t xml:space="preserve">with the derivation host</w:t>
+      </w:r>
+    </w:p>
+    <w:p>
+      <w:pPr>
+        <w:pStyle w:val="Compact"/>
+        <w:numPr>
+          <w:ilvl w:val="0"/>
+          <w:numId w:val="1024"/>
+        </w:numPr>
+      </w:pPr>
+      <w:r>
+        <w:t xml:space="preserve">☐ With an adapter other than the shipped one:</w:t>
+      </w:r>
+      <w:r>
+        <w:t xml:space="preserve"> </w:t>
+      </w:r>
+      <w:r>
+        <w:rPr>
+          <w:rStyle w:val="VerbatimChar"/>
+        </w:rPr>
+        <w:t xml:space="preserve">cloreLitige()</w:t>
+      </w:r>
+      <w:r>
+        <w:t xml:space="preserve"> </w:t>
+      </w:r>
+      <w:r>
+        <w:t xml:space="preserve">closes only a dispute that is still active and throws</w:t>
+      </w:r>
+      <w:r>
+        <w:t xml:space="preserve"> </w:t>
+      </w:r>
+      <w:r>
+        <w:rPr>
+          <w:rStyle w:val="VerbatimChar"/>
+        </w:rPr>
+        <w:t xml:space="preserve">LitigeDejaClos</w:t>
+      </w:r>
+      <w:r>
+        <w:t xml:space="preserve"> </w:t>
+      </w:r>
+      <w:r>
+        <w:t xml:space="preserve">otherwise, and</w:t>
+      </w:r>
+      <w:r>
+        <w:t xml:space="preserve"> </w:t>
+      </w:r>
+      <w:r>
+        <w:rPr>
+          <w:rStyle w:val="VerbatimChar"/>
+        </w:rPr>
+        <w:t xml:space="preserve">purgerLitigesExpires()</w:t>
+      </w:r>
+      <w:r>
+        <w:t xml:space="preserve"> </w:t>
+      </w:r>
+      <w:r>
+        <w:t xml:space="preserve">erases closed disputes and those opened with nothing written in them as soon as they expire, other undecided disputes</w:t>
+      </w:r>
+      <w:r>
+        <w:t xml:space="preserve"> </w:t>
+      </w:r>
+      <w:r>
+        <w:rPr>
+          <w:rStyle w:val="VerbatimChar"/>
+        </w:rPr>
+        <w:t xml:space="preserve">RETENTION_DOSSIER_DEPOSE</w:t>
+      </w:r>
+      <w:r>
+        <w:t xml:space="preserve"> </w:t>
+      </w:r>
+      <w:r>
+        <w:t xml:space="preserve">later</w:t>
+      </w:r>
+    </w:p>
+    <w:p>
+      <w:pPr>
+        <w:pStyle w:val="Compact"/>
+        <w:numPr>
+          <w:ilvl w:val="0"/>
+          <w:numId w:val="1024"/>
+        </w:numPr>
+      </w:pPr>
+      <w:r>
+        <w:t xml:space="preserve">☐ After level 1 or 2, continue on the account with the returned name (</w:t>
+      </w:r>
+      <w:r>
+        <w:rPr>
+          <w:rStyle w:val="VerbatimChar"/>
+        </w:rPr>
+        <w:t xml:space="preserve">compte</w:t>
+      </w:r>
+      <w:r>
+        <w:t xml:space="preserve">), never with the input</w:t>
       </w:r>
     </w:p>
     <w:p>

--- a/bi-self/selfrecover/docs/whitepaper-en.docx
+++ b/bi-self/selfrecover/docs/whitepaper-en.docx
@@ -309,7 +309,7 @@
         <w:pStyle w:val="BlockText"/>
       </w:pPr>
       <w:r>
-        <w:t xml:space="preserve">Recovery word alone = nothing.</w:t>
+        <w:t xml:space="preserve">Recovery word alone = nothing for the account.</w:t>
       </w:r>
       <w:r>
         <w:t xml:space="preserve"> </w:t>
@@ -330,6 +330,30 @@
       </w:pPr>
       <w:r>
         <w:t xml:space="preserve">SelfRecover is a split-knowledge recovery system. The user remembers one word. The system provides the algorithm. Neither has value without the other.</w:t>
+      </w:r>
+    </w:p>
+    <w:p>
+      <w:pPr>
+        <w:pStyle w:val="BodyText"/>
+      </w:pPr>
+      <w:r>
+        <w:t xml:space="preserve">⚠️</w:t>
+      </w:r>
+      <w:r>
+        <w:t xml:space="preserve"> </w:t>
+      </w:r>
+      <w:r>
+        <w:rPr>
+          <w:b/>
+          <w:bCs/>
+        </w:rPr>
+        <w:t xml:space="preserve">With SelfDataGuard, the word also opens the data.</w:t>
+      </w:r>
+      <w:r>
+        <w:t xml:space="preserve"> </w:t>
+      </w:r>
+      <w:r>
+        <w:t xml:space="preserve">It is an intended fallback lock: it gives the data back to a user who has lost everything but this word. It is as strong as the word, and no other factor is added to it.</w:t>
       </w:r>
     </w:p>
     <w:p>

--- a/bi-self/selfrecover/docs/whitepaper-en.docx
+++ b/bi-self/selfrecover/docs/whitepaper-en.docx
@@ -42,7 +42,7 @@
           <w:i/>
           <w:iCs/>
         </w:rPr>
-        <w:t xml:space="preserve">Edition of 14 October 2026 — v1.5 — describes SelfRecover 0.12.3</w:t>
+        <w:t xml:space="preserve">Edition of 15 October 2026 — v1.5 — describes SelfRecover 0.12.4</w:t>
       </w:r>
     </w:p>
     <w:p>
@@ -8208,6 +8208,51 @@
       </w:pPr>
       <w:r>
         <w:t xml:space="preserve">☐ With an adapter other than the shipped one:</w:t>
+      </w:r>
+      <w:r>
+        <w:t xml:space="preserve"> </w:t>
+      </w:r>
+      <w:r>
+        <w:rPr>
+          <w:rStyle w:val="VerbatimChar"/>
+        </w:rPr>
+        <w:t xml:space="preserve">trancherLitige()</w:t>
+      </w:r>
+      <w:r>
+        <w:t xml:space="preserve"> </w:t>
+      </w:r>
+      <w:r>
+        <w:t xml:space="preserve">and</w:t>
+      </w:r>
+      <w:r>
+        <w:t xml:space="preserve"> </w:t>
+      </w:r>
+      <w:r>
+        <w:rPr>
+          <w:rStyle w:val="VerbatimChar"/>
+        </w:rPr>
+        <w:t xml:space="preserve">enregistrerFaisceau()</w:t>
+      </w:r>
+      <w:r>
+        <w:t xml:space="preserve"> </w:t>
+      </w:r>
+      <w:r>
+        <w:t xml:space="preserve">write only to a dispute still under review and throw</w:t>
+      </w:r>
+      <w:r>
+        <w:t xml:space="preserve"> </w:t>
+      </w:r>
+      <w:r>
+        <w:rPr>
+          <w:rStyle w:val="VerbatimChar"/>
+        </w:rPr>
+        <w:t xml:space="preserve">LitigeDejaTranche</w:t>
+      </w:r>
+      <w:r>
+        <w:t xml:space="preserve"> </w:t>
+      </w:r>
+      <w:r>
+        <w:t xml:space="preserve">otherwise,</w:t>
       </w:r>
       <w:r>
         <w:t xml:space="preserve"> </w:t>

--- a/bi-self/selfrecover/docs/whitepaper-en.docx
+++ b/bi-self/selfrecover/docs/whitepaper-en.docx
@@ -42,7 +42,7 @@
           <w:i/>
           <w:iCs/>
         </w:rPr>
-        <w:t xml:space="preserve">Edition of 15 October 2026 — v1.5 — describes SelfRecover 0.12.4</w:t>
+        <w:t xml:space="preserve">Edition of 16 October 2026 — v1.5 — describes SelfRecover 0.12.5</w:t>
       </w:r>
     </w:p>
     <w:p>
